--- a/ос/лабы/2/лб2.docx
+++ b/ос/лабы/2/лб2.docx
@@ -931,250 +931,6 @@
           <w:lang w:val="en-US"/>
         </w:rPr>
         <w:t>Linux</w:t>
-      </w:r>
-    </w:p>
-    <w:p>
-      <w:pPr>
-        <w:numPr>
-          <w:ilvl w:val="0"/>
-          <w:numId w:val="17"/>
-        </w:numPr>
-        <w:spacing w:after="0" w:line="240" w:lineRule="auto"/>
-        <w:jc w:val="both"/>
-        <w:rPr>
-          <w:rFonts w:ascii="Times New Roman" w:hAnsi="Times New Roman" w:cs="Times New Roman"/>
-          <w:sz w:val="28"/>
-          <w:szCs w:val="28"/>
-        </w:rPr>
-      </w:pPr>
-      <w:r>
-        <w:rPr>
-          <w:rFonts w:ascii="Times New Roman" w:hAnsi="Times New Roman" w:cs="Times New Roman"/>
-          <w:sz w:val="28"/>
-          <w:szCs w:val="28"/>
-        </w:rPr>
-        <w:t xml:space="preserve">интернет-ресурс </w:t>
-      </w:r>
-      <w:hyperlink r:id="rId8" w:history="1">
-        <w:r>
-          <w:rPr>
-            <w:rStyle w:val="a3"/>
-            <w:rFonts w:ascii="Times New Roman" w:hAnsi="Times New Roman" w:cs="Times New Roman"/>
-            <w:sz w:val="28"/>
-            <w:szCs w:val="28"/>
-            <w:lang w:val="en-US"/>
-          </w:rPr>
-          <w:t>https</w:t>
-        </w:r>
-        <w:r>
-          <w:rPr>
-            <w:rStyle w:val="a3"/>
-            <w:rFonts w:ascii="Times New Roman" w:hAnsi="Times New Roman" w:cs="Times New Roman"/>
-            <w:sz w:val="28"/>
-            <w:szCs w:val="28"/>
-          </w:rPr>
-          <w:t>://</w:t>
-        </w:r>
-        <w:r>
-          <w:rPr>
-            <w:rStyle w:val="a3"/>
-            <w:rFonts w:ascii="Times New Roman" w:hAnsi="Times New Roman" w:cs="Times New Roman"/>
-            <w:sz w:val="28"/>
-            <w:szCs w:val="28"/>
-            <w:lang w:val="en-US"/>
-          </w:rPr>
-          <w:t>ss</w:t>
-        </w:r>
-        <w:r>
-          <w:rPr>
-            <w:rStyle w:val="a3"/>
-            <w:rFonts w:ascii="Times New Roman" w:hAnsi="Times New Roman" w:cs="Times New Roman"/>
-            <w:sz w:val="28"/>
-            <w:szCs w:val="28"/>
-          </w:rPr>
-          <w:t>64.</w:t>
-        </w:r>
-        <w:r>
-          <w:rPr>
-            <w:rStyle w:val="a3"/>
-            <w:rFonts w:ascii="Times New Roman" w:hAnsi="Times New Roman" w:cs="Times New Roman"/>
-            <w:sz w:val="28"/>
-            <w:szCs w:val="28"/>
-            <w:lang w:val="en-US"/>
-          </w:rPr>
-          <w:t>com</w:t>
-        </w:r>
-        <w:r>
-          <w:rPr>
-            <w:rStyle w:val="a3"/>
-            <w:rFonts w:ascii="Times New Roman" w:hAnsi="Times New Roman" w:cs="Times New Roman"/>
-            <w:sz w:val="28"/>
-            <w:szCs w:val="28"/>
-          </w:rPr>
-          <w:t>/</w:t>
-        </w:r>
-      </w:hyperlink>
-      <w:r>
-        <w:rPr>
-          <w:rFonts w:ascii="Times New Roman" w:hAnsi="Times New Roman" w:cs="Times New Roman"/>
-          <w:sz w:val="28"/>
-          <w:szCs w:val="28"/>
-        </w:rPr>
-        <w:t>;</w:t>
-      </w:r>
-    </w:p>
-    <w:p>
-      <w:pPr>
-        <w:numPr>
-          <w:ilvl w:val="0"/>
-          <w:numId w:val="17"/>
-        </w:numPr>
-        <w:spacing w:after="0" w:line="240" w:lineRule="auto"/>
-        <w:jc w:val="both"/>
-        <w:rPr>
-          <w:rFonts w:ascii="Times New Roman" w:hAnsi="Times New Roman" w:cs="Times New Roman"/>
-          <w:sz w:val="28"/>
-          <w:szCs w:val="28"/>
-        </w:rPr>
-      </w:pPr>
-      <w:r>
-        <w:rPr>
-          <w:rFonts w:ascii="Times New Roman" w:hAnsi="Times New Roman" w:cs="Times New Roman"/>
-          <w:sz w:val="28"/>
-          <w:szCs w:val="28"/>
-        </w:rPr>
-        <w:t xml:space="preserve">интернет-ресурс </w:t>
-      </w:r>
-      <w:hyperlink r:id="rId9" w:history="1">
-        <w:r>
-          <w:rPr>
-            <w:rStyle w:val="a3"/>
-            <w:rFonts w:ascii="Times New Roman" w:hAnsi="Times New Roman" w:cs="Times New Roman"/>
-            <w:sz w:val="28"/>
-            <w:szCs w:val="28"/>
-          </w:rPr>
-          <w:t>https://github.com/PowerShell/PowerShell/</w:t>
-        </w:r>
-      </w:hyperlink>
-      <w:r>
-        <w:rPr>
-          <w:rFonts w:ascii="Times New Roman" w:hAnsi="Times New Roman" w:cs="Times New Roman"/>
-          <w:sz w:val="28"/>
-          <w:szCs w:val="28"/>
-        </w:rPr>
-        <w:t>;</w:t>
-      </w:r>
-    </w:p>
-    <w:p>
-      <w:pPr>
-        <w:numPr>
-          <w:ilvl w:val="0"/>
-          <w:numId w:val="17"/>
-        </w:numPr>
-        <w:spacing w:after="0" w:line="240" w:lineRule="auto"/>
-        <w:jc w:val="both"/>
-        <w:rPr>
-          <w:rFonts w:ascii="Times New Roman" w:hAnsi="Times New Roman" w:cs="Times New Roman"/>
-          <w:sz w:val="28"/>
-          <w:szCs w:val="28"/>
-        </w:rPr>
-      </w:pPr>
-      <w:r>
-        <w:rPr>
-          <w:rFonts w:ascii="Times New Roman" w:hAnsi="Times New Roman" w:cs="Times New Roman"/>
-          <w:sz w:val="28"/>
-          <w:szCs w:val="28"/>
-        </w:rPr>
-        <w:t xml:space="preserve">интернет-ресурс </w:t>
-      </w:r>
-      <w:r>
-        <w:rPr>
-          <w:rFonts w:ascii="Times New Roman" w:hAnsi="Times New Roman" w:cs="Times New Roman"/>
-          <w:sz w:val="28"/>
-          <w:szCs w:val="28"/>
-          <w:lang w:val="en-US"/>
-        </w:rPr>
-        <w:t>https</w:t>
-      </w:r>
-      <w:r>
-        <w:rPr>
-          <w:rFonts w:ascii="Times New Roman" w:hAnsi="Times New Roman" w:cs="Times New Roman"/>
-          <w:sz w:val="28"/>
-          <w:szCs w:val="28"/>
-        </w:rPr>
-        <w:t>://</w:t>
-      </w:r>
-      <w:proofErr w:type="spellStart"/>
-      <w:r>
-        <w:rPr>
-          <w:rFonts w:ascii="Times New Roman" w:hAnsi="Times New Roman" w:cs="Times New Roman"/>
-          <w:sz w:val="28"/>
-          <w:szCs w:val="28"/>
-          <w:lang w:val="en-US"/>
-        </w:rPr>
-        <w:t>github</w:t>
-      </w:r>
-      <w:proofErr w:type="spellEnd"/>
-      <w:r>
-        <w:rPr>
-          <w:rFonts w:ascii="Times New Roman" w:hAnsi="Times New Roman" w:cs="Times New Roman"/>
-          <w:sz w:val="28"/>
-          <w:szCs w:val="28"/>
-        </w:rPr>
-        <w:t>.</w:t>
-      </w:r>
-      <w:r>
-        <w:rPr>
-          <w:rFonts w:ascii="Times New Roman" w:hAnsi="Times New Roman" w:cs="Times New Roman"/>
-          <w:sz w:val="28"/>
-          <w:szCs w:val="28"/>
-          <w:lang w:val="en-US"/>
-        </w:rPr>
-        <w:t>com</w:t>
-      </w:r>
-      <w:r>
-        <w:rPr>
-          <w:rFonts w:ascii="Times New Roman" w:hAnsi="Times New Roman" w:cs="Times New Roman"/>
-          <w:sz w:val="28"/>
-          <w:szCs w:val="28"/>
-        </w:rPr>
-        <w:t>/</w:t>
-      </w:r>
-      <w:proofErr w:type="spellStart"/>
-      <w:r>
-        <w:rPr>
-          <w:rFonts w:ascii="Times New Roman" w:hAnsi="Times New Roman" w:cs="Times New Roman"/>
-          <w:sz w:val="28"/>
-          <w:szCs w:val="28"/>
-          <w:lang w:val="en-US"/>
-        </w:rPr>
-        <w:t>bminor</w:t>
-      </w:r>
-      <w:proofErr w:type="spellEnd"/>
-      <w:r>
-        <w:rPr>
-          <w:rFonts w:ascii="Times New Roman" w:hAnsi="Times New Roman" w:cs="Times New Roman"/>
-          <w:sz w:val="28"/>
-          <w:szCs w:val="28"/>
-        </w:rPr>
-        <w:t>/</w:t>
-      </w:r>
-      <w:r>
-        <w:rPr>
-          <w:rFonts w:ascii="Times New Roman" w:hAnsi="Times New Roman" w:cs="Times New Roman"/>
-          <w:sz w:val="28"/>
-          <w:szCs w:val="28"/>
-          <w:lang w:val="en-US"/>
-        </w:rPr>
-        <w:t>bash</w:t>
-      </w:r>
-      <w:r>
-        <w:rPr>
-          <w:rFonts w:ascii="Times New Roman" w:hAnsi="Times New Roman" w:cs="Times New Roman"/>
-          <w:sz w:val="28"/>
-          <w:szCs w:val="28"/>
-        </w:rPr>
-        <w:t>/.</w:t>
       </w:r>
     </w:p>
     <w:p>
@@ -1630,7 +1386,7 @@
                     <pic:cNvPicPr/>
                   </pic:nvPicPr>
                   <pic:blipFill>
-                    <a:blip r:embed="rId10"/>
+                    <a:blip r:embed="rId8"/>
                     <a:stretch>
                       <a:fillRect/>
                     </a:stretch>
@@ -1852,7 +1608,7 @@
                     <pic:cNvPicPr/>
                   </pic:nvPicPr>
                   <pic:blipFill>
-                    <a:blip r:embed="rId11"/>
+                    <a:blip r:embed="rId9"/>
                     <a:stretch>
                       <a:fillRect/>
                     </a:stretch>
@@ -2060,7 +1816,7 @@
                     <pic:cNvPicPr/>
                   </pic:nvPicPr>
                   <pic:blipFill>
-                    <a:blip r:embed="rId12"/>
+                    <a:blip r:embed="rId10"/>
                     <a:stretch>
                       <a:fillRect/>
                     </a:stretch>
@@ -2242,7 +1998,7 @@
                     <pic:cNvPicPr/>
                   </pic:nvPicPr>
                   <pic:blipFill>
-                    <a:blip r:embed="rId12"/>
+                    <a:blip r:embed="rId10"/>
                     <a:stretch>
                       <a:fillRect/>
                     </a:stretch>
@@ -2396,7 +2152,7 @@
                     <pic:cNvPicPr/>
                   </pic:nvPicPr>
                   <pic:blipFill>
-                    <a:blip r:embed="rId13"/>
+                    <a:blip r:embed="rId11"/>
                     <a:stretch>
                       <a:fillRect/>
                     </a:stretch>
@@ -2618,7 +2374,7 @@
                     <pic:cNvPicPr/>
                   </pic:nvPicPr>
                   <pic:blipFill>
-                    <a:blip r:embed="rId14"/>
+                    <a:blip r:embed="rId12"/>
                     <a:stretch>
                       <a:fillRect/>
                     </a:stretch>
@@ -2816,7 +2572,7 @@
                     <pic:cNvPicPr/>
                   </pic:nvPicPr>
                   <pic:blipFill>
-                    <a:blip r:embed="rId15"/>
+                    <a:blip r:embed="rId13"/>
                     <a:stretch>
                       <a:fillRect/>
                     </a:stretch>
@@ -2988,7 +2744,7 @@
                     <pic:cNvPicPr/>
                   </pic:nvPicPr>
                   <pic:blipFill>
-                    <a:blip r:embed="rId16"/>
+                    <a:blip r:embed="rId14"/>
                     <a:stretch>
                       <a:fillRect/>
                     </a:stretch>
@@ -3121,7 +2877,7 @@
                     <pic:cNvPicPr/>
                   </pic:nvPicPr>
                   <pic:blipFill>
-                    <a:blip r:embed="rId17"/>
+                    <a:blip r:embed="rId15"/>
                     <a:stretch>
                       <a:fillRect/>
                     </a:stretch>
@@ -3274,7 +3030,7 @@
                     <pic:cNvPicPr/>
                   </pic:nvPicPr>
                   <pic:blipFill>
-                    <a:blip r:embed="rId18"/>
+                    <a:blip r:embed="rId16"/>
                     <a:stretch>
                       <a:fillRect/>
                     </a:stretch>
@@ -3400,7 +3156,7 @@
                     <pic:cNvPicPr/>
                   </pic:nvPicPr>
                   <pic:blipFill>
-                    <a:blip r:embed="rId19"/>
+                    <a:blip r:embed="rId17"/>
                     <a:stretch>
                       <a:fillRect/>
                     </a:stretch>
@@ -3585,7 +3341,7 @@
                     <pic:cNvPicPr/>
                   </pic:nvPicPr>
                   <pic:blipFill>
-                    <a:blip r:embed="rId20"/>
+                    <a:blip r:embed="rId18"/>
                     <a:stretch>
                       <a:fillRect/>
                     </a:stretch>
@@ -3728,7 +3484,7 @@
                     <pic:cNvPicPr/>
                   </pic:nvPicPr>
                   <pic:blipFill>
-                    <a:blip r:embed="rId21"/>
+                    <a:blip r:embed="rId19"/>
                     <a:stretch>
                       <a:fillRect/>
                     </a:stretch>
@@ -3908,7 +3664,7 @@
                     <pic:cNvPicPr/>
                   </pic:nvPicPr>
                   <pic:blipFill>
-                    <a:blip r:embed="rId22"/>
+                    <a:blip r:embed="rId20"/>
                     <a:stretch>
                       <a:fillRect/>
                     </a:stretch>
@@ -4081,7 +3837,7 @@
                     <pic:cNvPicPr/>
                   </pic:nvPicPr>
                   <pic:blipFill>
-                    <a:blip r:embed="rId23"/>
+                    <a:blip r:embed="rId21"/>
                     <a:stretch>
                       <a:fillRect/>
                     </a:stretch>
@@ -4237,7 +3993,7 @@
                     <pic:cNvPicPr/>
                   </pic:nvPicPr>
                   <pic:blipFill>
-                    <a:blip r:embed="rId24"/>
+                    <a:blip r:embed="rId22"/>
                     <a:stretch>
                       <a:fillRect/>
                     </a:stretch>
@@ -4346,7 +4102,7 @@
                     <pic:cNvPicPr/>
                   </pic:nvPicPr>
                   <pic:blipFill>
-                    <a:blip r:embed="rId25"/>
+                    <a:blip r:embed="rId23"/>
                     <a:stretch>
                       <a:fillRect/>
                     </a:stretch>
@@ -4474,7 +4230,7 @@
                     <pic:cNvPicPr/>
                   </pic:nvPicPr>
                   <pic:blipFill>
-                    <a:blip r:embed="rId25"/>
+                    <a:blip r:embed="rId23"/>
                     <a:stretch>
                       <a:fillRect/>
                     </a:stretch>
@@ -4675,7 +4431,7 @@
                     <pic:cNvPicPr/>
                   </pic:nvPicPr>
                   <pic:blipFill>
-                    <a:blip r:embed="rId26"/>
+                    <a:blip r:embed="rId24"/>
                     <a:stretch>
                       <a:fillRect/>
                     </a:stretch>
@@ -4860,7 +4616,7 @@
                     <pic:cNvPicPr/>
                   </pic:nvPicPr>
                   <pic:blipFill>
-                    <a:blip r:embed="rId27"/>
+                    <a:blip r:embed="rId25"/>
                     <a:stretch>
                       <a:fillRect/>
                     </a:stretch>
@@ -4992,7 +4748,7 @@
                     <pic:cNvPicPr/>
                   </pic:nvPicPr>
                   <pic:blipFill>
-                    <a:blip r:embed="rId28"/>
+                    <a:blip r:embed="rId26"/>
                     <a:stretch>
                       <a:fillRect/>
                     </a:stretch>
@@ -6544,29 +6300,7 @@
                 <w:szCs w:val="24"/>
                 <w:lang w:val="en-US"/>
               </w:rPr>
-              <w:t xml:space="preserve">) </w:t>
-            </w:r>
-            <w:proofErr w:type="gramStart"/>
-            <w:r>
-              <w:rPr>
-                <w:rFonts w:ascii="Courier New" w:hAnsi="Courier New" w:cs="Courier New"/>
-                <w:bCs/>
-                <w:sz w:val="24"/>
-                <w:szCs w:val="24"/>
-                <w:lang w:val="en-US"/>
-              </w:rPr>
-              <w:t>else</w:t>
-            </w:r>
-            <w:proofErr w:type="gramEnd"/>
-            <w:r>
-              <w:rPr>
-                <w:rFonts w:ascii="Courier New" w:hAnsi="Courier New" w:cs="Courier New"/>
-                <w:bCs/>
-                <w:sz w:val="24"/>
-                <w:szCs w:val="24"/>
-                <w:lang w:val="en-US"/>
-              </w:rPr>
-              <w:t xml:space="preserve"> (</w:t>
+              <w:t>) else (</w:t>
             </w:r>
             <w:r>
               <w:rPr>
@@ -6688,7 +6422,7 @@
                     <pic:cNvPicPr/>
                   </pic:nvPicPr>
                   <pic:blipFill>
-                    <a:blip r:embed="rId29"/>
+                    <a:blip r:embed="rId27"/>
                     <a:stretch>
                       <a:fillRect/>
                     </a:stretch>
@@ -9365,47 +9099,7 @@
                 <w:szCs w:val="24"/>
                 <w:lang w:val="en-US"/>
               </w:rPr>
-              <w:t xml:space="preserve">        if ($input -match '^</w:t>
-            </w:r>
-            <w:proofErr w:type="gramStart"/>
-            <w:r>
-              <w:rPr>
-                <w:rFonts w:ascii="Courier New" w:hAnsi="Courier New" w:cs="Courier New"/>
-                <w:sz w:val="24"/>
-                <w:szCs w:val="24"/>
-                <w:lang w:val="en-US"/>
-              </w:rPr>
-              <w:t>-?\</w:t>
-            </w:r>
-            <w:proofErr w:type="gramEnd"/>
-            <w:r>
-              <w:rPr>
-                <w:rFonts w:ascii="Courier New" w:hAnsi="Courier New" w:cs="Courier New"/>
-                <w:sz w:val="24"/>
-                <w:szCs w:val="24"/>
-                <w:lang w:val="en-US"/>
-              </w:rPr>
-              <w:t>d+(\.\d+</w:t>
-            </w:r>
-            <w:proofErr w:type="gramStart"/>
-            <w:r>
-              <w:rPr>
-                <w:rFonts w:ascii="Courier New" w:hAnsi="Courier New" w:cs="Courier New"/>
-                <w:sz w:val="24"/>
-                <w:szCs w:val="24"/>
-                <w:lang w:val="en-US"/>
-              </w:rPr>
-              <w:t>)?$</w:t>
-            </w:r>
-            <w:proofErr w:type="gramEnd"/>
-            <w:r>
-              <w:rPr>
-                <w:rFonts w:ascii="Courier New" w:hAnsi="Courier New" w:cs="Courier New"/>
-                <w:sz w:val="24"/>
-                <w:szCs w:val="24"/>
-                <w:lang w:val="en-US"/>
-              </w:rPr>
-              <w:t>') {</w:t>
+              <w:t xml:space="preserve">        if ($input -match '^-?\d+(\.\d+)?$') {</w:t>
             </w:r>
           </w:p>
           <w:p>
@@ -10372,27 +10066,7 @@
                 <w:szCs w:val="24"/>
                 <w:lang w:val="en-US"/>
               </w:rPr>
-              <w:t xml:space="preserve">if ($b -eq 0) </w:t>
-            </w:r>
-            <w:proofErr w:type="gramStart"/>
-            <w:r>
-              <w:rPr>
-                <w:rFonts w:ascii="Courier New" w:hAnsi="Courier New" w:cs="Courier New"/>
-                <w:sz w:val="24"/>
-                <w:szCs w:val="24"/>
-                <w:lang w:val="en-US"/>
-              </w:rPr>
-              <w:t>{ Write</w:t>
-            </w:r>
-            <w:proofErr w:type="gramEnd"/>
-            <w:r>
-              <w:rPr>
-                <w:rFonts w:ascii="Courier New" w:hAnsi="Courier New" w:cs="Courier New"/>
-                <w:sz w:val="24"/>
-                <w:szCs w:val="24"/>
-                <w:lang w:val="en-US"/>
-              </w:rPr>
-              <w:t>-Host "</w:t>
+              <w:t>if ($b -eq 0) { Write-Host "</w:t>
             </w:r>
             <w:r>
               <w:rPr>
@@ -10480,71 +10154,477 @@
                 <w:szCs w:val="24"/>
                 <w:lang w:val="en-US"/>
               </w:rPr>
+              <w:t xml:space="preserve"> Red }</w:t>
+            </w:r>
+          </w:p>
+          <w:p>
+            <w:pPr>
+              <w:spacing w:after="0" w:line="240" w:lineRule="auto"/>
+              <w:jc w:val="both"/>
+              <w:rPr>
+                <w:rFonts w:ascii="Courier New" w:hAnsi="Courier New" w:cs="Courier New"/>
+                <w:sz w:val="24"/>
+                <w:szCs w:val="24"/>
+                <w:lang w:val="en-US"/>
+              </w:rPr>
+            </w:pPr>
+            <w:r>
+              <w:rPr>
+                <w:rFonts w:ascii="Courier New" w:hAnsi="Courier New" w:cs="Courier New"/>
+                <w:sz w:val="24"/>
+                <w:szCs w:val="24"/>
+                <w:lang w:val="en-US"/>
+              </w:rPr>
+              <w:t xml:space="preserve">            else { Write-Host " = $($a / $b)" }</w:t>
+            </w:r>
+          </w:p>
+          <w:p>
+            <w:pPr>
+              <w:spacing w:after="0" w:line="240" w:lineRule="auto"/>
+              <w:jc w:val="both"/>
+              <w:rPr>
+                <w:rFonts w:ascii="Courier New" w:hAnsi="Courier New" w:cs="Courier New"/>
+                <w:sz w:val="24"/>
+                <w:szCs w:val="24"/>
+              </w:rPr>
+            </w:pPr>
+            <w:r>
+              <w:rPr>
+                <w:rFonts w:ascii="Courier New" w:hAnsi="Courier New" w:cs="Courier New"/>
+                <w:sz w:val="24"/>
+                <w:szCs w:val="24"/>
+                <w:lang w:val="en-US"/>
+              </w:rPr>
+              <w:t xml:space="preserve">        </w:t>
+            </w:r>
+            <w:r>
+              <w:rPr>
+                <w:rFonts w:ascii="Courier New" w:hAnsi="Courier New" w:cs="Courier New"/>
+                <w:sz w:val="24"/>
+                <w:szCs w:val="24"/>
+              </w:rPr>
+              <w:t>}</w:t>
+            </w:r>
+          </w:p>
+          <w:p>
+            <w:pPr>
+              <w:spacing w:after="0" w:line="240" w:lineRule="auto"/>
+              <w:jc w:val="both"/>
+              <w:rPr>
+                <w:rFonts w:ascii="Courier New" w:hAnsi="Courier New" w:cs="Courier New"/>
+                <w:sz w:val="24"/>
+                <w:szCs w:val="24"/>
+              </w:rPr>
+            </w:pPr>
+            <w:r>
+              <w:rPr>
+                <w:rFonts w:ascii="Courier New" w:hAnsi="Courier New" w:cs="Courier New"/>
+                <w:sz w:val="24"/>
+                <w:szCs w:val="24"/>
+              </w:rPr>
+              <w:t xml:space="preserve">        '5' {</w:t>
+            </w:r>
+          </w:p>
+          <w:p>
+            <w:pPr>
+              <w:spacing w:after="0" w:line="240" w:lineRule="auto"/>
+              <w:jc w:val="both"/>
+              <w:rPr>
+                <w:rFonts w:ascii="Courier New" w:hAnsi="Courier New" w:cs="Courier New"/>
+                <w:sz w:val="24"/>
+                <w:szCs w:val="24"/>
+              </w:rPr>
+            </w:pPr>
+            <w:r>
+              <w:rPr>
+                <w:rFonts w:ascii="Courier New" w:hAnsi="Courier New" w:cs="Courier New"/>
+                <w:sz w:val="24"/>
+                <w:szCs w:val="24"/>
+              </w:rPr>
+              <w:t xml:space="preserve">            $a = </w:t>
+            </w:r>
+            <w:proofErr w:type="spellStart"/>
+            <w:r>
+              <w:rPr>
+                <w:rFonts w:ascii="Courier New" w:hAnsi="Courier New" w:cs="Courier New"/>
+                <w:sz w:val="24"/>
+                <w:szCs w:val="24"/>
+              </w:rPr>
+              <w:t>Read</w:t>
+            </w:r>
+            <w:proofErr w:type="spellEnd"/>
+            <w:r>
+              <w:rPr>
+                <w:rFonts w:ascii="Courier New" w:hAnsi="Courier New" w:cs="Courier New"/>
+                <w:sz w:val="24"/>
+                <w:szCs w:val="24"/>
+              </w:rPr>
+              <w:t>-Number "Введите основание"</w:t>
+            </w:r>
+          </w:p>
+          <w:p>
+            <w:pPr>
+              <w:spacing w:after="0" w:line="240" w:lineRule="auto"/>
+              <w:jc w:val="both"/>
+              <w:rPr>
+                <w:rFonts w:ascii="Courier New" w:hAnsi="Courier New" w:cs="Courier New"/>
+                <w:sz w:val="24"/>
+                <w:szCs w:val="24"/>
+              </w:rPr>
+            </w:pPr>
+            <w:r>
+              <w:rPr>
+                <w:rFonts w:ascii="Courier New" w:hAnsi="Courier New" w:cs="Courier New"/>
+                <w:sz w:val="24"/>
+                <w:szCs w:val="24"/>
+              </w:rPr>
+              <w:t xml:space="preserve">            $b = </w:t>
+            </w:r>
+            <w:proofErr w:type="spellStart"/>
+            <w:r>
+              <w:rPr>
+                <w:rFonts w:ascii="Courier New" w:hAnsi="Courier New" w:cs="Courier New"/>
+                <w:sz w:val="24"/>
+                <w:szCs w:val="24"/>
+              </w:rPr>
+              <w:t>Read</w:t>
+            </w:r>
+            <w:proofErr w:type="spellEnd"/>
+            <w:r>
+              <w:rPr>
+                <w:rFonts w:ascii="Courier New" w:hAnsi="Courier New" w:cs="Courier New"/>
+                <w:sz w:val="24"/>
+                <w:szCs w:val="24"/>
+              </w:rPr>
+              <w:t>-Number "Введите показатель степени"</w:t>
+            </w:r>
+          </w:p>
+          <w:p>
+            <w:pPr>
+              <w:spacing w:after="0" w:line="240" w:lineRule="auto"/>
+              <w:jc w:val="both"/>
+              <w:rPr>
+                <w:rFonts w:ascii="Courier New" w:hAnsi="Courier New" w:cs="Courier New"/>
+                <w:sz w:val="24"/>
+                <w:szCs w:val="24"/>
+                <w:lang w:val="en-US"/>
+              </w:rPr>
+            </w:pPr>
+            <w:r>
+              <w:rPr>
+                <w:rFonts w:ascii="Courier New" w:hAnsi="Courier New" w:cs="Courier New"/>
+                <w:sz w:val="24"/>
+                <w:szCs w:val="24"/>
+              </w:rPr>
+              <w:t xml:space="preserve">            </w:t>
+            </w:r>
+            <w:r>
+              <w:rPr>
+                <w:rFonts w:ascii="Courier New" w:hAnsi="Courier New" w:cs="Courier New"/>
+                <w:sz w:val="24"/>
+                <w:szCs w:val="24"/>
+                <w:lang w:val="en-US"/>
+              </w:rPr>
+              <w:t>Write-Host " = $([math]::Pow($a, $b))"</w:t>
+            </w:r>
+          </w:p>
+          <w:p>
+            <w:pPr>
+              <w:spacing w:after="0" w:line="240" w:lineRule="auto"/>
+              <w:jc w:val="both"/>
+              <w:rPr>
+                <w:rFonts w:ascii="Courier New" w:hAnsi="Courier New" w:cs="Courier New"/>
+                <w:sz w:val="24"/>
+                <w:szCs w:val="24"/>
+                <w:lang w:val="en-US"/>
+              </w:rPr>
+            </w:pPr>
+            <w:r>
+              <w:rPr>
+                <w:rFonts w:ascii="Courier New" w:hAnsi="Courier New" w:cs="Courier New"/>
+                <w:sz w:val="24"/>
+                <w:szCs w:val="24"/>
+                <w:lang w:val="en-US"/>
+              </w:rPr>
+              <w:t xml:space="preserve">        }</w:t>
+            </w:r>
+          </w:p>
+          <w:p>
+            <w:pPr>
+              <w:spacing w:after="0" w:line="240" w:lineRule="auto"/>
+              <w:jc w:val="both"/>
+              <w:rPr>
+                <w:rFonts w:ascii="Courier New" w:hAnsi="Courier New" w:cs="Courier New"/>
+                <w:sz w:val="24"/>
+                <w:szCs w:val="24"/>
+                <w:lang w:val="en-US"/>
+              </w:rPr>
+            </w:pPr>
+            <w:r>
+              <w:rPr>
+                <w:rFonts w:ascii="Courier New" w:hAnsi="Courier New" w:cs="Courier New"/>
+                <w:sz w:val="24"/>
+                <w:szCs w:val="24"/>
+                <w:lang w:val="en-US"/>
+              </w:rPr>
+              <w:t xml:space="preserve">        '6' {</w:t>
+            </w:r>
+          </w:p>
+          <w:p>
+            <w:pPr>
+              <w:spacing w:after="0" w:line="240" w:lineRule="auto"/>
+              <w:jc w:val="both"/>
+              <w:rPr>
+                <w:rFonts w:ascii="Courier New" w:hAnsi="Courier New" w:cs="Courier New"/>
+                <w:sz w:val="24"/>
+                <w:szCs w:val="24"/>
+                <w:lang w:val="en-US"/>
+              </w:rPr>
+            </w:pPr>
+            <w:r>
+              <w:rPr>
+                <w:rFonts w:ascii="Courier New" w:hAnsi="Courier New" w:cs="Courier New"/>
+                <w:sz w:val="24"/>
+                <w:szCs w:val="24"/>
+                <w:lang w:val="en-US"/>
+              </w:rPr>
+              <w:t xml:space="preserve">            $a = Read-Number "</w:t>
+            </w:r>
+            <w:r>
+              <w:rPr>
+                <w:rFonts w:ascii="Courier New" w:hAnsi="Courier New" w:cs="Courier New"/>
+                <w:sz w:val="24"/>
+                <w:szCs w:val="24"/>
+              </w:rPr>
+              <w:t>Введите</w:t>
+            </w:r>
+            <w:r>
+              <w:rPr>
+                <w:rFonts w:ascii="Courier New" w:hAnsi="Courier New" w:cs="Courier New"/>
+                <w:sz w:val="24"/>
+                <w:szCs w:val="24"/>
+                <w:lang w:val="en-US"/>
+              </w:rPr>
               <w:t xml:space="preserve"> </w:t>
             </w:r>
-            <w:proofErr w:type="gramStart"/>
-            <w:r>
-              <w:rPr>
-                <w:rFonts w:ascii="Courier New" w:hAnsi="Courier New" w:cs="Courier New"/>
-                <w:sz w:val="24"/>
-                <w:szCs w:val="24"/>
-                <w:lang w:val="en-US"/>
-              </w:rPr>
-              <w:t>Red }</w:t>
-            </w:r>
-            <w:proofErr w:type="gramEnd"/>
-          </w:p>
-          <w:p>
-            <w:pPr>
-              <w:spacing w:after="0" w:line="240" w:lineRule="auto"/>
-              <w:jc w:val="both"/>
-              <w:rPr>
-                <w:rFonts w:ascii="Courier New" w:hAnsi="Courier New" w:cs="Courier New"/>
-                <w:sz w:val="24"/>
-                <w:szCs w:val="24"/>
-                <w:lang w:val="en-US"/>
-              </w:rPr>
-            </w:pPr>
-            <w:r>
-              <w:rPr>
-                <w:rFonts w:ascii="Courier New" w:hAnsi="Courier New" w:cs="Courier New"/>
-                <w:sz w:val="24"/>
-                <w:szCs w:val="24"/>
-                <w:lang w:val="en-US"/>
-              </w:rPr>
-              <w:t xml:space="preserve">            else </w:t>
-            </w:r>
-            <w:proofErr w:type="gramStart"/>
-            <w:r>
-              <w:rPr>
-                <w:rFonts w:ascii="Courier New" w:hAnsi="Courier New" w:cs="Courier New"/>
-                <w:sz w:val="24"/>
-                <w:szCs w:val="24"/>
-                <w:lang w:val="en-US"/>
-              </w:rPr>
-              <w:t>{ Write</w:t>
-            </w:r>
-            <w:proofErr w:type="gramEnd"/>
-            <w:r>
-              <w:rPr>
-                <w:rFonts w:ascii="Courier New" w:hAnsi="Courier New" w:cs="Courier New"/>
-                <w:sz w:val="24"/>
-                <w:szCs w:val="24"/>
-                <w:lang w:val="en-US"/>
-              </w:rPr>
-              <w:t>-Host " = $($a / $b)</w:t>
-            </w:r>
-            <w:proofErr w:type="gramStart"/>
-            <w:r>
-              <w:rPr>
-                <w:rFonts w:ascii="Courier New" w:hAnsi="Courier New" w:cs="Courier New"/>
-                <w:sz w:val="24"/>
-                <w:szCs w:val="24"/>
-                <w:lang w:val="en-US"/>
-              </w:rPr>
-              <w:t>" }</w:t>
-            </w:r>
-            <w:proofErr w:type="gramEnd"/>
+            <w:r>
+              <w:rPr>
+                <w:rFonts w:ascii="Courier New" w:hAnsi="Courier New" w:cs="Courier New"/>
+                <w:sz w:val="24"/>
+                <w:szCs w:val="24"/>
+              </w:rPr>
+              <w:t>число</w:t>
+            </w:r>
+            <w:r>
+              <w:rPr>
+                <w:rFonts w:ascii="Courier New" w:hAnsi="Courier New" w:cs="Courier New"/>
+                <w:sz w:val="24"/>
+                <w:szCs w:val="24"/>
+                <w:lang w:val="en-US"/>
+              </w:rPr>
+              <w:t>"</w:t>
+            </w:r>
+          </w:p>
+          <w:p>
+            <w:pPr>
+              <w:spacing w:after="0" w:line="240" w:lineRule="auto"/>
+              <w:jc w:val="both"/>
+              <w:rPr>
+                <w:rFonts w:ascii="Courier New" w:hAnsi="Courier New" w:cs="Courier New"/>
+                <w:sz w:val="24"/>
+                <w:szCs w:val="24"/>
+              </w:rPr>
+            </w:pPr>
+            <w:r>
+              <w:rPr>
+                <w:rFonts w:ascii="Courier New" w:hAnsi="Courier New" w:cs="Courier New"/>
+                <w:sz w:val="24"/>
+                <w:szCs w:val="24"/>
+                <w:lang w:val="en-US"/>
+              </w:rPr>
+              <w:t xml:space="preserve">            </w:t>
+            </w:r>
+            <w:r>
+              <w:rPr>
+                <w:rFonts w:ascii="Courier New" w:hAnsi="Courier New" w:cs="Courier New"/>
+                <w:sz w:val="24"/>
+                <w:szCs w:val="24"/>
+              </w:rPr>
+              <w:t xml:space="preserve">$n = </w:t>
+            </w:r>
+            <w:proofErr w:type="spellStart"/>
+            <w:r>
+              <w:rPr>
+                <w:rFonts w:ascii="Courier New" w:hAnsi="Courier New" w:cs="Courier New"/>
+                <w:sz w:val="24"/>
+                <w:szCs w:val="24"/>
+              </w:rPr>
+              <w:t>Read</w:t>
+            </w:r>
+            <w:proofErr w:type="spellEnd"/>
+            <w:r>
+              <w:rPr>
+                <w:rFonts w:ascii="Courier New" w:hAnsi="Courier New" w:cs="Courier New"/>
+                <w:sz w:val="24"/>
+                <w:szCs w:val="24"/>
+              </w:rPr>
+              <w:t>-Number "Введите степень корня"</w:t>
+            </w:r>
+          </w:p>
+          <w:p>
+            <w:pPr>
+              <w:spacing w:after="0" w:line="240" w:lineRule="auto"/>
+              <w:jc w:val="both"/>
+              <w:rPr>
+                <w:rFonts w:ascii="Courier New" w:hAnsi="Courier New" w:cs="Courier New"/>
+                <w:sz w:val="24"/>
+                <w:szCs w:val="24"/>
+                <w:lang w:val="en-US"/>
+              </w:rPr>
+            </w:pPr>
+            <w:r>
+              <w:rPr>
+                <w:rFonts w:ascii="Courier New" w:hAnsi="Courier New" w:cs="Courier New"/>
+                <w:sz w:val="24"/>
+                <w:szCs w:val="24"/>
+              </w:rPr>
+              <w:t xml:space="preserve">            </w:t>
+            </w:r>
+            <w:r>
+              <w:rPr>
+                <w:rFonts w:ascii="Courier New" w:hAnsi="Courier New" w:cs="Courier New"/>
+                <w:sz w:val="24"/>
+                <w:szCs w:val="24"/>
+                <w:lang w:val="en-US"/>
+              </w:rPr>
+              <w:t>if ($n -eq 0) { Write-Host "</w:t>
+            </w:r>
+            <w:r>
+              <w:rPr>
+                <w:rFonts w:ascii="Courier New" w:hAnsi="Courier New" w:cs="Courier New"/>
+                <w:sz w:val="24"/>
+                <w:szCs w:val="24"/>
+              </w:rPr>
+              <w:t>Ошибка</w:t>
+            </w:r>
+            <w:r>
+              <w:rPr>
+                <w:rFonts w:ascii="Courier New" w:hAnsi="Courier New" w:cs="Courier New"/>
+                <w:sz w:val="24"/>
+                <w:szCs w:val="24"/>
+                <w:lang w:val="en-US"/>
+              </w:rPr>
+              <w:t xml:space="preserve">: </w:t>
+            </w:r>
+            <w:r>
+              <w:rPr>
+                <w:rFonts w:ascii="Courier New" w:hAnsi="Courier New" w:cs="Courier New"/>
+                <w:sz w:val="24"/>
+                <w:szCs w:val="24"/>
+              </w:rPr>
+              <w:t>степень</w:t>
+            </w:r>
+            <w:r>
+              <w:rPr>
+                <w:rFonts w:ascii="Courier New" w:hAnsi="Courier New" w:cs="Courier New"/>
+                <w:sz w:val="24"/>
+                <w:szCs w:val="24"/>
+                <w:lang w:val="en-US"/>
+              </w:rPr>
+              <w:t xml:space="preserve"> </w:t>
+            </w:r>
+            <w:r>
+              <w:rPr>
+                <w:rFonts w:ascii="Courier New" w:hAnsi="Courier New" w:cs="Courier New"/>
+                <w:sz w:val="24"/>
+                <w:szCs w:val="24"/>
+              </w:rPr>
+              <w:t>не</w:t>
+            </w:r>
+            <w:r>
+              <w:rPr>
+                <w:rFonts w:ascii="Courier New" w:hAnsi="Courier New" w:cs="Courier New"/>
+                <w:sz w:val="24"/>
+                <w:szCs w:val="24"/>
+                <w:lang w:val="en-US"/>
+              </w:rPr>
+              <w:t xml:space="preserve"> </w:t>
+            </w:r>
+            <w:r>
+              <w:rPr>
+                <w:rFonts w:ascii="Courier New" w:hAnsi="Courier New" w:cs="Courier New"/>
+                <w:sz w:val="24"/>
+                <w:szCs w:val="24"/>
+              </w:rPr>
+              <w:t>может</w:t>
+            </w:r>
+            <w:r>
+              <w:rPr>
+                <w:rFonts w:ascii="Courier New" w:hAnsi="Courier New" w:cs="Courier New"/>
+                <w:sz w:val="24"/>
+                <w:szCs w:val="24"/>
+                <w:lang w:val="en-US"/>
+              </w:rPr>
+              <w:t xml:space="preserve"> </w:t>
+            </w:r>
+            <w:r>
+              <w:rPr>
+                <w:rFonts w:ascii="Courier New" w:hAnsi="Courier New" w:cs="Courier New"/>
+                <w:sz w:val="24"/>
+                <w:szCs w:val="24"/>
+              </w:rPr>
+              <w:t>быть</w:t>
+            </w:r>
+            <w:r>
+              <w:rPr>
+                <w:rFonts w:ascii="Courier New" w:hAnsi="Courier New" w:cs="Courier New"/>
+                <w:sz w:val="24"/>
+                <w:szCs w:val="24"/>
+                <w:lang w:val="en-US"/>
+              </w:rPr>
+              <w:t xml:space="preserve"> 0" -</w:t>
+            </w:r>
+            <w:proofErr w:type="spellStart"/>
+            <w:r>
+              <w:rPr>
+                <w:rFonts w:ascii="Courier New" w:hAnsi="Courier New" w:cs="Courier New"/>
+                <w:sz w:val="24"/>
+                <w:szCs w:val="24"/>
+                <w:lang w:val="en-US"/>
+              </w:rPr>
+              <w:t>ForegroundColor</w:t>
+            </w:r>
+            <w:proofErr w:type="spellEnd"/>
+            <w:r>
+              <w:rPr>
+                <w:rFonts w:ascii="Courier New" w:hAnsi="Courier New" w:cs="Courier New"/>
+                <w:sz w:val="24"/>
+                <w:szCs w:val="24"/>
+                <w:lang w:val="en-US"/>
+              </w:rPr>
+              <w:t xml:space="preserve"> Red }</w:t>
+            </w:r>
+          </w:p>
+          <w:p>
+            <w:pPr>
+              <w:spacing w:after="0" w:line="240" w:lineRule="auto"/>
+              <w:jc w:val="both"/>
+              <w:rPr>
+                <w:rFonts w:ascii="Courier New" w:hAnsi="Courier New" w:cs="Courier New"/>
+                <w:sz w:val="24"/>
+                <w:szCs w:val="24"/>
+                <w:lang w:val="en-US"/>
+              </w:rPr>
+            </w:pPr>
+            <w:r>
+              <w:rPr>
+                <w:rFonts w:ascii="Courier New" w:hAnsi="Courier New" w:cs="Courier New"/>
+                <w:sz w:val="24"/>
+                <w:szCs w:val="24"/>
+                <w:lang w:val="en-US"/>
+              </w:rPr>
+              <w:t xml:space="preserve">            else { Write-Host " = $([math]::Pow($a, 1 / $n))" }</w:t>
+            </w:r>
           </w:p>
           <w:p>
             <w:pPr>
@@ -10590,7 +10670,7 @@
                 <w:sz w:val="24"/>
                 <w:szCs w:val="24"/>
               </w:rPr>
-              <w:t xml:space="preserve">        '5' {</w:t>
+              <w:t xml:space="preserve">        '7' {</w:t>
             </w:r>
           </w:p>
           <w:p>
@@ -10627,26 +10707,102 @@
                 <w:sz w:val="24"/>
                 <w:szCs w:val="24"/>
               </w:rPr>
-              <w:t>-Number "Введите основание"</w:t>
-            </w:r>
-          </w:p>
-          <w:p>
-            <w:pPr>
-              <w:spacing w:after="0" w:line="240" w:lineRule="auto"/>
-              <w:jc w:val="both"/>
-              <w:rPr>
-                <w:rFonts w:ascii="Courier New" w:hAnsi="Courier New" w:cs="Courier New"/>
-                <w:sz w:val="24"/>
-                <w:szCs w:val="24"/>
-              </w:rPr>
-            </w:pPr>
-            <w:r>
-              <w:rPr>
-                <w:rFonts w:ascii="Courier New" w:hAnsi="Courier New" w:cs="Courier New"/>
-                <w:sz w:val="24"/>
-                <w:szCs w:val="24"/>
-              </w:rPr>
-              <w:t xml:space="preserve">            $b = </w:t>
+              <w:t>-Number "Введите угол в радианах"</w:t>
+            </w:r>
+          </w:p>
+          <w:p>
+            <w:pPr>
+              <w:spacing w:after="0" w:line="240" w:lineRule="auto"/>
+              <w:jc w:val="both"/>
+              <w:rPr>
+                <w:rFonts w:ascii="Courier New" w:hAnsi="Courier New" w:cs="Courier New"/>
+                <w:sz w:val="24"/>
+                <w:szCs w:val="24"/>
+                <w:lang w:val="en-US"/>
+              </w:rPr>
+            </w:pPr>
+            <w:r>
+              <w:rPr>
+                <w:rFonts w:ascii="Courier New" w:hAnsi="Courier New" w:cs="Courier New"/>
+                <w:sz w:val="24"/>
+                <w:szCs w:val="24"/>
+              </w:rPr>
+              <w:t xml:space="preserve">            </w:t>
+            </w:r>
+            <w:r>
+              <w:rPr>
+                <w:rFonts w:ascii="Courier New" w:hAnsi="Courier New" w:cs="Courier New"/>
+                <w:sz w:val="24"/>
+                <w:szCs w:val="24"/>
+                <w:lang w:val="en-US"/>
+              </w:rPr>
+              <w:t>Write-Host " = $([math]::Sin($a))"</w:t>
+            </w:r>
+          </w:p>
+          <w:p>
+            <w:pPr>
+              <w:spacing w:after="0" w:line="240" w:lineRule="auto"/>
+              <w:jc w:val="both"/>
+              <w:rPr>
+                <w:rFonts w:ascii="Courier New" w:hAnsi="Courier New" w:cs="Courier New"/>
+                <w:sz w:val="24"/>
+                <w:szCs w:val="24"/>
+              </w:rPr>
+            </w:pPr>
+            <w:r>
+              <w:rPr>
+                <w:rFonts w:ascii="Courier New" w:hAnsi="Courier New" w:cs="Courier New"/>
+                <w:sz w:val="24"/>
+                <w:szCs w:val="24"/>
+                <w:lang w:val="en-US"/>
+              </w:rPr>
+              <w:t xml:space="preserve">        </w:t>
+            </w:r>
+            <w:r>
+              <w:rPr>
+                <w:rFonts w:ascii="Courier New" w:hAnsi="Courier New" w:cs="Courier New"/>
+                <w:sz w:val="24"/>
+                <w:szCs w:val="24"/>
+              </w:rPr>
+              <w:t>}</w:t>
+            </w:r>
+          </w:p>
+          <w:p>
+            <w:pPr>
+              <w:spacing w:after="0" w:line="240" w:lineRule="auto"/>
+              <w:jc w:val="both"/>
+              <w:rPr>
+                <w:rFonts w:ascii="Courier New" w:hAnsi="Courier New" w:cs="Courier New"/>
+                <w:sz w:val="24"/>
+                <w:szCs w:val="24"/>
+              </w:rPr>
+            </w:pPr>
+            <w:r>
+              <w:rPr>
+                <w:rFonts w:ascii="Courier New" w:hAnsi="Courier New" w:cs="Courier New"/>
+                <w:sz w:val="24"/>
+                <w:szCs w:val="24"/>
+              </w:rPr>
+              <w:t xml:space="preserve">        '8' {</w:t>
+            </w:r>
+          </w:p>
+          <w:p>
+            <w:pPr>
+              <w:spacing w:after="0" w:line="240" w:lineRule="auto"/>
+              <w:jc w:val="both"/>
+              <w:rPr>
+                <w:rFonts w:ascii="Courier New" w:hAnsi="Courier New" w:cs="Courier New"/>
+                <w:sz w:val="24"/>
+                <w:szCs w:val="24"/>
+              </w:rPr>
+            </w:pPr>
+            <w:r>
+              <w:rPr>
+                <w:rFonts w:ascii="Courier New" w:hAnsi="Courier New" w:cs="Courier New"/>
+                <w:sz w:val="24"/>
+                <w:szCs w:val="24"/>
+              </w:rPr>
+              <w:t xml:space="preserve">            $a = </w:t>
             </w:r>
             <w:proofErr w:type="spellStart"/>
             <w:r>
@@ -10664,7 +10820,7 @@
                 <w:sz w:val="24"/>
                 <w:szCs w:val="24"/>
               </w:rPr>
-              <w:t>-Number "Введите показатель степени"</w:t>
+              <w:t>-Number "Введите угол в радианах"</w:t>
             </w:r>
           </w:p>
           <w:p>
@@ -10693,27 +10849,120 @@
                 <w:szCs w:val="24"/>
                 <w:lang w:val="en-US"/>
               </w:rPr>
-              <w:t>Write-Host " = $([math</w:t>
-            </w:r>
-            <w:proofErr w:type="gramStart"/>
-            <w:r>
-              <w:rPr>
-                <w:rFonts w:ascii="Courier New" w:hAnsi="Courier New" w:cs="Courier New"/>
-                <w:sz w:val="24"/>
-                <w:szCs w:val="24"/>
-                <w:lang w:val="en-US"/>
-              </w:rPr>
-              <w:t>]::Pow(</w:t>
-            </w:r>
-            <w:proofErr w:type="gramEnd"/>
-            <w:r>
-              <w:rPr>
-                <w:rFonts w:ascii="Courier New" w:hAnsi="Courier New" w:cs="Courier New"/>
-                <w:sz w:val="24"/>
-                <w:szCs w:val="24"/>
-                <w:lang w:val="en-US"/>
-              </w:rPr>
-              <w:t>$a, $b))"</w:t>
+              <w:t>Write-Host " = $([math]::Cos($a))"</w:t>
+            </w:r>
+          </w:p>
+          <w:p>
+            <w:pPr>
+              <w:spacing w:after="0" w:line="240" w:lineRule="auto"/>
+              <w:jc w:val="both"/>
+              <w:rPr>
+                <w:rFonts w:ascii="Courier New" w:hAnsi="Courier New" w:cs="Courier New"/>
+                <w:sz w:val="24"/>
+                <w:szCs w:val="24"/>
+              </w:rPr>
+            </w:pPr>
+            <w:r>
+              <w:rPr>
+                <w:rFonts w:ascii="Courier New" w:hAnsi="Courier New" w:cs="Courier New"/>
+                <w:sz w:val="24"/>
+                <w:szCs w:val="24"/>
+                <w:lang w:val="en-US"/>
+              </w:rPr>
+              <w:t xml:space="preserve">        </w:t>
+            </w:r>
+            <w:r>
+              <w:rPr>
+                <w:rFonts w:ascii="Courier New" w:hAnsi="Courier New" w:cs="Courier New"/>
+                <w:sz w:val="24"/>
+                <w:szCs w:val="24"/>
+              </w:rPr>
+              <w:t>}</w:t>
+            </w:r>
+          </w:p>
+          <w:p>
+            <w:pPr>
+              <w:spacing w:after="0" w:line="240" w:lineRule="auto"/>
+              <w:jc w:val="both"/>
+              <w:rPr>
+                <w:rFonts w:ascii="Courier New" w:hAnsi="Courier New" w:cs="Courier New"/>
+                <w:sz w:val="24"/>
+                <w:szCs w:val="24"/>
+              </w:rPr>
+            </w:pPr>
+            <w:r>
+              <w:rPr>
+                <w:rFonts w:ascii="Courier New" w:hAnsi="Courier New" w:cs="Courier New"/>
+                <w:sz w:val="24"/>
+                <w:szCs w:val="24"/>
+              </w:rPr>
+              <w:t xml:space="preserve">        '9' {</w:t>
+            </w:r>
+          </w:p>
+          <w:p>
+            <w:pPr>
+              <w:spacing w:after="0" w:line="240" w:lineRule="auto"/>
+              <w:jc w:val="both"/>
+              <w:rPr>
+                <w:rFonts w:ascii="Courier New" w:hAnsi="Courier New" w:cs="Courier New"/>
+                <w:sz w:val="24"/>
+                <w:szCs w:val="24"/>
+              </w:rPr>
+            </w:pPr>
+            <w:r>
+              <w:rPr>
+                <w:rFonts w:ascii="Courier New" w:hAnsi="Courier New" w:cs="Courier New"/>
+                <w:sz w:val="24"/>
+                <w:szCs w:val="24"/>
+              </w:rPr>
+              <w:t xml:space="preserve">            $a = </w:t>
+            </w:r>
+            <w:proofErr w:type="spellStart"/>
+            <w:r>
+              <w:rPr>
+                <w:rFonts w:ascii="Courier New" w:hAnsi="Courier New" w:cs="Courier New"/>
+                <w:sz w:val="24"/>
+                <w:szCs w:val="24"/>
+              </w:rPr>
+              <w:t>Read</w:t>
+            </w:r>
+            <w:proofErr w:type="spellEnd"/>
+            <w:r>
+              <w:rPr>
+                <w:rFonts w:ascii="Courier New" w:hAnsi="Courier New" w:cs="Courier New"/>
+                <w:sz w:val="24"/>
+                <w:szCs w:val="24"/>
+              </w:rPr>
+              <w:t>-Number "Введите угол в радианах"</w:t>
+            </w:r>
+          </w:p>
+          <w:p>
+            <w:pPr>
+              <w:spacing w:after="0" w:line="240" w:lineRule="auto"/>
+              <w:jc w:val="both"/>
+              <w:rPr>
+                <w:rFonts w:ascii="Courier New" w:hAnsi="Courier New" w:cs="Courier New"/>
+                <w:sz w:val="24"/>
+                <w:szCs w:val="24"/>
+                <w:lang w:val="en-US"/>
+              </w:rPr>
+            </w:pPr>
+            <w:r>
+              <w:rPr>
+                <w:rFonts w:ascii="Courier New" w:hAnsi="Courier New" w:cs="Courier New"/>
+                <w:sz w:val="24"/>
+                <w:szCs w:val="24"/>
+              </w:rPr>
+              <w:t xml:space="preserve">            </w:t>
+            </w:r>
+            <w:r>
+              <w:rPr>
+                <w:rFonts w:ascii="Courier New" w:hAnsi="Courier New" w:cs="Courier New"/>
+                <w:sz w:val="24"/>
+                <w:szCs w:val="24"/>
+                <w:lang w:val="en-US"/>
+              </w:rPr>
+              <w:t>Write-Host " = $([math]::Tan($a))"</w:t>
             </w:r>
           </w:p>
           <w:p>
@@ -10755,7 +11004,7 @@
                 <w:szCs w:val="24"/>
                 <w:lang w:val="en-US"/>
               </w:rPr>
-              <w:t xml:space="preserve">        '6' {</w:t>
+              <w:t xml:space="preserve">        '10' {</w:t>
             </w:r>
           </w:p>
           <w:p>
@@ -10821,6 +11070,460 @@
                 <w:rFonts w:ascii="Courier New" w:hAnsi="Courier New" w:cs="Courier New"/>
                 <w:sz w:val="24"/>
                 <w:szCs w:val="24"/>
+                <w:lang w:val="en-US"/>
+              </w:rPr>
+            </w:pPr>
+            <w:r>
+              <w:rPr>
+                <w:rFonts w:ascii="Courier New" w:hAnsi="Courier New" w:cs="Courier New"/>
+                <w:sz w:val="24"/>
+                <w:szCs w:val="24"/>
+                <w:lang w:val="en-US"/>
+              </w:rPr>
+              <w:t xml:space="preserve">            if ($a -le 0) { Write-Host "</w:t>
+            </w:r>
+            <w:r>
+              <w:rPr>
+                <w:rFonts w:ascii="Courier New" w:hAnsi="Courier New" w:cs="Courier New"/>
+                <w:sz w:val="24"/>
+                <w:szCs w:val="24"/>
+              </w:rPr>
+              <w:t>Ошибка</w:t>
+            </w:r>
+            <w:r>
+              <w:rPr>
+                <w:rFonts w:ascii="Courier New" w:hAnsi="Courier New" w:cs="Courier New"/>
+                <w:sz w:val="24"/>
+                <w:szCs w:val="24"/>
+                <w:lang w:val="en-US"/>
+              </w:rPr>
+              <w:t xml:space="preserve">: </w:t>
+            </w:r>
+            <w:r>
+              <w:rPr>
+                <w:rFonts w:ascii="Courier New" w:hAnsi="Courier New" w:cs="Courier New"/>
+                <w:sz w:val="24"/>
+                <w:szCs w:val="24"/>
+              </w:rPr>
+              <w:t>число</w:t>
+            </w:r>
+            <w:r>
+              <w:rPr>
+                <w:rFonts w:ascii="Courier New" w:hAnsi="Courier New" w:cs="Courier New"/>
+                <w:sz w:val="24"/>
+                <w:szCs w:val="24"/>
+                <w:lang w:val="en-US"/>
+              </w:rPr>
+              <w:t xml:space="preserve"> </w:t>
+            </w:r>
+            <w:r>
+              <w:rPr>
+                <w:rFonts w:ascii="Courier New" w:hAnsi="Courier New" w:cs="Courier New"/>
+                <w:sz w:val="24"/>
+                <w:szCs w:val="24"/>
+              </w:rPr>
+              <w:t>должно</w:t>
+            </w:r>
+            <w:r>
+              <w:rPr>
+                <w:rFonts w:ascii="Courier New" w:hAnsi="Courier New" w:cs="Courier New"/>
+                <w:sz w:val="24"/>
+                <w:szCs w:val="24"/>
+                <w:lang w:val="en-US"/>
+              </w:rPr>
+              <w:t xml:space="preserve"> </w:t>
+            </w:r>
+            <w:r>
+              <w:rPr>
+                <w:rFonts w:ascii="Courier New" w:hAnsi="Courier New" w:cs="Courier New"/>
+                <w:sz w:val="24"/>
+                <w:szCs w:val="24"/>
+              </w:rPr>
+              <w:t>быть</w:t>
+            </w:r>
+            <w:r>
+              <w:rPr>
+                <w:rFonts w:ascii="Courier New" w:hAnsi="Courier New" w:cs="Courier New"/>
+                <w:sz w:val="24"/>
+                <w:szCs w:val="24"/>
+                <w:lang w:val="en-US"/>
+              </w:rPr>
+              <w:t xml:space="preserve"> &gt; 0" -</w:t>
+            </w:r>
+            <w:proofErr w:type="spellStart"/>
+            <w:r>
+              <w:rPr>
+                <w:rFonts w:ascii="Courier New" w:hAnsi="Courier New" w:cs="Courier New"/>
+                <w:sz w:val="24"/>
+                <w:szCs w:val="24"/>
+                <w:lang w:val="en-US"/>
+              </w:rPr>
+              <w:t>ForegroundColor</w:t>
+            </w:r>
+            <w:proofErr w:type="spellEnd"/>
+            <w:r>
+              <w:rPr>
+                <w:rFonts w:ascii="Courier New" w:hAnsi="Courier New" w:cs="Courier New"/>
+                <w:sz w:val="24"/>
+                <w:szCs w:val="24"/>
+                <w:lang w:val="en-US"/>
+              </w:rPr>
+              <w:t xml:space="preserve"> Red }</w:t>
+            </w:r>
+          </w:p>
+          <w:p>
+            <w:pPr>
+              <w:spacing w:after="0" w:line="240" w:lineRule="auto"/>
+              <w:jc w:val="both"/>
+              <w:rPr>
+                <w:rFonts w:ascii="Courier New" w:hAnsi="Courier New" w:cs="Courier New"/>
+                <w:sz w:val="24"/>
+                <w:szCs w:val="24"/>
+                <w:lang w:val="en-US"/>
+              </w:rPr>
+            </w:pPr>
+            <w:r>
+              <w:rPr>
+                <w:rFonts w:ascii="Courier New" w:hAnsi="Courier New" w:cs="Courier New"/>
+                <w:sz w:val="24"/>
+                <w:szCs w:val="24"/>
+                <w:lang w:val="en-US"/>
+              </w:rPr>
+              <w:t xml:space="preserve">            else { Write-Host " = $([math]::Log10($a))" }</w:t>
+            </w:r>
+          </w:p>
+          <w:p>
+            <w:pPr>
+              <w:spacing w:after="0" w:line="240" w:lineRule="auto"/>
+              <w:jc w:val="both"/>
+              <w:rPr>
+                <w:rFonts w:ascii="Courier New" w:hAnsi="Courier New" w:cs="Courier New"/>
+                <w:sz w:val="24"/>
+                <w:szCs w:val="24"/>
+                <w:lang w:val="en-US"/>
+              </w:rPr>
+            </w:pPr>
+            <w:r>
+              <w:rPr>
+                <w:rFonts w:ascii="Courier New" w:hAnsi="Courier New" w:cs="Courier New"/>
+                <w:sz w:val="24"/>
+                <w:szCs w:val="24"/>
+                <w:lang w:val="en-US"/>
+              </w:rPr>
+              <w:t xml:space="preserve">        }</w:t>
+            </w:r>
+          </w:p>
+          <w:p>
+            <w:pPr>
+              <w:spacing w:after="0" w:line="240" w:lineRule="auto"/>
+              <w:jc w:val="both"/>
+              <w:rPr>
+                <w:rFonts w:ascii="Courier New" w:hAnsi="Courier New" w:cs="Courier New"/>
+                <w:sz w:val="24"/>
+                <w:szCs w:val="24"/>
+                <w:lang w:val="en-US"/>
+              </w:rPr>
+            </w:pPr>
+            <w:r>
+              <w:rPr>
+                <w:rFonts w:ascii="Courier New" w:hAnsi="Courier New" w:cs="Courier New"/>
+                <w:sz w:val="24"/>
+                <w:szCs w:val="24"/>
+                <w:lang w:val="en-US"/>
+              </w:rPr>
+              <w:t xml:space="preserve">        '11' {</w:t>
+            </w:r>
+          </w:p>
+          <w:p>
+            <w:pPr>
+              <w:spacing w:after="0" w:line="240" w:lineRule="auto"/>
+              <w:jc w:val="both"/>
+              <w:rPr>
+                <w:rFonts w:ascii="Courier New" w:hAnsi="Courier New" w:cs="Courier New"/>
+                <w:sz w:val="24"/>
+                <w:szCs w:val="24"/>
+                <w:lang w:val="en-US"/>
+              </w:rPr>
+            </w:pPr>
+            <w:r>
+              <w:rPr>
+                <w:rFonts w:ascii="Courier New" w:hAnsi="Courier New" w:cs="Courier New"/>
+                <w:sz w:val="24"/>
+                <w:szCs w:val="24"/>
+                <w:lang w:val="en-US"/>
+              </w:rPr>
+              <w:t xml:space="preserve">            $a = Read-Number "</w:t>
+            </w:r>
+            <w:r>
+              <w:rPr>
+                <w:rFonts w:ascii="Courier New" w:hAnsi="Courier New" w:cs="Courier New"/>
+                <w:sz w:val="24"/>
+                <w:szCs w:val="24"/>
+              </w:rPr>
+              <w:t>Введите</w:t>
+            </w:r>
+            <w:r>
+              <w:rPr>
+                <w:rFonts w:ascii="Courier New" w:hAnsi="Courier New" w:cs="Courier New"/>
+                <w:sz w:val="24"/>
+                <w:szCs w:val="24"/>
+                <w:lang w:val="en-US"/>
+              </w:rPr>
+              <w:t xml:space="preserve"> </w:t>
+            </w:r>
+            <w:r>
+              <w:rPr>
+                <w:rFonts w:ascii="Courier New" w:hAnsi="Courier New" w:cs="Courier New"/>
+                <w:sz w:val="24"/>
+                <w:szCs w:val="24"/>
+              </w:rPr>
+              <w:t>число</w:t>
+            </w:r>
+            <w:r>
+              <w:rPr>
+                <w:rFonts w:ascii="Courier New" w:hAnsi="Courier New" w:cs="Courier New"/>
+                <w:sz w:val="24"/>
+                <w:szCs w:val="24"/>
+                <w:lang w:val="en-US"/>
+              </w:rPr>
+              <w:t>"</w:t>
+            </w:r>
+          </w:p>
+          <w:p>
+            <w:pPr>
+              <w:spacing w:after="0" w:line="240" w:lineRule="auto"/>
+              <w:jc w:val="both"/>
+              <w:rPr>
+                <w:rFonts w:ascii="Courier New" w:hAnsi="Courier New" w:cs="Courier New"/>
+                <w:sz w:val="24"/>
+                <w:szCs w:val="24"/>
+                <w:lang w:val="en-US"/>
+              </w:rPr>
+            </w:pPr>
+            <w:r>
+              <w:rPr>
+                <w:rFonts w:ascii="Courier New" w:hAnsi="Courier New" w:cs="Courier New"/>
+                <w:sz w:val="24"/>
+                <w:szCs w:val="24"/>
+                <w:lang w:val="en-US"/>
+              </w:rPr>
+              <w:t xml:space="preserve">            if ($a -le 0) { Write-Host "</w:t>
+            </w:r>
+            <w:r>
+              <w:rPr>
+                <w:rFonts w:ascii="Courier New" w:hAnsi="Courier New" w:cs="Courier New"/>
+                <w:sz w:val="24"/>
+                <w:szCs w:val="24"/>
+              </w:rPr>
+              <w:t>Ошибка</w:t>
+            </w:r>
+            <w:r>
+              <w:rPr>
+                <w:rFonts w:ascii="Courier New" w:hAnsi="Courier New" w:cs="Courier New"/>
+                <w:sz w:val="24"/>
+                <w:szCs w:val="24"/>
+                <w:lang w:val="en-US"/>
+              </w:rPr>
+              <w:t xml:space="preserve">: </w:t>
+            </w:r>
+            <w:r>
+              <w:rPr>
+                <w:rFonts w:ascii="Courier New" w:hAnsi="Courier New" w:cs="Courier New"/>
+                <w:sz w:val="24"/>
+                <w:szCs w:val="24"/>
+              </w:rPr>
+              <w:t>число</w:t>
+            </w:r>
+            <w:r>
+              <w:rPr>
+                <w:rFonts w:ascii="Courier New" w:hAnsi="Courier New" w:cs="Courier New"/>
+                <w:sz w:val="24"/>
+                <w:szCs w:val="24"/>
+                <w:lang w:val="en-US"/>
+              </w:rPr>
+              <w:t xml:space="preserve"> </w:t>
+            </w:r>
+            <w:r>
+              <w:rPr>
+                <w:rFonts w:ascii="Courier New" w:hAnsi="Courier New" w:cs="Courier New"/>
+                <w:sz w:val="24"/>
+                <w:szCs w:val="24"/>
+              </w:rPr>
+              <w:t>должно</w:t>
+            </w:r>
+            <w:r>
+              <w:rPr>
+                <w:rFonts w:ascii="Courier New" w:hAnsi="Courier New" w:cs="Courier New"/>
+                <w:sz w:val="24"/>
+                <w:szCs w:val="24"/>
+                <w:lang w:val="en-US"/>
+              </w:rPr>
+              <w:t xml:space="preserve"> </w:t>
+            </w:r>
+            <w:r>
+              <w:rPr>
+                <w:rFonts w:ascii="Courier New" w:hAnsi="Courier New" w:cs="Courier New"/>
+                <w:sz w:val="24"/>
+                <w:szCs w:val="24"/>
+              </w:rPr>
+              <w:t>быть</w:t>
+            </w:r>
+            <w:r>
+              <w:rPr>
+                <w:rFonts w:ascii="Courier New" w:hAnsi="Courier New" w:cs="Courier New"/>
+                <w:sz w:val="24"/>
+                <w:szCs w:val="24"/>
+                <w:lang w:val="en-US"/>
+              </w:rPr>
+              <w:t xml:space="preserve"> &gt; 0" -</w:t>
+            </w:r>
+            <w:proofErr w:type="spellStart"/>
+            <w:r>
+              <w:rPr>
+                <w:rFonts w:ascii="Courier New" w:hAnsi="Courier New" w:cs="Courier New"/>
+                <w:sz w:val="24"/>
+                <w:szCs w:val="24"/>
+                <w:lang w:val="en-US"/>
+              </w:rPr>
+              <w:t>ForegroundColor</w:t>
+            </w:r>
+            <w:proofErr w:type="spellEnd"/>
+            <w:r>
+              <w:rPr>
+                <w:rFonts w:ascii="Courier New" w:hAnsi="Courier New" w:cs="Courier New"/>
+                <w:sz w:val="24"/>
+                <w:szCs w:val="24"/>
+                <w:lang w:val="en-US"/>
+              </w:rPr>
+              <w:t xml:space="preserve"> Red }</w:t>
+            </w:r>
+          </w:p>
+          <w:p>
+            <w:pPr>
+              <w:spacing w:after="0" w:line="240" w:lineRule="auto"/>
+              <w:jc w:val="both"/>
+              <w:rPr>
+                <w:rFonts w:ascii="Courier New" w:hAnsi="Courier New" w:cs="Courier New"/>
+                <w:sz w:val="24"/>
+                <w:szCs w:val="24"/>
+                <w:lang w:val="en-US"/>
+              </w:rPr>
+            </w:pPr>
+            <w:r>
+              <w:rPr>
+                <w:rFonts w:ascii="Courier New" w:hAnsi="Courier New" w:cs="Courier New"/>
+                <w:sz w:val="24"/>
+                <w:szCs w:val="24"/>
+                <w:lang w:val="en-US"/>
+              </w:rPr>
+              <w:t xml:space="preserve">            else { Write-Host " = $([math]::Log($a))" }</w:t>
+            </w:r>
+          </w:p>
+          <w:p>
+            <w:pPr>
+              <w:spacing w:after="0" w:line="240" w:lineRule="auto"/>
+              <w:jc w:val="both"/>
+              <w:rPr>
+                <w:rFonts w:ascii="Courier New" w:hAnsi="Courier New" w:cs="Courier New"/>
+                <w:sz w:val="24"/>
+                <w:szCs w:val="24"/>
+                <w:lang w:val="en-US"/>
+              </w:rPr>
+            </w:pPr>
+            <w:r>
+              <w:rPr>
+                <w:rFonts w:ascii="Courier New" w:hAnsi="Courier New" w:cs="Courier New"/>
+                <w:sz w:val="24"/>
+                <w:szCs w:val="24"/>
+                <w:lang w:val="en-US"/>
+              </w:rPr>
+              <w:t xml:space="preserve">        }</w:t>
+            </w:r>
+          </w:p>
+          <w:p>
+            <w:pPr>
+              <w:spacing w:after="0" w:line="240" w:lineRule="auto"/>
+              <w:jc w:val="both"/>
+              <w:rPr>
+                <w:rFonts w:ascii="Courier New" w:hAnsi="Courier New" w:cs="Courier New"/>
+                <w:sz w:val="24"/>
+                <w:szCs w:val="24"/>
+                <w:lang w:val="en-US"/>
+              </w:rPr>
+            </w:pPr>
+            <w:r>
+              <w:rPr>
+                <w:rFonts w:ascii="Courier New" w:hAnsi="Courier New" w:cs="Courier New"/>
+                <w:sz w:val="24"/>
+                <w:szCs w:val="24"/>
+                <w:lang w:val="en-US"/>
+              </w:rPr>
+              <w:t xml:space="preserve">        '12' {</w:t>
+            </w:r>
+          </w:p>
+          <w:p>
+            <w:pPr>
+              <w:spacing w:after="0" w:line="240" w:lineRule="auto"/>
+              <w:jc w:val="both"/>
+              <w:rPr>
+                <w:rFonts w:ascii="Courier New" w:hAnsi="Courier New" w:cs="Courier New"/>
+                <w:sz w:val="24"/>
+                <w:szCs w:val="24"/>
+                <w:lang w:val="en-US"/>
+              </w:rPr>
+            </w:pPr>
+            <w:r>
+              <w:rPr>
+                <w:rFonts w:ascii="Courier New" w:hAnsi="Courier New" w:cs="Courier New"/>
+                <w:sz w:val="24"/>
+                <w:szCs w:val="24"/>
+                <w:lang w:val="en-US"/>
+              </w:rPr>
+              <w:t xml:space="preserve">            $a = Read-Number "</w:t>
+            </w:r>
+            <w:r>
+              <w:rPr>
+                <w:rFonts w:ascii="Courier New" w:hAnsi="Courier New" w:cs="Courier New"/>
+                <w:sz w:val="24"/>
+                <w:szCs w:val="24"/>
+              </w:rPr>
+              <w:t>Введите</w:t>
+            </w:r>
+            <w:r>
+              <w:rPr>
+                <w:rFonts w:ascii="Courier New" w:hAnsi="Courier New" w:cs="Courier New"/>
+                <w:sz w:val="24"/>
+                <w:szCs w:val="24"/>
+                <w:lang w:val="en-US"/>
+              </w:rPr>
+              <w:t xml:space="preserve"> </w:t>
+            </w:r>
+            <w:r>
+              <w:rPr>
+                <w:rFonts w:ascii="Courier New" w:hAnsi="Courier New" w:cs="Courier New"/>
+                <w:sz w:val="24"/>
+                <w:szCs w:val="24"/>
+              </w:rPr>
+              <w:t>делимое</w:t>
+            </w:r>
+            <w:r>
+              <w:rPr>
+                <w:rFonts w:ascii="Courier New" w:hAnsi="Courier New" w:cs="Courier New"/>
+                <w:sz w:val="24"/>
+                <w:szCs w:val="24"/>
+                <w:lang w:val="en-US"/>
+              </w:rPr>
+              <w:t>"</w:t>
+            </w:r>
+          </w:p>
+          <w:p>
+            <w:pPr>
+              <w:spacing w:after="0" w:line="240" w:lineRule="auto"/>
+              <w:jc w:val="both"/>
+              <w:rPr>
+                <w:rFonts w:ascii="Courier New" w:hAnsi="Courier New" w:cs="Courier New"/>
+                <w:sz w:val="24"/>
+                <w:szCs w:val="24"/>
               </w:rPr>
             </w:pPr>
             <w:r>
@@ -10838,7 +11541,7 @@
                 <w:sz w:val="24"/>
                 <w:szCs w:val="24"/>
               </w:rPr>
-              <w:t xml:space="preserve">$n = </w:t>
+              <w:t xml:space="preserve">$b = </w:t>
             </w:r>
             <w:proofErr w:type="spellStart"/>
             <w:r>
@@ -10856,7 +11559,7 @@
                 <w:sz w:val="24"/>
                 <w:szCs w:val="24"/>
               </w:rPr>
-              <w:t>-Number "Введите степень корня"</w:t>
+              <w:t>-Number "Введите делитель"</w:t>
             </w:r>
           </w:p>
           <w:p>
@@ -10885,27 +11588,7 @@
                 <w:szCs w:val="24"/>
                 <w:lang w:val="en-US"/>
               </w:rPr>
-              <w:t xml:space="preserve">if ($n -eq 0) </w:t>
-            </w:r>
-            <w:proofErr w:type="gramStart"/>
-            <w:r>
-              <w:rPr>
-                <w:rFonts w:ascii="Courier New" w:hAnsi="Courier New" w:cs="Courier New"/>
-                <w:sz w:val="24"/>
-                <w:szCs w:val="24"/>
-                <w:lang w:val="en-US"/>
-              </w:rPr>
-              <w:t>{ Write</w:t>
-            </w:r>
-            <w:proofErr w:type="gramEnd"/>
-            <w:r>
-              <w:rPr>
-                <w:rFonts w:ascii="Courier New" w:hAnsi="Courier New" w:cs="Courier New"/>
-                <w:sz w:val="24"/>
-                <w:szCs w:val="24"/>
-                <w:lang w:val="en-US"/>
-              </w:rPr>
-              <w:t>-Host "</w:t>
+              <w:t>if ($b -eq 0) { Write-Host "</w:t>
             </w:r>
             <w:r>
               <w:rPr>
@@ -10930,7 +11613,7 @@
                 <w:sz w:val="24"/>
                 <w:szCs w:val="24"/>
               </w:rPr>
-              <w:t>степень</w:t>
+              <w:t>деление</w:t>
             </w:r>
             <w:r>
               <w:rPr>
@@ -10947,7 +11630,7 @@
                 <w:sz w:val="24"/>
                 <w:szCs w:val="24"/>
               </w:rPr>
-              <w:t>не</w:t>
+              <w:t>на</w:t>
             </w:r>
             <w:r>
               <w:rPr>
@@ -10964,33 +11647,16 @@
                 <w:sz w:val="24"/>
                 <w:szCs w:val="24"/>
               </w:rPr>
-              <w:t>может</w:t>
-            </w:r>
-            <w:r>
-              <w:rPr>
-                <w:rFonts w:ascii="Courier New" w:hAnsi="Courier New" w:cs="Courier New"/>
-                <w:sz w:val="24"/>
-                <w:szCs w:val="24"/>
-                <w:lang w:val="en-US"/>
-              </w:rPr>
-              <w:t xml:space="preserve"> </w:t>
-            </w:r>
-            <w:r>
-              <w:rPr>
-                <w:rFonts w:ascii="Courier New" w:hAnsi="Courier New" w:cs="Courier New"/>
-                <w:sz w:val="24"/>
-                <w:szCs w:val="24"/>
-              </w:rPr>
-              <w:t>быть</w:t>
-            </w:r>
-            <w:r>
-              <w:rPr>
-                <w:rFonts w:ascii="Courier New" w:hAnsi="Courier New" w:cs="Courier New"/>
-                <w:sz w:val="24"/>
-                <w:szCs w:val="24"/>
-                <w:lang w:val="en-US"/>
-              </w:rPr>
-              <w:t xml:space="preserve"> 0" -</w:t>
+              <w:t>ноль</w:t>
+            </w:r>
+            <w:r>
+              <w:rPr>
+                <w:rFonts w:ascii="Courier New" w:hAnsi="Courier New" w:cs="Courier New"/>
+                <w:sz w:val="24"/>
+                <w:szCs w:val="24"/>
+                <w:lang w:val="en-US"/>
+              </w:rPr>
+              <w:t>!" -</w:t>
             </w:r>
             <w:proofErr w:type="spellStart"/>
             <w:r>
@@ -11010,1451 +11676,29 @@
                 <w:szCs w:val="24"/>
                 <w:lang w:val="en-US"/>
               </w:rPr>
-              <w:t xml:space="preserve"> </w:t>
-            </w:r>
-            <w:proofErr w:type="gramStart"/>
-            <w:r>
-              <w:rPr>
-                <w:rFonts w:ascii="Courier New" w:hAnsi="Courier New" w:cs="Courier New"/>
-                <w:sz w:val="24"/>
-                <w:szCs w:val="24"/>
-                <w:lang w:val="en-US"/>
-              </w:rPr>
-              <w:t>Red }</w:t>
-            </w:r>
-            <w:proofErr w:type="gramEnd"/>
-          </w:p>
-          <w:p>
-            <w:pPr>
-              <w:spacing w:after="0" w:line="240" w:lineRule="auto"/>
-              <w:jc w:val="both"/>
-              <w:rPr>
-                <w:rFonts w:ascii="Courier New" w:hAnsi="Courier New" w:cs="Courier New"/>
-                <w:sz w:val="24"/>
-                <w:szCs w:val="24"/>
-                <w:lang w:val="en-US"/>
-              </w:rPr>
-            </w:pPr>
-            <w:r>
-              <w:rPr>
-                <w:rFonts w:ascii="Courier New" w:hAnsi="Courier New" w:cs="Courier New"/>
-                <w:sz w:val="24"/>
-                <w:szCs w:val="24"/>
-                <w:lang w:val="en-US"/>
-              </w:rPr>
-              <w:t xml:space="preserve">            else </w:t>
-            </w:r>
-            <w:proofErr w:type="gramStart"/>
-            <w:r>
-              <w:rPr>
-                <w:rFonts w:ascii="Courier New" w:hAnsi="Courier New" w:cs="Courier New"/>
-                <w:sz w:val="24"/>
-                <w:szCs w:val="24"/>
-                <w:lang w:val="en-US"/>
-              </w:rPr>
-              <w:t>{ Write</w:t>
-            </w:r>
-            <w:proofErr w:type="gramEnd"/>
-            <w:r>
-              <w:rPr>
-                <w:rFonts w:ascii="Courier New" w:hAnsi="Courier New" w:cs="Courier New"/>
-                <w:sz w:val="24"/>
-                <w:szCs w:val="24"/>
-                <w:lang w:val="en-US"/>
-              </w:rPr>
-              <w:t>-Host " = $([math</w:t>
-            </w:r>
-            <w:proofErr w:type="gramStart"/>
-            <w:r>
-              <w:rPr>
-                <w:rFonts w:ascii="Courier New" w:hAnsi="Courier New" w:cs="Courier New"/>
-                <w:sz w:val="24"/>
-                <w:szCs w:val="24"/>
-                <w:lang w:val="en-US"/>
-              </w:rPr>
-              <w:t>]::Pow(</w:t>
-            </w:r>
-            <w:proofErr w:type="gramEnd"/>
-            <w:r>
-              <w:rPr>
-                <w:rFonts w:ascii="Courier New" w:hAnsi="Courier New" w:cs="Courier New"/>
-                <w:sz w:val="24"/>
-                <w:szCs w:val="24"/>
-                <w:lang w:val="en-US"/>
-              </w:rPr>
-              <w:t>$a, 1 / $n))</w:t>
-            </w:r>
-            <w:proofErr w:type="gramStart"/>
-            <w:r>
-              <w:rPr>
-                <w:rFonts w:ascii="Courier New" w:hAnsi="Courier New" w:cs="Courier New"/>
-                <w:sz w:val="24"/>
-                <w:szCs w:val="24"/>
-                <w:lang w:val="en-US"/>
-              </w:rPr>
-              <w:t>" }</w:t>
-            </w:r>
-            <w:proofErr w:type="gramEnd"/>
-          </w:p>
-          <w:p>
-            <w:pPr>
-              <w:spacing w:after="0" w:line="240" w:lineRule="auto"/>
-              <w:jc w:val="both"/>
-              <w:rPr>
-                <w:rFonts w:ascii="Courier New" w:hAnsi="Courier New" w:cs="Courier New"/>
-                <w:sz w:val="24"/>
-                <w:szCs w:val="24"/>
-              </w:rPr>
-            </w:pPr>
-            <w:r>
-              <w:rPr>
-                <w:rFonts w:ascii="Courier New" w:hAnsi="Courier New" w:cs="Courier New"/>
-                <w:sz w:val="24"/>
-                <w:szCs w:val="24"/>
-                <w:lang w:val="en-US"/>
-              </w:rPr>
-              <w:t xml:space="preserve">        </w:t>
-            </w:r>
-            <w:r>
-              <w:rPr>
-                <w:rFonts w:ascii="Courier New" w:hAnsi="Courier New" w:cs="Courier New"/>
-                <w:sz w:val="24"/>
-                <w:szCs w:val="24"/>
-              </w:rPr>
-              <w:t>}</w:t>
-            </w:r>
-          </w:p>
-          <w:p>
-            <w:pPr>
-              <w:spacing w:after="0" w:line="240" w:lineRule="auto"/>
-              <w:jc w:val="both"/>
-              <w:rPr>
-                <w:rFonts w:ascii="Courier New" w:hAnsi="Courier New" w:cs="Courier New"/>
-                <w:sz w:val="24"/>
-                <w:szCs w:val="24"/>
-              </w:rPr>
-            </w:pPr>
-            <w:r>
-              <w:rPr>
-                <w:rFonts w:ascii="Courier New" w:hAnsi="Courier New" w:cs="Courier New"/>
-                <w:sz w:val="24"/>
-                <w:szCs w:val="24"/>
-              </w:rPr>
-              <w:t xml:space="preserve">        '7' {</w:t>
-            </w:r>
-          </w:p>
-          <w:p>
-            <w:pPr>
-              <w:spacing w:after="0" w:line="240" w:lineRule="auto"/>
-              <w:jc w:val="both"/>
-              <w:rPr>
-                <w:rFonts w:ascii="Courier New" w:hAnsi="Courier New" w:cs="Courier New"/>
-                <w:sz w:val="24"/>
-                <w:szCs w:val="24"/>
-              </w:rPr>
-            </w:pPr>
-            <w:r>
-              <w:rPr>
-                <w:rFonts w:ascii="Courier New" w:hAnsi="Courier New" w:cs="Courier New"/>
-                <w:sz w:val="24"/>
-                <w:szCs w:val="24"/>
-              </w:rPr>
-              <w:t xml:space="preserve">            $a = </w:t>
-            </w:r>
-            <w:proofErr w:type="spellStart"/>
-            <w:r>
-              <w:rPr>
-                <w:rFonts w:ascii="Courier New" w:hAnsi="Courier New" w:cs="Courier New"/>
-                <w:sz w:val="24"/>
-                <w:szCs w:val="24"/>
-              </w:rPr>
-              <w:t>Read</w:t>
-            </w:r>
-            <w:proofErr w:type="spellEnd"/>
-            <w:r>
-              <w:rPr>
-                <w:rFonts w:ascii="Courier New" w:hAnsi="Courier New" w:cs="Courier New"/>
-                <w:sz w:val="24"/>
-                <w:szCs w:val="24"/>
-              </w:rPr>
-              <w:t>-Number "Введите угол в радианах"</w:t>
-            </w:r>
-          </w:p>
-          <w:p>
-            <w:pPr>
-              <w:spacing w:after="0" w:line="240" w:lineRule="auto"/>
-              <w:jc w:val="both"/>
-              <w:rPr>
-                <w:rFonts w:ascii="Courier New" w:hAnsi="Courier New" w:cs="Courier New"/>
-                <w:sz w:val="24"/>
-                <w:szCs w:val="24"/>
-                <w:lang w:val="en-US"/>
-              </w:rPr>
-            </w:pPr>
-            <w:r>
-              <w:rPr>
-                <w:rFonts w:ascii="Courier New" w:hAnsi="Courier New" w:cs="Courier New"/>
-                <w:sz w:val="24"/>
-                <w:szCs w:val="24"/>
-              </w:rPr>
-              <w:t xml:space="preserve">            </w:t>
-            </w:r>
-            <w:r>
-              <w:rPr>
-                <w:rFonts w:ascii="Courier New" w:hAnsi="Courier New" w:cs="Courier New"/>
-                <w:sz w:val="24"/>
-                <w:szCs w:val="24"/>
-                <w:lang w:val="en-US"/>
-              </w:rPr>
-              <w:t>Write-Host " = $([math</w:t>
-            </w:r>
-            <w:proofErr w:type="gramStart"/>
-            <w:r>
-              <w:rPr>
-                <w:rFonts w:ascii="Courier New" w:hAnsi="Courier New" w:cs="Courier New"/>
-                <w:sz w:val="24"/>
-                <w:szCs w:val="24"/>
-                <w:lang w:val="en-US"/>
-              </w:rPr>
-              <w:t>]::</w:t>
-            </w:r>
-            <w:proofErr w:type="gramEnd"/>
-            <w:r>
-              <w:rPr>
-                <w:rFonts w:ascii="Courier New" w:hAnsi="Courier New" w:cs="Courier New"/>
-                <w:sz w:val="24"/>
-                <w:szCs w:val="24"/>
-                <w:lang w:val="en-US"/>
-              </w:rPr>
-              <w:t>Sin($a))"</w:t>
-            </w:r>
-          </w:p>
-          <w:p>
-            <w:pPr>
-              <w:spacing w:after="0" w:line="240" w:lineRule="auto"/>
-              <w:jc w:val="both"/>
-              <w:rPr>
-                <w:rFonts w:ascii="Courier New" w:hAnsi="Courier New" w:cs="Courier New"/>
-                <w:sz w:val="24"/>
-                <w:szCs w:val="24"/>
-              </w:rPr>
-            </w:pPr>
-            <w:r>
-              <w:rPr>
-                <w:rFonts w:ascii="Courier New" w:hAnsi="Courier New" w:cs="Courier New"/>
-                <w:sz w:val="24"/>
-                <w:szCs w:val="24"/>
-                <w:lang w:val="en-US"/>
-              </w:rPr>
-              <w:t xml:space="preserve">        </w:t>
-            </w:r>
-            <w:r>
-              <w:rPr>
-                <w:rFonts w:ascii="Courier New" w:hAnsi="Courier New" w:cs="Courier New"/>
-                <w:sz w:val="24"/>
-                <w:szCs w:val="24"/>
-              </w:rPr>
-              <w:t>}</w:t>
-            </w:r>
-          </w:p>
-          <w:p>
-            <w:pPr>
-              <w:spacing w:after="0" w:line="240" w:lineRule="auto"/>
-              <w:jc w:val="both"/>
-              <w:rPr>
-                <w:rFonts w:ascii="Courier New" w:hAnsi="Courier New" w:cs="Courier New"/>
-                <w:sz w:val="24"/>
-                <w:szCs w:val="24"/>
-              </w:rPr>
-            </w:pPr>
-            <w:r>
-              <w:rPr>
-                <w:rFonts w:ascii="Courier New" w:hAnsi="Courier New" w:cs="Courier New"/>
-                <w:sz w:val="24"/>
-                <w:szCs w:val="24"/>
-              </w:rPr>
-              <w:t xml:space="preserve">        '8' {</w:t>
-            </w:r>
-          </w:p>
-          <w:p>
-            <w:pPr>
-              <w:spacing w:after="0" w:line="240" w:lineRule="auto"/>
-              <w:jc w:val="both"/>
-              <w:rPr>
-                <w:rFonts w:ascii="Courier New" w:hAnsi="Courier New" w:cs="Courier New"/>
-                <w:sz w:val="24"/>
-                <w:szCs w:val="24"/>
-              </w:rPr>
-            </w:pPr>
-            <w:r>
-              <w:rPr>
-                <w:rFonts w:ascii="Courier New" w:hAnsi="Courier New" w:cs="Courier New"/>
-                <w:sz w:val="24"/>
-                <w:szCs w:val="24"/>
-              </w:rPr>
-              <w:t xml:space="preserve">            $a = </w:t>
-            </w:r>
-            <w:proofErr w:type="spellStart"/>
-            <w:r>
-              <w:rPr>
-                <w:rFonts w:ascii="Courier New" w:hAnsi="Courier New" w:cs="Courier New"/>
-                <w:sz w:val="24"/>
-                <w:szCs w:val="24"/>
-              </w:rPr>
-              <w:t>Read</w:t>
-            </w:r>
-            <w:proofErr w:type="spellEnd"/>
-            <w:r>
-              <w:rPr>
-                <w:rFonts w:ascii="Courier New" w:hAnsi="Courier New" w:cs="Courier New"/>
-                <w:sz w:val="24"/>
-                <w:szCs w:val="24"/>
-              </w:rPr>
-              <w:t>-Number "Введите угол в радианах"</w:t>
-            </w:r>
-          </w:p>
-          <w:p>
-            <w:pPr>
-              <w:spacing w:after="0" w:line="240" w:lineRule="auto"/>
-              <w:jc w:val="both"/>
-              <w:rPr>
-                <w:rFonts w:ascii="Courier New" w:hAnsi="Courier New" w:cs="Courier New"/>
-                <w:sz w:val="24"/>
-                <w:szCs w:val="24"/>
-                <w:lang w:val="en-US"/>
-              </w:rPr>
-            </w:pPr>
-            <w:r>
-              <w:rPr>
-                <w:rFonts w:ascii="Courier New" w:hAnsi="Courier New" w:cs="Courier New"/>
-                <w:sz w:val="24"/>
-                <w:szCs w:val="24"/>
-              </w:rPr>
-              <w:t xml:space="preserve">            </w:t>
-            </w:r>
-            <w:r>
-              <w:rPr>
-                <w:rFonts w:ascii="Courier New" w:hAnsi="Courier New" w:cs="Courier New"/>
-                <w:sz w:val="24"/>
-                <w:szCs w:val="24"/>
-                <w:lang w:val="en-US"/>
-              </w:rPr>
-              <w:t>Write-Host " = $([math</w:t>
-            </w:r>
-            <w:proofErr w:type="gramStart"/>
-            <w:r>
-              <w:rPr>
-                <w:rFonts w:ascii="Courier New" w:hAnsi="Courier New" w:cs="Courier New"/>
-                <w:sz w:val="24"/>
-                <w:szCs w:val="24"/>
-                <w:lang w:val="en-US"/>
-              </w:rPr>
-              <w:t>]::</w:t>
-            </w:r>
-            <w:proofErr w:type="gramEnd"/>
-            <w:r>
-              <w:rPr>
-                <w:rFonts w:ascii="Courier New" w:hAnsi="Courier New" w:cs="Courier New"/>
-                <w:sz w:val="24"/>
-                <w:szCs w:val="24"/>
-                <w:lang w:val="en-US"/>
-              </w:rPr>
-              <w:t>Cos($a))"</w:t>
-            </w:r>
-          </w:p>
-          <w:p>
-            <w:pPr>
-              <w:spacing w:after="0" w:line="240" w:lineRule="auto"/>
-              <w:jc w:val="both"/>
-              <w:rPr>
-                <w:rFonts w:ascii="Courier New" w:hAnsi="Courier New" w:cs="Courier New"/>
-                <w:sz w:val="24"/>
-                <w:szCs w:val="24"/>
-              </w:rPr>
-            </w:pPr>
-            <w:r>
-              <w:rPr>
-                <w:rFonts w:ascii="Courier New" w:hAnsi="Courier New" w:cs="Courier New"/>
-                <w:sz w:val="24"/>
-                <w:szCs w:val="24"/>
-                <w:lang w:val="en-US"/>
-              </w:rPr>
-              <w:t xml:space="preserve">        </w:t>
-            </w:r>
-            <w:r>
-              <w:rPr>
-                <w:rFonts w:ascii="Courier New" w:hAnsi="Courier New" w:cs="Courier New"/>
-                <w:sz w:val="24"/>
-                <w:szCs w:val="24"/>
-              </w:rPr>
-              <w:t>}</w:t>
-            </w:r>
-          </w:p>
-          <w:p>
-            <w:pPr>
-              <w:spacing w:after="0" w:line="240" w:lineRule="auto"/>
-              <w:jc w:val="both"/>
-              <w:rPr>
-                <w:rFonts w:ascii="Courier New" w:hAnsi="Courier New" w:cs="Courier New"/>
-                <w:sz w:val="24"/>
-                <w:szCs w:val="24"/>
-              </w:rPr>
-            </w:pPr>
-            <w:r>
-              <w:rPr>
-                <w:rFonts w:ascii="Courier New" w:hAnsi="Courier New" w:cs="Courier New"/>
-                <w:sz w:val="24"/>
-                <w:szCs w:val="24"/>
-              </w:rPr>
-              <w:t xml:space="preserve">        '9' {</w:t>
-            </w:r>
-          </w:p>
-          <w:p>
-            <w:pPr>
-              <w:spacing w:after="0" w:line="240" w:lineRule="auto"/>
-              <w:jc w:val="both"/>
-              <w:rPr>
-                <w:rFonts w:ascii="Courier New" w:hAnsi="Courier New" w:cs="Courier New"/>
-                <w:sz w:val="24"/>
-                <w:szCs w:val="24"/>
-              </w:rPr>
-            </w:pPr>
-            <w:r>
-              <w:rPr>
-                <w:rFonts w:ascii="Courier New" w:hAnsi="Courier New" w:cs="Courier New"/>
-                <w:sz w:val="24"/>
-                <w:szCs w:val="24"/>
-              </w:rPr>
-              <w:t xml:space="preserve">            $a = </w:t>
-            </w:r>
-            <w:proofErr w:type="spellStart"/>
-            <w:r>
-              <w:rPr>
-                <w:rFonts w:ascii="Courier New" w:hAnsi="Courier New" w:cs="Courier New"/>
-                <w:sz w:val="24"/>
-                <w:szCs w:val="24"/>
-              </w:rPr>
-              <w:t>Read</w:t>
-            </w:r>
-            <w:proofErr w:type="spellEnd"/>
-            <w:r>
-              <w:rPr>
-                <w:rFonts w:ascii="Courier New" w:hAnsi="Courier New" w:cs="Courier New"/>
-                <w:sz w:val="24"/>
-                <w:szCs w:val="24"/>
-              </w:rPr>
-              <w:t>-Number "Введите угол в радианах"</w:t>
-            </w:r>
-          </w:p>
-          <w:p>
-            <w:pPr>
-              <w:spacing w:after="0" w:line="240" w:lineRule="auto"/>
-              <w:jc w:val="both"/>
-              <w:rPr>
-                <w:rFonts w:ascii="Courier New" w:hAnsi="Courier New" w:cs="Courier New"/>
-                <w:sz w:val="24"/>
-                <w:szCs w:val="24"/>
-                <w:lang w:val="en-US"/>
-              </w:rPr>
-            </w:pPr>
-            <w:r>
-              <w:rPr>
-                <w:rFonts w:ascii="Courier New" w:hAnsi="Courier New" w:cs="Courier New"/>
-                <w:sz w:val="24"/>
-                <w:szCs w:val="24"/>
-              </w:rPr>
-              <w:t xml:space="preserve">            </w:t>
-            </w:r>
-            <w:r>
-              <w:rPr>
-                <w:rFonts w:ascii="Courier New" w:hAnsi="Courier New" w:cs="Courier New"/>
-                <w:sz w:val="24"/>
-                <w:szCs w:val="24"/>
-                <w:lang w:val="en-US"/>
-              </w:rPr>
-              <w:t>Write-Host " = $([math</w:t>
-            </w:r>
-            <w:proofErr w:type="gramStart"/>
-            <w:r>
-              <w:rPr>
-                <w:rFonts w:ascii="Courier New" w:hAnsi="Courier New" w:cs="Courier New"/>
-                <w:sz w:val="24"/>
-                <w:szCs w:val="24"/>
-                <w:lang w:val="en-US"/>
-              </w:rPr>
-              <w:t>]::</w:t>
-            </w:r>
-            <w:proofErr w:type="gramEnd"/>
-            <w:r>
-              <w:rPr>
-                <w:rFonts w:ascii="Courier New" w:hAnsi="Courier New" w:cs="Courier New"/>
-                <w:sz w:val="24"/>
-                <w:szCs w:val="24"/>
-                <w:lang w:val="en-US"/>
-              </w:rPr>
-              <w:t>Tan($a))"</w:t>
-            </w:r>
-          </w:p>
-          <w:p>
-            <w:pPr>
-              <w:spacing w:after="0" w:line="240" w:lineRule="auto"/>
-              <w:jc w:val="both"/>
-              <w:rPr>
-                <w:rFonts w:ascii="Courier New" w:hAnsi="Courier New" w:cs="Courier New"/>
-                <w:sz w:val="24"/>
-                <w:szCs w:val="24"/>
-                <w:lang w:val="en-US"/>
-              </w:rPr>
-            </w:pPr>
-            <w:r>
-              <w:rPr>
-                <w:rFonts w:ascii="Courier New" w:hAnsi="Courier New" w:cs="Courier New"/>
-                <w:sz w:val="24"/>
-                <w:szCs w:val="24"/>
-                <w:lang w:val="en-US"/>
-              </w:rPr>
-              <w:t xml:space="preserve">        }</w:t>
-            </w:r>
-          </w:p>
-          <w:p>
-            <w:pPr>
-              <w:spacing w:after="0" w:line="240" w:lineRule="auto"/>
-              <w:jc w:val="both"/>
-              <w:rPr>
-                <w:rFonts w:ascii="Courier New" w:hAnsi="Courier New" w:cs="Courier New"/>
-                <w:sz w:val="24"/>
-                <w:szCs w:val="24"/>
-                <w:lang w:val="en-US"/>
-              </w:rPr>
-            </w:pPr>
-            <w:r>
-              <w:rPr>
-                <w:rFonts w:ascii="Courier New" w:hAnsi="Courier New" w:cs="Courier New"/>
-                <w:sz w:val="24"/>
-                <w:szCs w:val="24"/>
-                <w:lang w:val="en-US"/>
-              </w:rPr>
-              <w:t xml:space="preserve">        '10' {</w:t>
-            </w:r>
-          </w:p>
-          <w:p>
-            <w:pPr>
-              <w:spacing w:after="0" w:line="240" w:lineRule="auto"/>
-              <w:jc w:val="both"/>
-              <w:rPr>
-                <w:rFonts w:ascii="Courier New" w:hAnsi="Courier New" w:cs="Courier New"/>
-                <w:sz w:val="24"/>
-                <w:szCs w:val="24"/>
-                <w:lang w:val="en-US"/>
-              </w:rPr>
-            </w:pPr>
-            <w:r>
-              <w:rPr>
-                <w:rFonts w:ascii="Courier New" w:hAnsi="Courier New" w:cs="Courier New"/>
-                <w:sz w:val="24"/>
-                <w:szCs w:val="24"/>
-                <w:lang w:val="en-US"/>
-              </w:rPr>
-              <w:t xml:space="preserve">            $a = Read-Number "</w:t>
-            </w:r>
-            <w:r>
-              <w:rPr>
-                <w:rFonts w:ascii="Courier New" w:hAnsi="Courier New" w:cs="Courier New"/>
-                <w:sz w:val="24"/>
-                <w:szCs w:val="24"/>
-              </w:rPr>
-              <w:t>Введите</w:t>
-            </w:r>
-            <w:r>
-              <w:rPr>
-                <w:rFonts w:ascii="Courier New" w:hAnsi="Courier New" w:cs="Courier New"/>
-                <w:sz w:val="24"/>
-                <w:szCs w:val="24"/>
-                <w:lang w:val="en-US"/>
-              </w:rPr>
-              <w:t xml:space="preserve"> </w:t>
-            </w:r>
-            <w:r>
-              <w:rPr>
-                <w:rFonts w:ascii="Courier New" w:hAnsi="Courier New" w:cs="Courier New"/>
-                <w:sz w:val="24"/>
-                <w:szCs w:val="24"/>
-              </w:rPr>
-              <w:t>число</w:t>
-            </w:r>
-            <w:r>
-              <w:rPr>
-                <w:rFonts w:ascii="Courier New" w:hAnsi="Courier New" w:cs="Courier New"/>
-                <w:sz w:val="24"/>
-                <w:szCs w:val="24"/>
-                <w:lang w:val="en-US"/>
-              </w:rPr>
-              <w:t>"</w:t>
-            </w:r>
-          </w:p>
-          <w:p>
-            <w:pPr>
-              <w:spacing w:after="0" w:line="240" w:lineRule="auto"/>
-              <w:jc w:val="both"/>
-              <w:rPr>
-                <w:rFonts w:ascii="Courier New" w:hAnsi="Courier New" w:cs="Courier New"/>
-                <w:sz w:val="24"/>
-                <w:szCs w:val="24"/>
-                <w:lang w:val="en-US"/>
-              </w:rPr>
-            </w:pPr>
-            <w:r>
-              <w:rPr>
-                <w:rFonts w:ascii="Courier New" w:hAnsi="Courier New" w:cs="Courier New"/>
-                <w:sz w:val="24"/>
-                <w:szCs w:val="24"/>
-                <w:lang w:val="en-US"/>
-              </w:rPr>
-              <w:t xml:space="preserve">            if ($a -le 0) </w:t>
-            </w:r>
-            <w:proofErr w:type="gramStart"/>
-            <w:r>
-              <w:rPr>
-                <w:rFonts w:ascii="Courier New" w:hAnsi="Courier New" w:cs="Courier New"/>
-                <w:sz w:val="24"/>
-                <w:szCs w:val="24"/>
-                <w:lang w:val="en-US"/>
-              </w:rPr>
-              <w:t>{ Write</w:t>
-            </w:r>
-            <w:proofErr w:type="gramEnd"/>
-            <w:r>
-              <w:rPr>
-                <w:rFonts w:ascii="Courier New" w:hAnsi="Courier New" w:cs="Courier New"/>
-                <w:sz w:val="24"/>
-                <w:szCs w:val="24"/>
-                <w:lang w:val="en-US"/>
-              </w:rPr>
-              <w:t>-Host "</w:t>
-            </w:r>
-            <w:r>
-              <w:rPr>
-                <w:rFonts w:ascii="Courier New" w:hAnsi="Courier New" w:cs="Courier New"/>
-                <w:sz w:val="24"/>
-                <w:szCs w:val="24"/>
-              </w:rPr>
-              <w:t>Ошибка</w:t>
-            </w:r>
-            <w:r>
-              <w:rPr>
-                <w:rFonts w:ascii="Courier New" w:hAnsi="Courier New" w:cs="Courier New"/>
-                <w:sz w:val="24"/>
-                <w:szCs w:val="24"/>
-                <w:lang w:val="en-US"/>
-              </w:rPr>
-              <w:t xml:space="preserve">: </w:t>
-            </w:r>
-            <w:r>
-              <w:rPr>
-                <w:rFonts w:ascii="Courier New" w:hAnsi="Courier New" w:cs="Courier New"/>
-                <w:sz w:val="24"/>
-                <w:szCs w:val="24"/>
-              </w:rPr>
-              <w:t>число</w:t>
-            </w:r>
-            <w:r>
-              <w:rPr>
-                <w:rFonts w:ascii="Courier New" w:hAnsi="Courier New" w:cs="Courier New"/>
-                <w:sz w:val="24"/>
-                <w:szCs w:val="24"/>
-                <w:lang w:val="en-US"/>
-              </w:rPr>
-              <w:t xml:space="preserve"> </w:t>
-            </w:r>
-            <w:r>
-              <w:rPr>
-                <w:rFonts w:ascii="Courier New" w:hAnsi="Courier New" w:cs="Courier New"/>
-                <w:sz w:val="24"/>
-                <w:szCs w:val="24"/>
-              </w:rPr>
-              <w:t>должно</w:t>
-            </w:r>
-            <w:r>
-              <w:rPr>
-                <w:rFonts w:ascii="Courier New" w:hAnsi="Courier New" w:cs="Courier New"/>
-                <w:sz w:val="24"/>
-                <w:szCs w:val="24"/>
-                <w:lang w:val="en-US"/>
-              </w:rPr>
-              <w:t xml:space="preserve"> </w:t>
-            </w:r>
-            <w:r>
-              <w:rPr>
-                <w:rFonts w:ascii="Courier New" w:hAnsi="Courier New" w:cs="Courier New"/>
-                <w:sz w:val="24"/>
-                <w:szCs w:val="24"/>
-              </w:rPr>
-              <w:t>быть</w:t>
-            </w:r>
-            <w:r>
-              <w:rPr>
-                <w:rFonts w:ascii="Courier New" w:hAnsi="Courier New" w:cs="Courier New"/>
-                <w:sz w:val="24"/>
-                <w:szCs w:val="24"/>
-                <w:lang w:val="en-US"/>
-              </w:rPr>
-              <w:t xml:space="preserve"> &gt; 0" -</w:t>
-            </w:r>
-            <w:proofErr w:type="spellStart"/>
-            <w:r>
-              <w:rPr>
-                <w:rFonts w:ascii="Courier New" w:hAnsi="Courier New" w:cs="Courier New"/>
-                <w:sz w:val="24"/>
-                <w:szCs w:val="24"/>
-                <w:lang w:val="en-US"/>
-              </w:rPr>
-              <w:t>ForegroundColor</w:t>
-            </w:r>
-            <w:proofErr w:type="spellEnd"/>
-            <w:r>
-              <w:rPr>
-                <w:rFonts w:ascii="Courier New" w:hAnsi="Courier New" w:cs="Courier New"/>
-                <w:sz w:val="24"/>
-                <w:szCs w:val="24"/>
-                <w:lang w:val="en-US"/>
-              </w:rPr>
-              <w:t xml:space="preserve"> </w:t>
-            </w:r>
-            <w:proofErr w:type="gramStart"/>
-            <w:r>
-              <w:rPr>
-                <w:rFonts w:ascii="Courier New" w:hAnsi="Courier New" w:cs="Courier New"/>
-                <w:sz w:val="24"/>
-                <w:szCs w:val="24"/>
-                <w:lang w:val="en-US"/>
-              </w:rPr>
-              <w:t>Red }</w:t>
-            </w:r>
-            <w:proofErr w:type="gramEnd"/>
-          </w:p>
-          <w:p>
-            <w:pPr>
-              <w:spacing w:after="0" w:line="240" w:lineRule="auto"/>
-              <w:jc w:val="both"/>
-              <w:rPr>
-                <w:rFonts w:ascii="Courier New" w:hAnsi="Courier New" w:cs="Courier New"/>
-                <w:sz w:val="24"/>
-                <w:szCs w:val="24"/>
-                <w:lang w:val="en-US"/>
-              </w:rPr>
-            </w:pPr>
-            <w:r>
-              <w:rPr>
-                <w:rFonts w:ascii="Courier New" w:hAnsi="Courier New" w:cs="Courier New"/>
-                <w:sz w:val="24"/>
-                <w:szCs w:val="24"/>
-                <w:lang w:val="en-US"/>
-              </w:rPr>
-              <w:t xml:space="preserve">            else </w:t>
-            </w:r>
-            <w:proofErr w:type="gramStart"/>
-            <w:r>
-              <w:rPr>
-                <w:rFonts w:ascii="Courier New" w:hAnsi="Courier New" w:cs="Courier New"/>
-                <w:sz w:val="24"/>
-                <w:szCs w:val="24"/>
-                <w:lang w:val="en-US"/>
-              </w:rPr>
-              <w:t>{ Write</w:t>
-            </w:r>
-            <w:proofErr w:type="gramEnd"/>
-            <w:r>
-              <w:rPr>
-                <w:rFonts w:ascii="Courier New" w:hAnsi="Courier New" w:cs="Courier New"/>
-                <w:sz w:val="24"/>
-                <w:szCs w:val="24"/>
-                <w:lang w:val="en-US"/>
-              </w:rPr>
-              <w:t>-Host " = $([math</w:t>
-            </w:r>
-            <w:proofErr w:type="gramStart"/>
-            <w:r>
-              <w:rPr>
-                <w:rFonts w:ascii="Courier New" w:hAnsi="Courier New" w:cs="Courier New"/>
-                <w:sz w:val="24"/>
-                <w:szCs w:val="24"/>
-                <w:lang w:val="en-US"/>
-              </w:rPr>
-              <w:t>]::</w:t>
-            </w:r>
-            <w:proofErr w:type="gramEnd"/>
-            <w:r>
-              <w:rPr>
-                <w:rFonts w:ascii="Courier New" w:hAnsi="Courier New" w:cs="Courier New"/>
-                <w:sz w:val="24"/>
-                <w:szCs w:val="24"/>
-                <w:lang w:val="en-US"/>
-              </w:rPr>
-              <w:t>Log10($a))</w:t>
-            </w:r>
-            <w:proofErr w:type="gramStart"/>
-            <w:r>
-              <w:rPr>
-                <w:rFonts w:ascii="Courier New" w:hAnsi="Courier New" w:cs="Courier New"/>
-                <w:sz w:val="24"/>
-                <w:szCs w:val="24"/>
-                <w:lang w:val="en-US"/>
-              </w:rPr>
-              <w:t>" }</w:t>
-            </w:r>
-            <w:proofErr w:type="gramEnd"/>
-          </w:p>
-          <w:p>
-            <w:pPr>
-              <w:spacing w:after="0" w:line="240" w:lineRule="auto"/>
-              <w:jc w:val="both"/>
-              <w:rPr>
-                <w:rFonts w:ascii="Courier New" w:hAnsi="Courier New" w:cs="Courier New"/>
-                <w:sz w:val="24"/>
-                <w:szCs w:val="24"/>
-                <w:lang w:val="en-US"/>
-              </w:rPr>
-            </w:pPr>
-            <w:r>
-              <w:rPr>
-                <w:rFonts w:ascii="Courier New" w:hAnsi="Courier New" w:cs="Courier New"/>
-                <w:sz w:val="24"/>
-                <w:szCs w:val="24"/>
-                <w:lang w:val="en-US"/>
-              </w:rPr>
-              <w:t xml:space="preserve">        }</w:t>
-            </w:r>
-          </w:p>
-          <w:p>
-            <w:pPr>
-              <w:spacing w:after="0" w:line="240" w:lineRule="auto"/>
-              <w:jc w:val="both"/>
-              <w:rPr>
-                <w:rFonts w:ascii="Courier New" w:hAnsi="Courier New" w:cs="Courier New"/>
-                <w:sz w:val="24"/>
-                <w:szCs w:val="24"/>
-                <w:lang w:val="en-US"/>
-              </w:rPr>
-            </w:pPr>
-            <w:r>
-              <w:rPr>
-                <w:rFonts w:ascii="Courier New" w:hAnsi="Courier New" w:cs="Courier New"/>
-                <w:sz w:val="24"/>
-                <w:szCs w:val="24"/>
-                <w:lang w:val="en-US"/>
-              </w:rPr>
-              <w:t xml:space="preserve">        '11' {</w:t>
-            </w:r>
-          </w:p>
-          <w:p>
-            <w:pPr>
-              <w:spacing w:after="0" w:line="240" w:lineRule="auto"/>
-              <w:jc w:val="both"/>
-              <w:rPr>
-                <w:rFonts w:ascii="Courier New" w:hAnsi="Courier New" w:cs="Courier New"/>
-                <w:sz w:val="24"/>
-                <w:szCs w:val="24"/>
-                <w:lang w:val="en-US"/>
-              </w:rPr>
-            </w:pPr>
-            <w:r>
-              <w:rPr>
-                <w:rFonts w:ascii="Courier New" w:hAnsi="Courier New" w:cs="Courier New"/>
-                <w:sz w:val="24"/>
-                <w:szCs w:val="24"/>
-                <w:lang w:val="en-US"/>
-              </w:rPr>
-              <w:t xml:space="preserve">            $a = Read-Number "</w:t>
-            </w:r>
-            <w:r>
-              <w:rPr>
-                <w:rFonts w:ascii="Courier New" w:hAnsi="Courier New" w:cs="Courier New"/>
-                <w:sz w:val="24"/>
-                <w:szCs w:val="24"/>
-              </w:rPr>
-              <w:t>Введите</w:t>
-            </w:r>
-            <w:r>
-              <w:rPr>
-                <w:rFonts w:ascii="Courier New" w:hAnsi="Courier New" w:cs="Courier New"/>
-                <w:sz w:val="24"/>
-                <w:szCs w:val="24"/>
-                <w:lang w:val="en-US"/>
-              </w:rPr>
-              <w:t xml:space="preserve"> </w:t>
-            </w:r>
-            <w:r>
-              <w:rPr>
-                <w:rFonts w:ascii="Courier New" w:hAnsi="Courier New" w:cs="Courier New"/>
-                <w:sz w:val="24"/>
-                <w:szCs w:val="24"/>
-              </w:rPr>
-              <w:t>число</w:t>
-            </w:r>
-            <w:r>
-              <w:rPr>
-                <w:rFonts w:ascii="Courier New" w:hAnsi="Courier New" w:cs="Courier New"/>
-                <w:sz w:val="24"/>
-                <w:szCs w:val="24"/>
-                <w:lang w:val="en-US"/>
-              </w:rPr>
-              <w:t>"</w:t>
-            </w:r>
-          </w:p>
-          <w:p>
-            <w:pPr>
-              <w:spacing w:after="0" w:line="240" w:lineRule="auto"/>
-              <w:jc w:val="both"/>
-              <w:rPr>
-                <w:rFonts w:ascii="Courier New" w:hAnsi="Courier New" w:cs="Courier New"/>
-                <w:sz w:val="24"/>
-                <w:szCs w:val="24"/>
-                <w:lang w:val="en-US"/>
-              </w:rPr>
-            </w:pPr>
-            <w:r>
-              <w:rPr>
-                <w:rFonts w:ascii="Courier New" w:hAnsi="Courier New" w:cs="Courier New"/>
-                <w:sz w:val="24"/>
-                <w:szCs w:val="24"/>
-                <w:lang w:val="en-US"/>
-              </w:rPr>
-              <w:t xml:space="preserve">            if ($a -le 0) </w:t>
-            </w:r>
-            <w:proofErr w:type="gramStart"/>
-            <w:r>
-              <w:rPr>
-                <w:rFonts w:ascii="Courier New" w:hAnsi="Courier New" w:cs="Courier New"/>
-                <w:sz w:val="24"/>
-                <w:szCs w:val="24"/>
-                <w:lang w:val="en-US"/>
-              </w:rPr>
-              <w:t>{ Write</w:t>
-            </w:r>
-            <w:proofErr w:type="gramEnd"/>
-            <w:r>
-              <w:rPr>
-                <w:rFonts w:ascii="Courier New" w:hAnsi="Courier New" w:cs="Courier New"/>
-                <w:sz w:val="24"/>
-                <w:szCs w:val="24"/>
-                <w:lang w:val="en-US"/>
-              </w:rPr>
-              <w:t>-Host "</w:t>
-            </w:r>
-            <w:r>
-              <w:rPr>
-                <w:rFonts w:ascii="Courier New" w:hAnsi="Courier New" w:cs="Courier New"/>
-                <w:sz w:val="24"/>
-                <w:szCs w:val="24"/>
-              </w:rPr>
-              <w:t>Ошибка</w:t>
-            </w:r>
-            <w:r>
-              <w:rPr>
-                <w:rFonts w:ascii="Courier New" w:hAnsi="Courier New" w:cs="Courier New"/>
-                <w:sz w:val="24"/>
-                <w:szCs w:val="24"/>
-                <w:lang w:val="en-US"/>
-              </w:rPr>
-              <w:t xml:space="preserve">: </w:t>
-            </w:r>
-            <w:r>
-              <w:rPr>
-                <w:rFonts w:ascii="Courier New" w:hAnsi="Courier New" w:cs="Courier New"/>
-                <w:sz w:val="24"/>
-                <w:szCs w:val="24"/>
-              </w:rPr>
-              <w:t>число</w:t>
-            </w:r>
-            <w:r>
-              <w:rPr>
-                <w:rFonts w:ascii="Courier New" w:hAnsi="Courier New" w:cs="Courier New"/>
-                <w:sz w:val="24"/>
-                <w:szCs w:val="24"/>
-                <w:lang w:val="en-US"/>
-              </w:rPr>
-              <w:t xml:space="preserve"> </w:t>
-            </w:r>
-            <w:r>
-              <w:rPr>
-                <w:rFonts w:ascii="Courier New" w:hAnsi="Courier New" w:cs="Courier New"/>
-                <w:sz w:val="24"/>
-                <w:szCs w:val="24"/>
-              </w:rPr>
-              <w:t>должно</w:t>
-            </w:r>
-            <w:r>
-              <w:rPr>
-                <w:rFonts w:ascii="Courier New" w:hAnsi="Courier New" w:cs="Courier New"/>
-                <w:sz w:val="24"/>
-                <w:szCs w:val="24"/>
-                <w:lang w:val="en-US"/>
-              </w:rPr>
-              <w:t xml:space="preserve"> </w:t>
-            </w:r>
-            <w:r>
-              <w:rPr>
-                <w:rFonts w:ascii="Courier New" w:hAnsi="Courier New" w:cs="Courier New"/>
-                <w:sz w:val="24"/>
-                <w:szCs w:val="24"/>
-              </w:rPr>
-              <w:t>быть</w:t>
-            </w:r>
-            <w:r>
-              <w:rPr>
-                <w:rFonts w:ascii="Courier New" w:hAnsi="Courier New" w:cs="Courier New"/>
-                <w:sz w:val="24"/>
-                <w:szCs w:val="24"/>
-                <w:lang w:val="en-US"/>
-              </w:rPr>
-              <w:t xml:space="preserve"> &gt; 0" -</w:t>
-            </w:r>
-            <w:proofErr w:type="spellStart"/>
-            <w:r>
-              <w:rPr>
-                <w:rFonts w:ascii="Courier New" w:hAnsi="Courier New" w:cs="Courier New"/>
-                <w:sz w:val="24"/>
-                <w:szCs w:val="24"/>
-                <w:lang w:val="en-US"/>
-              </w:rPr>
-              <w:t>ForegroundColor</w:t>
-            </w:r>
-            <w:proofErr w:type="spellEnd"/>
-            <w:r>
-              <w:rPr>
-                <w:rFonts w:ascii="Courier New" w:hAnsi="Courier New" w:cs="Courier New"/>
-                <w:sz w:val="24"/>
-                <w:szCs w:val="24"/>
-                <w:lang w:val="en-US"/>
-              </w:rPr>
-              <w:t xml:space="preserve"> </w:t>
-            </w:r>
-            <w:proofErr w:type="gramStart"/>
-            <w:r>
-              <w:rPr>
-                <w:rFonts w:ascii="Courier New" w:hAnsi="Courier New" w:cs="Courier New"/>
-                <w:sz w:val="24"/>
-                <w:szCs w:val="24"/>
-                <w:lang w:val="en-US"/>
-              </w:rPr>
-              <w:t>Red }</w:t>
-            </w:r>
-            <w:proofErr w:type="gramEnd"/>
-          </w:p>
-          <w:p>
-            <w:pPr>
-              <w:spacing w:after="0" w:line="240" w:lineRule="auto"/>
-              <w:jc w:val="both"/>
-              <w:rPr>
-                <w:rFonts w:ascii="Courier New" w:hAnsi="Courier New" w:cs="Courier New"/>
-                <w:sz w:val="24"/>
-                <w:szCs w:val="24"/>
-                <w:lang w:val="en-US"/>
-              </w:rPr>
-            </w:pPr>
-            <w:r>
-              <w:rPr>
-                <w:rFonts w:ascii="Courier New" w:hAnsi="Courier New" w:cs="Courier New"/>
-                <w:sz w:val="24"/>
-                <w:szCs w:val="24"/>
-                <w:lang w:val="en-US"/>
-              </w:rPr>
-              <w:t xml:space="preserve">            else </w:t>
-            </w:r>
-            <w:proofErr w:type="gramStart"/>
-            <w:r>
-              <w:rPr>
-                <w:rFonts w:ascii="Courier New" w:hAnsi="Courier New" w:cs="Courier New"/>
-                <w:sz w:val="24"/>
-                <w:szCs w:val="24"/>
-                <w:lang w:val="en-US"/>
-              </w:rPr>
-              <w:t>{ Write</w:t>
-            </w:r>
-            <w:proofErr w:type="gramEnd"/>
-            <w:r>
-              <w:rPr>
-                <w:rFonts w:ascii="Courier New" w:hAnsi="Courier New" w:cs="Courier New"/>
-                <w:sz w:val="24"/>
-                <w:szCs w:val="24"/>
-                <w:lang w:val="en-US"/>
-              </w:rPr>
-              <w:t>-Host " = $([math</w:t>
-            </w:r>
-            <w:proofErr w:type="gramStart"/>
-            <w:r>
-              <w:rPr>
-                <w:rFonts w:ascii="Courier New" w:hAnsi="Courier New" w:cs="Courier New"/>
-                <w:sz w:val="24"/>
-                <w:szCs w:val="24"/>
-                <w:lang w:val="en-US"/>
-              </w:rPr>
-              <w:t>]::</w:t>
-            </w:r>
-            <w:proofErr w:type="gramEnd"/>
-            <w:r>
-              <w:rPr>
-                <w:rFonts w:ascii="Courier New" w:hAnsi="Courier New" w:cs="Courier New"/>
-                <w:sz w:val="24"/>
-                <w:szCs w:val="24"/>
-                <w:lang w:val="en-US"/>
-              </w:rPr>
-              <w:t>Log($a))</w:t>
-            </w:r>
-            <w:proofErr w:type="gramStart"/>
-            <w:r>
-              <w:rPr>
-                <w:rFonts w:ascii="Courier New" w:hAnsi="Courier New" w:cs="Courier New"/>
-                <w:sz w:val="24"/>
-                <w:szCs w:val="24"/>
-                <w:lang w:val="en-US"/>
-              </w:rPr>
-              <w:t>" }</w:t>
-            </w:r>
-            <w:proofErr w:type="gramEnd"/>
-          </w:p>
-          <w:p>
-            <w:pPr>
-              <w:spacing w:after="0" w:line="240" w:lineRule="auto"/>
-              <w:jc w:val="both"/>
-              <w:rPr>
-                <w:rFonts w:ascii="Courier New" w:hAnsi="Courier New" w:cs="Courier New"/>
-                <w:sz w:val="24"/>
-                <w:szCs w:val="24"/>
-                <w:lang w:val="en-US"/>
-              </w:rPr>
-            </w:pPr>
-            <w:r>
-              <w:rPr>
-                <w:rFonts w:ascii="Courier New" w:hAnsi="Courier New" w:cs="Courier New"/>
-                <w:sz w:val="24"/>
-                <w:szCs w:val="24"/>
-                <w:lang w:val="en-US"/>
-              </w:rPr>
-              <w:t xml:space="preserve">        }</w:t>
-            </w:r>
-          </w:p>
-          <w:p>
-            <w:pPr>
-              <w:spacing w:after="0" w:line="240" w:lineRule="auto"/>
-              <w:jc w:val="both"/>
-              <w:rPr>
-                <w:rFonts w:ascii="Courier New" w:hAnsi="Courier New" w:cs="Courier New"/>
-                <w:sz w:val="24"/>
-                <w:szCs w:val="24"/>
-                <w:lang w:val="en-US"/>
-              </w:rPr>
-            </w:pPr>
-            <w:r>
-              <w:rPr>
-                <w:rFonts w:ascii="Courier New" w:hAnsi="Courier New" w:cs="Courier New"/>
-                <w:sz w:val="24"/>
-                <w:szCs w:val="24"/>
-                <w:lang w:val="en-US"/>
-              </w:rPr>
-              <w:t xml:space="preserve">        '12' {</w:t>
-            </w:r>
-          </w:p>
-          <w:p>
-            <w:pPr>
-              <w:spacing w:after="0" w:line="240" w:lineRule="auto"/>
-              <w:jc w:val="both"/>
-              <w:rPr>
-                <w:rFonts w:ascii="Courier New" w:hAnsi="Courier New" w:cs="Courier New"/>
-                <w:sz w:val="24"/>
-                <w:szCs w:val="24"/>
-                <w:lang w:val="en-US"/>
-              </w:rPr>
-            </w:pPr>
-            <w:r>
-              <w:rPr>
-                <w:rFonts w:ascii="Courier New" w:hAnsi="Courier New" w:cs="Courier New"/>
-                <w:sz w:val="24"/>
-                <w:szCs w:val="24"/>
-                <w:lang w:val="en-US"/>
-              </w:rPr>
-              <w:t xml:space="preserve">            $a = Read-Number "</w:t>
-            </w:r>
-            <w:r>
-              <w:rPr>
-                <w:rFonts w:ascii="Courier New" w:hAnsi="Courier New" w:cs="Courier New"/>
-                <w:sz w:val="24"/>
-                <w:szCs w:val="24"/>
-              </w:rPr>
-              <w:t>Введите</w:t>
-            </w:r>
-            <w:r>
-              <w:rPr>
-                <w:rFonts w:ascii="Courier New" w:hAnsi="Courier New" w:cs="Courier New"/>
-                <w:sz w:val="24"/>
-                <w:szCs w:val="24"/>
-                <w:lang w:val="en-US"/>
-              </w:rPr>
-              <w:t xml:space="preserve"> </w:t>
-            </w:r>
-            <w:r>
-              <w:rPr>
-                <w:rFonts w:ascii="Courier New" w:hAnsi="Courier New" w:cs="Courier New"/>
-                <w:sz w:val="24"/>
-                <w:szCs w:val="24"/>
-              </w:rPr>
-              <w:t>делимое</w:t>
-            </w:r>
-            <w:r>
-              <w:rPr>
-                <w:rFonts w:ascii="Courier New" w:hAnsi="Courier New" w:cs="Courier New"/>
-                <w:sz w:val="24"/>
-                <w:szCs w:val="24"/>
-                <w:lang w:val="en-US"/>
-              </w:rPr>
-              <w:t>"</w:t>
-            </w:r>
-          </w:p>
-          <w:p>
-            <w:pPr>
-              <w:spacing w:after="0" w:line="240" w:lineRule="auto"/>
-              <w:jc w:val="both"/>
-              <w:rPr>
-                <w:rFonts w:ascii="Courier New" w:hAnsi="Courier New" w:cs="Courier New"/>
-                <w:sz w:val="24"/>
-                <w:szCs w:val="24"/>
-              </w:rPr>
-            </w:pPr>
-            <w:r>
-              <w:rPr>
-                <w:rFonts w:ascii="Courier New" w:hAnsi="Courier New" w:cs="Courier New"/>
-                <w:sz w:val="24"/>
-                <w:szCs w:val="24"/>
-                <w:lang w:val="en-US"/>
-              </w:rPr>
-              <w:t xml:space="preserve">            </w:t>
-            </w:r>
-            <w:r>
-              <w:rPr>
-                <w:rFonts w:ascii="Courier New" w:hAnsi="Courier New" w:cs="Courier New"/>
-                <w:sz w:val="24"/>
-                <w:szCs w:val="24"/>
-              </w:rPr>
-              <w:t xml:space="preserve">$b = </w:t>
-            </w:r>
-            <w:proofErr w:type="spellStart"/>
-            <w:r>
-              <w:rPr>
-                <w:rFonts w:ascii="Courier New" w:hAnsi="Courier New" w:cs="Courier New"/>
-                <w:sz w:val="24"/>
-                <w:szCs w:val="24"/>
-              </w:rPr>
-              <w:t>Read</w:t>
-            </w:r>
-            <w:proofErr w:type="spellEnd"/>
-            <w:r>
-              <w:rPr>
-                <w:rFonts w:ascii="Courier New" w:hAnsi="Courier New" w:cs="Courier New"/>
-                <w:sz w:val="24"/>
-                <w:szCs w:val="24"/>
-              </w:rPr>
-              <w:t>-Number "Введите делитель"</w:t>
-            </w:r>
-          </w:p>
-          <w:p>
-            <w:pPr>
-              <w:spacing w:after="0" w:line="240" w:lineRule="auto"/>
-              <w:jc w:val="both"/>
-              <w:rPr>
-                <w:rFonts w:ascii="Courier New" w:hAnsi="Courier New" w:cs="Courier New"/>
-                <w:sz w:val="24"/>
-                <w:szCs w:val="24"/>
-                <w:lang w:val="en-US"/>
-              </w:rPr>
-            </w:pPr>
-            <w:r>
-              <w:rPr>
-                <w:rFonts w:ascii="Courier New" w:hAnsi="Courier New" w:cs="Courier New"/>
-                <w:sz w:val="24"/>
-                <w:szCs w:val="24"/>
-              </w:rPr>
-              <w:t xml:space="preserve">            </w:t>
-            </w:r>
-            <w:r>
-              <w:rPr>
-                <w:rFonts w:ascii="Courier New" w:hAnsi="Courier New" w:cs="Courier New"/>
-                <w:sz w:val="24"/>
-                <w:szCs w:val="24"/>
-                <w:lang w:val="en-US"/>
-              </w:rPr>
-              <w:t xml:space="preserve">if ($b -eq 0) </w:t>
-            </w:r>
-            <w:proofErr w:type="gramStart"/>
-            <w:r>
-              <w:rPr>
-                <w:rFonts w:ascii="Courier New" w:hAnsi="Courier New" w:cs="Courier New"/>
-                <w:sz w:val="24"/>
-                <w:szCs w:val="24"/>
-                <w:lang w:val="en-US"/>
-              </w:rPr>
-              <w:t>{ Write</w:t>
-            </w:r>
-            <w:proofErr w:type="gramEnd"/>
-            <w:r>
-              <w:rPr>
-                <w:rFonts w:ascii="Courier New" w:hAnsi="Courier New" w:cs="Courier New"/>
-                <w:sz w:val="24"/>
-                <w:szCs w:val="24"/>
-                <w:lang w:val="en-US"/>
-              </w:rPr>
-              <w:t>-Host "</w:t>
-            </w:r>
-            <w:r>
-              <w:rPr>
-                <w:rFonts w:ascii="Courier New" w:hAnsi="Courier New" w:cs="Courier New"/>
-                <w:sz w:val="24"/>
-                <w:szCs w:val="24"/>
-              </w:rPr>
-              <w:t>Ошибка</w:t>
-            </w:r>
-            <w:r>
-              <w:rPr>
-                <w:rFonts w:ascii="Courier New" w:hAnsi="Courier New" w:cs="Courier New"/>
-                <w:sz w:val="24"/>
-                <w:szCs w:val="24"/>
-                <w:lang w:val="en-US"/>
-              </w:rPr>
-              <w:t xml:space="preserve">: </w:t>
-            </w:r>
-            <w:r>
-              <w:rPr>
-                <w:rFonts w:ascii="Courier New" w:hAnsi="Courier New" w:cs="Courier New"/>
-                <w:sz w:val="24"/>
-                <w:szCs w:val="24"/>
-              </w:rPr>
-              <w:t>деление</w:t>
-            </w:r>
-            <w:r>
-              <w:rPr>
-                <w:rFonts w:ascii="Courier New" w:hAnsi="Courier New" w:cs="Courier New"/>
-                <w:sz w:val="24"/>
-                <w:szCs w:val="24"/>
-                <w:lang w:val="en-US"/>
-              </w:rPr>
-              <w:t xml:space="preserve"> </w:t>
-            </w:r>
-            <w:r>
-              <w:rPr>
-                <w:rFonts w:ascii="Courier New" w:hAnsi="Courier New" w:cs="Courier New"/>
-                <w:sz w:val="24"/>
-                <w:szCs w:val="24"/>
-              </w:rPr>
-              <w:t>на</w:t>
-            </w:r>
-            <w:r>
-              <w:rPr>
-                <w:rFonts w:ascii="Courier New" w:hAnsi="Courier New" w:cs="Courier New"/>
-                <w:sz w:val="24"/>
-                <w:szCs w:val="24"/>
-                <w:lang w:val="en-US"/>
-              </w:rPr>
-              <w:t xml:space="preserve"> </w:t>
-            </w:r>
-            <w:r>
-              <w:rPr>
-                <w:rFonts w:ascii="Courier New" w:hAnsi="Courier New" w:cs="Courier New"/>
-                <w:sz w:val="24"/>
-                <w:szCs w:val="24"/>
-              </w:rPr>
-              <w:t>ноль</w:t>
-            </w:r>
-            <w:r>
-              <w:rPr>
-                <w:rFonts w:ascii="Courier New" w:hAnsi="Courier New" w:cs="Courier New"/>
-                <w:sz w:val="24"/>
-                <w:szCs w:val="24"/>
-                <w:lang w:val="en-US"/>
-              </w:rPr>
-              <w:t>!" -</w:t>
-            </w:r>
-            <w:proofErr w:type="spellStart"/>
-            <w:r>
-              <w:rPr>
-                <w:rFonts w:ascii="Courier New" w:hAnsi="Courier New" w:cs="Courier New"/>
-                <w:sz w:val="24"/>
-                <w:szCs w:val="24"/>
-                <w:lang w:val="en-US"/>
-              </w:rPr>
-              <w:t>ForegroundColor</w:t>
-            </w:r>
-            <w:proofErr w:type="spellEnd"/>
-            <w:r>
-              <w:rPr>
-                <w:rFonts w:ascii="Courier New" w:hAnsi="Courier New" w:cs="Courier New"/>
-                <w:sz w:val="24"/>
-                <w:szCs w:val="24"/>
-                <w:lang w:val="en-US"/>
-              </w:rPr>
-              <w:t xml:space="preserve"> </w:t>
-            </w:r>
-            <w:proofErr w:type="gramStart"/>
-            <w:r>
-              <w:rPr>
-                <w:rFonts w:ascii="Courier New" w:hAnsi="Courier New" w:cs="Courier New"/>
-                <w:sz w:val="24"/>
-                <w:szCs w:val="24"/>
-                <w:lang w:val="en-US"/>
-              </w:rPr>
-              <w:t>Red }</w:t>
-            </w:r>
-            <w:proofErr w:type="gramEnd"/>
-          </w:p>
-          <w:p>
-            <w:pPr>
-              <w:spacing w:after="0" w:line="240" w:lineRule="auto"/>
-              <w:jc w:val="both"/>
-              <w:rPr>
-                <w:rFonts w:ascii="Courier New" w:hAnsi="Courier New" w:cs="Courier New"/>
-                <w:sz w:val="24"/>
-                <w:szCs w:val="24"/>
-                <w:lang w:val="en-US"/>
-              </w:rPr>
-            </w:pPr>
-            <w:r>
-              <w:rPr>
-                <w:rFonts w:ascii="Courier New" w:hAnsi="Courier New" w:cs="Courier New"/>
-                <w:sz w:val="24"/>
-                <w:szCs w:val="24"/>
-                <w:lang w:val="en-US"/>
-              </w:rPr>
-              <w:t xml:space="preserve">            else </w:t>
-            </w:r>
-            <w:proofErr w:type="gramStart"/>
-            <w:r>
-              <w:rPr>
-                <w:rFonts w:ascii="Courier New" w:hAnsi="Courier New" w:cs="Courier New"/>
-                <w:sz w:val="24"/>
-                <w:szCs w:val="24"/>
-                <w:lang w:val="en-US"/>
-              </w:rPr>
-              <w:t>{ Write</w:t>
-            </w:r>
-            <w:proofErr w:type="gramEnd"/>
-            <w:r>
-              <w:rPr>
-                <w:rFonts w:ascii="Courier New" w:hAnsi="Courier New" w:cs="Courier New"/>
-                <w:sz w:val="24"/>
-                <w:szCs w:val="24"/>
-                <w:lang w:val="en-US"/>
-              </w:rPr>
-              <w:t>-Host " = $($a % $b)</w:t>
-            </w:r>
-            <w:proofErr w:type="gramStart"/>
-            <w:r>
-              <w:rPr>
-                <w:rFonts w:ascii="Courier New" w:hAnsi="Courier New" w:cs="Courier New"/>
-                <w:sz w:val="24"/>
-                <w:szCs w:val="24"/>
-                <w:lang w:val="en-US"/>
-              </w:rPr>
-              <w:t>" }</w:t>
-            </w:r>
-            <w:proofErr w:type="gramEnd"/>
+              <w:t xml:space="preserve"> Red }</w:t>
+            </w:r>
+          </w:p>
+          <w:p>
+            <w:pPr>
+              <w:spacing w:after="0" w:line="240" w:lineRule="auto"/>
+              <w:jc w:val="both"/>
+              <w:rPr>
+                <w:rFonts w:ascii="Courier New" w:hAnsi="Courier New" w:cs="Courier New"/>
+                <w:sz w:val="24"/>
+                <w:szCs w:val="24"/>
+                <w:lang w:val="en-US"/>
+              </w:rPr>
+            </w:pPr>
+            <w:r>
+              <w:rPr>
+                <w:rFonts w:ascii="Courier New" w:hAnsi="Courier New" w:cs="Courier New"/>
+                <w:sz w:val="24"/>
+                <w:szCs w:val="24"/>
+                <w:lang w:val="en-US"/>
+              </w:rPr>
+              <w:t xml:space="preserve">            else { Write-Host " = $($a % $b)" }</w:t>
+            </w:r>
           </w:p>
           <w:p>
             <w:pPr>
@@ -12747,7 +11991,7 @@
                     <pic:cNvPicPr/>
                   </pic:nvPicPr>
                   <pic:blipFill>
-                    <a:blip r:embed="rId30"/>
+                    <a:blip r:embed="rId28"/>
                     <a:stretch>
                       <a:fillRect/>
                     </a:stretch>
@@ -12896,7 +12140,6 @@
               <w:t xml:space="preserve">function </w:t>
             </w:r>
             <w:proofErr w:type="spellStart"/>
-            <w:proofErr w:type="gramStart"/>
             <w:r>
               <w:rPr>
                 <w:rFonts w:ascii="Courier New" w:hAnsi="Courier New" w:cs="Courier New"/>
@@ -12914,17 +12157,7 @@
                 <w:szCs w:val="24"/>
                 <w:lang w:val="en-US"/>
               </w:rPr>
-              <w:t>(</w:t>
-            </w:r>
-            <w:proofErr w:type="gramEnd"/>
-            <w:r>
-              <w:rPr>
-                <w:rFonts w:ascii="Courier New" w:hAnsi="Courier New" w:cs="Courier New"/>
-                <w:sz w:val="24"/>
-                <w:szCs w:val="24"/>
-                <w:lang w:val="en-US"/>
-              </w:rPr>
-              <w:t>$number, $</w:t>
+              <w:t>($number, $</w:t>
             </w:r>
             <w:proofErr w:type="spellStart"/>
             <w:r>
@@ -12985,47 +12218,7 @@
                 <w:szCs w:val="24"/>
                 <w:lang w:val="en-US"/>
               </w:rPr>
-              <w:t xml:space="preserve"> = $($number*1.8+</w:t>
-            </w:r>
-            <w:proofErr w:type="gramStart"/>
-            <w:r>
-              <w:rPr>
-                <w:rFonts w:ascii="Courier New" w:hAnsi="Courier New" w:cs="Courier New"/>
-                <w:sz w:val="24"/>
-                <w:szCs w:val="24"/>
-                <w:lang w:val="en-US"/>
-              </w:rPr>
-              <w:t>32)F</w:t>
-            </w:r>
-            <w:proofErr w:type="gramEnd"/>
-            <w:r>
-              <w:rPr>
-                <w:rFonts w:ascii="Courier New" w:hAnsi="Courier New" w:cs="Courier New"/>
-                <w:sz w:val="24"/>
-                <w:szCs w:val="24"/>
-                <w:lang w:val="en-US"/>
-              </w:rPr>
-              <w:t xml:space="preserve"> = $($number+273.</w:t>
-            </w:r>
-            <w:proofErr w:type="gramStart"/>
-            <w:r>
-              <w:rPr>
-                <w:rFonts w:ascii="Courier New" w:hAnsi="Courier New" w:cs="Courier New"/>
-                <w:sz w:val="24"/>
-                <w:szCs w:val="24"/>
-                <w:lang w:val="en-US"/>
-              </w:rPr>
-              <w:t>15)K</w:t>
-            </w:r>
-            <w:proofErr w:type="gramEnd"/>
-            <w:r>
-              <w:rPr>
-                <w:rFonts w:ascii="Courier New" w:hAnsi="Courier New" w:cs="Courier New"/>
-                <w:sz w:val="24"/>
-                <w:szCs w:val="24"/>
-                <w:lang w:val="en-US"/>
-              </w:rPr>
-              <w:t>"</w:t>
+              <w:t xml:space="preserve"> = $($number*1.8+32)F = $($number+273.15)K"</w:t>
             </w:r>
           </w:p>
           <w:p>
@@ -13082,7 +12275,6 @@
               <w:t xml:space="preserve">function </w:t>
             </w:r>
             <w:proofErr w:type="spellStart"/>
-            <w:proofErr w:type="gramStart"/>
             <w:r>
               <w:rPr>
                 <w:rFonts w:ascii="Courier New" w:hAnsi="Courier New" w:cs="Courier New"/>
@@ -13100,17 +12292,7 @@
                 <w:szCs w:val="24"/>
                 <w:lang w:val="en-US"/>
               </w:rPr>
-              <w:t>(</w:t>
-            </w:r>
-            <w:proofErr w:type="gramEnd"/>
-            <w:r>
-              <w:rPr>
-                <w:rFonts w:ascii="Courier New" w:hAnsi="Courier New" w:cs="Courier New"/>
-                <w:sz w:val="24"/>
-                <w:szCs w:val="24"/>
-                <w:lang w:val="en-US"/>
-              </w:rPr>
-              <w:t>$number, $</w:t>
+              <w:t>($number, $</w:t>
             </w:r>
             <w:proofErr w:type="spellStart"/>
             <w:r>
@@ -13171,87 +12353,7 @@
                 <w:szCs w:val="24"/>
                 <w:lang w:val="en-US"/>
               </w:rPr>
-              <w:t xml:space="preserve"> = $(($number-</w:t>
-            </w:r>
-            <w:proofErr w:type="gramStart"/>
-            <w:r>
-              <w:rPr>
-                <w:rFonts w:ascii="Courier New" w:hAnsi="Courier New" w:cs="Courier New"/>
-                <w:sz w:val="24"/>
-                <w:szCs w:val="24"/>
-                <w:lang w:val="en-US"/>
-              </w:rPr>
-              <w:t>32)*</w:t>
-            </w:r>
-            <w:proofErr w:type="gramEnd"/>
-            <w:r>
-              <w:rPr>
-                <w:rFonts w:ascii="Courier New" w:hAnsi="Courier New" w:cs="Courier New"/>
-                <w:sz w:val="24"/>
-                <w:szCs w:val="24"/>
-                <w:lang w:val="en-US"/>
-              </w:rPr>
-              <w:t>5/</w:t>
-            </w:r>
-            <w:proofErr w:type="gramStart"/>
-            <w:r>
-              <w:rPr>
-                <w:rFonts w:ascii="Courier New" w:hAnsi="Courier New" w:cs="Courier New"/>
-                <w:sz w:val="24"/>
-                <w:szCs w:val="24"/>
-                <w:lang w:val="en-US"/>
-              </w:rPr>
-              <w:t>9)C</w:t>
-            </w:r>
-            <w:proofErr w:type="gramEnd"/>
-            <w:r>
-              <w:rPr>
-                <w:rFonts w:ascii="Courier New" w:hAnsi="Courier New" w:cs="Courier New"/>
-                <w:sz w:val="24"/>
-                <w:szCs w:val="24"/>
-                <w:lang w:val="en-US"/>
-              </w:rPr>
-              <w:t xml:space="preserve"> = $(($number-</w:t>
-            </w:r>
-            <w:proofErr w:type="gramStart"/>
-            <w:r>
-              <w:rPr>
-                <w:rFonts w:ascii="Courier New" w:hAnsi="Courier New" w:cs="Courier New"/>
-                <w:sz w:val="24"/>
-                <w:szCs w:val="24"/>
-                <w:lang w:val="en-US"/>
-              </w:rPr>
-              <w:t>32)*</w:t>
-            </w:r>
-            <w:proofErr w:type="gramEnd"/>
-            <w:r>
-              <w:rPr>
-                <w:rFonts w:ascii="Courier New" w:hAnsi="Courier New" w:cs="Courier New"/>
-                <w:sz w:val="24"/>
-                <w:szCs w:val="24"/>
-                <w:lang w:val="en-US"/>
-              </w:rPr>
-              <w:t>5/9+273.</w:t>
-            </w:r>
-            <w:proofErr w:type="gramStart"/>
-            <w:r>
-              <w:rPr>
-                <w:rFonts w:ascii="Courier New" w:hAnsi="Courier New" w:cs="Courier New"/>
-                <w:sz w:val="24"/>
-                <w:szCs w:val="24"/>
-                <w:lang w:val="en-US"/>
-              </w:rPr>
-              <w:t>15)K</w:t>
-            </w:r>
-            <w:proofErr w:type="gramEnd"/>
-            <w:r>
-              <w:rPr>
-                <w:rFonts w:ascii="Courier New" w:hAnsi="Courier New" w:cs="Courier New"/>
-                <w:sz w:val="24"/>
-                <w:szCs w:val="24"/>
-                <w:lang w:val="en-US"/>
-              </w:rPr>
-              <w:t>"</w:t>
+              <w:t xml:space="preserve"> = $(($number-32)*5/9)C = $(($number-32)*5/9+273.15)K"</w:t>
             </w:r>
           </w:p>
           <w:p>
@@ -13308,7 +12410,6 @@
               <w:t xml:space="preserve">function </w:t>
             </w:r>
             <w:proofErr w:type="spellStart"/>
-            <w:proofErr w:type="gramStart"/>
             <w:r>
               <w:rPr>
                 <w:rFonts w:ascii="Courier New" w:hAnsi="Courier New" w:cs="Courier New"/>
@@ -13326,17 +12427,7 @@
                 <w:szCs w:val="24"/>
                 <w:lang w:val="en-US"/>
               </w:rPr>
-              <w:t>(</w:t>
-            </w:r>
-            <w:proofErr w:type="gramEnd"/>
-            <w:r>
-              <w:rPr>
-                <w:rFonts w:ascii="Courier New" w:hAnsi="Courier New" w:cs="Courier New"/>
-                <w:sz w:val="24"/>
-                <w:szCs w:val="24"/>
-                <w:lang w:val="en-US"/>
-              </w:rPr>
-              <w:t>$number, $</w:t>
+              <w:t>($number, $</w:t>
             </w:r>
             <w:proofErr w:type="spellStart"/>
             <w:r>
@@ -13397,67 +12488,7 @@
                 <w:szCs w:val="24"/>
                 <w:lang w:val="en-US"/>
               </w:rPr>
-              <w:t xml:space="preserve"> = $($number-273.</w:t>
-            </w:r>
-            <w:proofErr w:type="gramStart"/>
-            <w:r>
-              <w:rPr>
-                <w:rFonts w:ascii="Courier New" w:hAnsi="Courier New" w:cs="Courier New"/>
-                <w:sz w:val="24"/>
-                <w:szCs w:val="24"/>
-                <w:lang w:val="en-US"/>
-              </w:rPr>
-              <w:t>15)C</w:t>
-            </w:r>
-            <w:proofErr w:type="gramEnd"/>
-            <w:r>
-              <w:rPr>
-                <w:rFonts w:ascii="Courier New" w:hAnsi="Courier New" w:cs="Courier New"/>
-                <w:sz w:val="24"/>
-                <w:szCs w:val="24"/>
-                <w:lang w:val="en-US"/>
-              </w:rPr>
-              <w:t xml:space="preserve"> = $(($number-273.</w:t>
-            </w:r>
-            <w:proofErr w:type="gramStart"/>
-            <w:r>
-              <w:rPr>
-                <w:rFonts w:ascii="Courier New" w:hAnsi="Courier New" w:cs="Courier New"/>
-                <w:sz w:val="24"/>
-                <w:szCs w:val="24"/>
-                <w:lang w:val="en-US"/>
-              </w:rPr>
-              <w:t>15)*</w:t>
-            </w:r>
-            <w:proofErr w:type="gramEnd"/>
-            <w:r>
-              <w:rPr>
-                <w:rFonts w:ascii="Courier New" w:hAnsi="Courier New" w:cs="Courier New"/>
-                <w:sz w:val="24"/>
-                <w:szCs w:val="24"/>
-                <w:lang w:val="en-US"/>
-              </w:rPr>
-              <w:t>9/5+</w:t>
-            </w:r>
-            <w:proofErr w:type="gramStart"/>
-            <w:r>
-              <w:rPr>
-                <w:rFonts w:ascii="Courier New" w:hAnsi="Courier New" w:cs="Courier New"/>
-                <w:sz w:val="24"/>
-                <w:szCs w:val="24"/>
-                <w:lang w:val="en-US"/>
-              </w:rPr>
-              <w:t>32)F</w:t>
-            </w:r>
-            <w:proofErr w:type="gramEnd"/>
-            <w:r>
-              <w:rPr>
-                <w:rFonts w:ascii="Courier New" w:hAnsi="Courier New" w:cs="Courier New"/>
-                <w:sz w:val="24"/>
-                <w:szCs w:val="24"/>
-                <w:lang w:val="en-US"/>
-              </w:rPr>
-              <w:t>"</w:t>
+              <w:t xml:space="preserve"> = $($number-273.15)C = $(($number-273.15)*9/5+32)F"</w:t>
             </w:r>
           </w:p>
           <w:p>
@@ -13636,20 +12667,9 @@
                 <w:szCs w:val="24"/>
                 <w:lang w:val="en-US"/>
               </w:rPr>
-              <w:t xml:space="preserve">    if ([string</w:t>
-            </w:r>
-            <w:proofErr w:type="gramStart"/>
-            <w:r>
-              <w:rPr>
-                <w:rFonts w:ascii="Courier New" w:hAnsi="Courier New" w:cs="Courier New"/>
-                <w:sz w:val="24"/>
-                <w:szCs w:val="24"/>
-                <w:lang w:val="en-US"/>
-              </w:rPr>
-              <w:t>]::</w:t>
+              <w:t xml:space="preserve">    if ([string]::</w:t>
             </w:r>
             <w:proofErr w:type="spellStart"/>
-            <w:proofErr w:type="gramEnd"/>
             <w:r>
               <w:rPr>
                 <w:rFonts w:ascii="Courier New" w:hAnsi="Courier New" w:cs="Courier New"/>
@@ -13874,7 +12894,6 @@
               <w:t xml:space="preserve">    $letter = $</w:t>
             </w:r>
             <w:proofErr w:type="spellStart"/>
-            <w:proofErr w:type="gramStart"/>
             <w:r>
               <w:rPr>
                 <w:rFonts w:ascii="Courier New" w:hAnsi="Courier New" w:cs="Courier New"/>
@@ -13892,17 +12911,7 @@
                 <w:szCs w:val="24"/>
                 <w:lang w:val="en-US"/>
               </w:rPr>
-              <w:t>[</w:t>
-            </w:r>
-            <w:proofErr w:type="gramEnd"/>
-            <w:r>
-              <w:rPr>
-                <w:rFonts w:ascii="Courier New" w:hAnsi="Courier New" w:cs="Courier New"/>
-                <w:sz w:val="24"/>
-                <w:szCs w:val="24"/>
-                <w:lang w:val="en-US"/>
-              </w:rPr>
-              <w:t>-1]</w:t>
+              <w:t>[-1]</w:t>
             </w:r>
           </w:p>
           <w:p>
@@ -14282,7 +13291,6 @@
               <w:t xml:space="preserve">    switch ($</w:t>
             </w:r>
             <w:proofErr w:type="spellStart"/>
-            <w:proofErr w:type="gramStart"/>
             <w:r>
               <w:rPr>
                 <w:rFonts w:ascii="Courier New" w:hAnsi="Courier New" w:cs="Courier New"/>
@@ -14293,7 +13301,6 @@
               <w:t>letter.ToUpper</w:t>
             </w:r>
             <w:proofErr w:type="spellEnd"/>
-            <w:proofErr w:type="gramEnd"/>
             <w:r>
               <w:rPr>
                 <w:rFonts w:ascii="Courier New" w:hAnsi="Courier New" w:cs="Courier New"/>
@@ -14322,17 +13329,7 @@
                 <w:szCs w:val="24"/>
                 <w:lang w:val="en-US"/>
               </w:rPr>
-              <w:t xml:space="preserve">        'C' </w:t>
-            </w:r>
-            <w:proofErr w:type="gramStart"/>
-            <w:r>
-              <w:rPr>
-                <w:rFonts w:ascii="Courier New" w:hAnsi="Courier New" w:cs="Courier New"/>
-                <w:sz w:val="24"/>
-                <w:szCs w:val="24"/>
-                <w:lang w:val="en-US"/>
-              </w:rPr>
-              <w:t xml:space="preserve">{ </w:t>
+              <w:t xml:space="preserve">        'C' { </w:t>
             </w:r>
             <w:proofErr w:type="spellStart"/>
             <w:r>
@@ -14345,7 +13342,6 @@
               <w:t>ifC</w:t>
             </w:r>
             <w:proofErr w:type="spellEnd"/>
-            <w:proofErr w:type="gramEnd"/>
             <w:r>
               <w:rPr>
                 <w:rFonts w:ascii="Courier New" w:hAnsi="Courier New" w:cs="Courier New"/>
@@ -14356,7 +13352,6 @@
               <w:t xml:space="preserve"> $number $</w:t>
             </w:r>
             <w:proofErr w:type="spellStart"/>
-            <w:proofErr w:type="gramStart"/>
             <w:r>
               <w:rPr>
                 <w:rFonts w:ascii="Courier New" w:hAnsi="Courier New" w:cs="Courier New"/>
@@ -14376,47 +13371,26 @@
               </w:rPr>
               <w:t xml:space="preserve"> }</w:t>
             </w:r>
-            <w:proofErr w:type="gramEnd"/>
-          </w:p>
-          <w:p>
-            <w:pPr>
-              <w:spacing w:after="0" w:line="240" w:lineRule="auto"/>
-              <w:jc w:val="both"/>
-              <w:rPr>
-                <w:rFonts w:ascii="Courier New" w:hAnsi="Courier New" w:cs="Courier New"/>
-                <w:sz w:val="24"/>
-                <w:szCs w:val="24"/>
-                <w:lang w:val="en-US"/>
-              </w:rPr>
-            </w:pPr>
-            <w:r>
-              <w:rPr>
-                <w:rFonts w:ascii="Courier New" w:hAnsi="Courier New" w:cs="Courier New"/>
-                <w:sz w:val="24"/>
-                <w:szCs w:val="24"/>
-                <w:lang w:val="en-US"/>
-              </w:rPr>
-              <w:t xml:space="preserve">        '</w:t>
-            </w:r>
-            <w:proofErr w:type="gramStart"/>
-            <w:r>
-              <w:rPr>
-                <w:rFonts w:ascii="Courier New" w:hAnsi="Courier New" w:cs="Courier New"/>
-                <w:sz w:val="24"/>
-                <w:szCs w:val="24"/>
-                <w:lang w:val="en-US"/>
-              </w:rPr>
-              <w:t>'  {</w:t>
-            </w:r>
-            <w:proofErr w:type="gramEnd"/>
-            <w:r>
-              <w:rPr>
-                <w:rFonts w:ascii="Courier New" w:hAnsi="Courier New" w:cs="Courier New"/>
-                <w:sz w:val="24"/>
-                <w:szCs w:val="24"/>
-                <w:lang w:val="en-US"/>
-              </w:rPr>
-              <w:t xml:space="preserve"> </w:t>
+          </w:p>
+          <w:p>
+            <w:pPr>
+              <w:spacing w:after="0" w:line="240" w:lineRule="auto"/>
+              <w:jc w:val="both"/>
+              <w:rPr>
+                <w:rFonts w:ascii="Courier New" w:hAnsi="Courier New" w:cs="Courier New"/>
+                <w:sz w:val="24"/>
+                <w:szCs w:val="24"/>
+                <w:lang w:val="en-US"/>
+              </w:rPr>
+            </w:pPr>
+            <w:r>
+              <w:rPr>
+                <w:rFonts w:ascii="Courier New" w:hAnsi="Courier New" w:cs="Courier New"/>
+                <w:sz w:val="24"/>
+                <w:szCs w:val="24"/>
+                <w:lang w:val="en-US"/>
+              </w:rPr>
+              <w:t xml:space="preserve">        ''  { </w:t>
             </w:r>
             <w:proofErr w:type="spellStart"/>
             <w:r>
@@ -14439,7 +13413,6 @@
               <w:t xml:space="preserve"> $number $</w:t>
             </w:r>
             <w:proofErr w:type="spellStart"/>
-            <w:proofErr w:type="gramStart"/>
             <w:r>
               <w:rPr>
                 <w:rFonts w:ascii="Courier New" w:hAnsi="Courier New" w:cs="Courier New"/>
@@ -14459,37 +13432,26 @@
               </w:rPr>
               <w:t xml:space="preserve"> }</w:t>
             </w:r>
-            <w:proofErr w:type="gramEnd"/>
-          </w:p>
-          <w:p>
-            <w:pPr>
-              <w:spacing w:after="0" w:line="240" w:lineRule="auto"/>
-              <w:jc w:val="both"/>
-              <w:rPr>
-                <w:rFonts w:ascii="Courier New" w:hAnsi="Courier New" w:cs="Courier New"/>
-                <w:sz w:val="24"/>
-                <w:szCs w:val="24"/>
-                <w:lang w:val="en-US"/>
-              </w:rPr>
-            </w:pPr>
-            <w:r>
-              <w:rPr>
-                <w:rFonts w:ascii="Courier New" w:hAnsi="Courier New" w:cs="Courier New"/>
-                <w:sz w:val="24"/>
-                <w:szCs w:val="24"/>
-                <w:lang w:val="en-US"/>
-              </w:rPr>
-              <w:t xml:space="preserve">        'F' </w:t>
-            </w:r>
-            <w:proofErr w:type="gramStart"/>
-            <w:r>
-              <w:rPr>
-                <w:rFonts w:ascii="Courier New" w:hAnsi="Courier New" w:cs="Courier New"/>
-                <w:sz w:val="24"/>
-                <w:szCs w:val="24"/>
-                <w:lang w:val="en-US"/>
-              </w:rPr>
-              <w:t xml:space="preserve">{ </w:t>
+          </w:p>
+          <w:p>
+            <w:pPr>
+              <w:spacing w:after="0" w:line="240" w:lineRule="auto"/>
+              <w:jc w:val="both"/>
+              <w:rPr>
+                <w:rFonts w:ascii="Courier New" w:hAnsi="Courier New" w:cs="Courier New"/>
+                <w:sz w:val="24"/>
+                <w:szCs w:val="24"/>
+                <w:lang w:val="en-US"/>
+              </w:rPr>
+            </w:pPr>
+            <w:r>
+              <w:rPr>
+                <w:rFonts w:ascii="Courier New" w:hAnsi="Courier New" w:cs="Courier New"/>
+                <w:sz w:val="24"/>
+                <w:szCs w:val="24"/>
+                <w:lang w:val="en-US"/>
+              </w:rPr>
+              <w:t xml:space="preserve">        'F' { </w:t>
             </w:r>
             <w:proofErr w:type="spellStart"/>
             <w:r>
@@ -14502,7 +13464,6 @@
               <w:t>ifF</w:t>
             </w:r>
             <w:proofErr w:type="spellEnd"/>
-            <w:proofErr w:type="gramEnd"/>
             <w:r>
               <w:rPr>
                 <w:rFonts w:ascii="Courier New" w:hAnsi="Courier New" w:cs="Courier New"/>
@@ -14513,7 +13474,6 @@
               <w:t xml:space="preserve"> $number $</w:t>
             </w:r>
             <w:proofErr w:type="spellStart"/>
-            <w:proofErr w:type="gramStart"/>
             <w:r>
               <w:rPr>
                 <w:rFonts w:ascii="Courier New" w:hAnsi="Courier New" w:cs="Courier New"/>
@@ -14533,37 +13493,26 @@
               </w:rPr>
               <w:t xml:space="preserve"> }</w:t>
             </w:r>
-            <w:proofErr w:type="gramEnd"/>
-          </w:p>
-          <w:p>
-            <w:pPr>
-              <w:spacing w:after="0" w:line="240" w:lineRule="auto"/>
-              <w:jc w:val="both"/>
-              <w:rPr>
-                <w:rFonts w:ascii="Courier New" w:hAnsi="Courier New" w:cs="Courier New"/>
-                <w:sz w:val="24"/>
-                <w:szCs w:val="24"/>
-                <w:lang w:val="en-US"/>
-              </w:rPr>
-            </w:pPr>
-            <w:r>
-              <w:rPr>
-                <w:rFonts w:ascii="Courier New" w:hAnsi="Courier New" w:cs="Courier New"/>
-                <w:sz w:val="24"/>
-                <w:szCs w:val="24"/>
-                <w:lang w:val="en-US"/>
-              </w:rPr>
-              <w:t xml:space="preserve">        'K' </w:t>
-            </w:r>
-            <w:proofErr w:type="gramStart"/>
-            <w:r>
-              <w:rPr>
-                <w:rFonts w:ascii="Courier New" w:hAnsi="Courier New" w:cs="Courier New"/>
-                <w:sz w:val="24"/>
-                <w:szCs w:val="24"/>
-                <w:lang w:val="en-US"/>
-              </w:rPr>
-              <w:t xml:space="preserve">{ </w:t>
+          </w:p>
+          <w:p>
+            <w:pPr>
+              <w:spacing w:after="0" w:line="240" w:lineRule="auto"/>
+              <w:jc w:val="both"/>
+              <w:rPr>
+                <w:rFonts w:ascii="Courier New" w:hAnsi="Courier New" w:cs="Courier New"/>
+                <w:sz w:val="24"/>
+                <w:szCs w:val="24"/>
+                <w:lang w:val="en-US"/>
+              </w:rPr>
+            </w:pPr>
+            <w:r>
+              <w:rPr>
+                <w:rFonts w:ascii="Courier New" w:hAnsi="Courier New" w:cs="Courier New"/>
+                <w:sz w:val="24"/>
+                <w:szCs w:val="24"/>
+                <w:lang w:val="en-US"/>
+              </w:rPr>
+              <w:t xml:space="preserve">        'K' { </w:t>
             </w:r>
             <w:proofErr w:type="spellStart"/>
             <w:r>
@@ -14576,7 +13525,6 @@
               <w:t>ifK</w:t>
             </w:r>
             <w:proofErr w:type="spellEnd"/>
-            <w:proofErr w:type="gramEnd"/>
             <w:r>
               <w:rPr>
                 <w:rFonts w:ascii="Courier New" w:hAnsi="Courier New" w:cs="Courier New"/>
@@ -14587,7 +13535,6 @@
               <w:t xml:space="preserve"> $number $</w:t>
             </w:r>
             <w:proofErr w:type="spellStart"/>
-            <w:proofErr w:type="gramStart"/>
             <w:r>
               <w:rPr>
                 <w:rFonts w:ascii="Courier New" w:hAnsi="Courier New" w:cs="Courier New"/>
@@ -14607,47 +13554,26 @@
               </w:rPr>
               <w:t xml:space="preserve"> }</w:t>
             </w:r>
-            <w:proofErr w:type="gramEnd"/>
-          </w:p>
-          <w:p>
-            <w:pPr>
-              <w:spacing w:after="0" w:line="240" w:lineRule="auto"/>
-              <w:jc w:val="both"/>
-              <w:rPr>
-                <w:rFonts w:ascii="Courier New" w:hAnsi="Courier New" w:cs="Courier New"/>
-                <w:sz w:val="24"/>
-                <w:szCs w:val="24"/>
-                <w:lang w:val="en-US"/>
-              </w:rPr>
-            </w:pPr>
-            <w:r>
-              <w:rPr>
-                <w:rFonts w:ascii="Courier New" w:hAnsi="Courier New" w:cs="Courier New"/>
-                <w:sz w:val="24"/>
-                <w:szCs w:val="24"/>
-                <w:lang w:val="en-US"/>
-              </w:rPr>
-              <w:t xml:space="preserve">        default </w:t>
-            </w:r>
-            <w:proofErr w:type="gramStart"/>
-            <w:r>
-              <w:rPr>
-                <w:rFonts w:ascii="Courier New" w:hAnsi="Courier New" w:cs="Courier New"/>
-                <w:sz w:val="24"/>
-                <w:szCs w:val="24"/>
-                <w:lang w:val="en-US"/>
-              </w:rPr>
-              <w:t>{ Write</w:t>
-            </w:r>
-            <w:proofErr w:type="gramEnd"/>
-            <w:r>
-              <w:rPr>
-                <w:rFonts w:ascii="Courier New" w:hAnsi="Courier New" w:cs="Courier New"/>
-                <w:sz w:val="24"/>
-                <w:szCs w:val="24"/>
-                <w:lang w:val="en-US"/>
-              </w:rPr>
-              <w:t>-Host "Invalid choice!" -</w:t>
+          </w:p>
+          <w:p>
+            <w:pPr>
+              <w:spacing w:after="0" w:line="240" w:lineRule="auto"/>
+              <w:jc w:val="both"/>
+              <w:rPr>
+                <w:rFonts w:ascii="Courier New" w:hAnsi="Courier New" w:cs="Courier New"/>
+                <w:sz w:val="24"/>
+                <w:szCs w:val="24"/>
+                <w:lang w:val="en-US"/>
+              </w:rPr>
+            </w:pPr>
+            <w:r>
+              <w:rPr>
+                <w:rFonts w:ascii="Courier New" w:hAnsi="Courier New" w:cs="Courier New"/>
+                <w:sz w:val="24"/>
+                <w:szCs w:val="24"/>
+                <w:lang w:val="en-US"/>
+              </w:rPr>
+              <w:t xml:space="preserve">        default { Write-Host "Invalid choice!" -</w:t>
             </w:r>
             <w:proofErr w:type="spellStart"/>
             <w:r>
@@ -14667,19 +13593,8 @@
                 <w:szCs w:val="24"/>
                 <w:lang w:val="en-US"/>
               </w:rPr>
-              <w:t xml:space="preserve"> </w:t>
-            </w:r>
-            <w:proofErr w:type="gramStart"/>
-            <w:r>
-              <w:rPr>
-                <w:rFonts w:ascii="Courier New" w:hAnsi="Courier New" w:cs="Courier New"/>
-                <w:sz w:val="24"/>
-                <w:szCs w:val="24"/>
-                <w:lang w:val="en-US"/>
-              </w:rPr>
-              <w:t>Red }</w:t>
-            </w:r>
-            <w:proofErr w:type="gramEnd"/>
+              <w:t xml:space="preserve"> Red }</w:t>
+            </w:r>
           </w:p>
           <w:p>
             <w:pPr>
@@ -14801,7 +13716,7 @@
                     <pic:cNvPicPr/>
                   </pic:nvPicPr>
                   <pic:blipFill>
-                    <a:blip r:embed="rId31"/>
+                    <a:blip r:embed="rId29"/>
                     <a:stretch>
                       <a:fillRect/>
                     </a:stretch>
@@ -14955,7 +13870,7 @@
         </w:rPr>
         <w:t xml:space="preserve"> </w:t>
       </w:r>
-      <w:hyperlink r:id="rId32" w:history="1">
+      <w:hyperlink r:id="rId30" w:history="1">
         <w:r>
           <w:rPr>
             <w:rFonts w:ascii="Times New Roman" w:eastAsia="NSimSun" w:hAnsi="Times New Roman" w:cs="Arial"/>
@@ -15053,7 +13968,7 @@
                     <pic:cNvPicPr/>
                   </pic:nvPicPr>
                   <pic:blipFill>
-                    <a:blip r:embed="rId33"/>
+                    <a:blip r:embed="rId31"/>
                     <a:stretch>
                       <a:fillRect/>
                     </a:stretch>
@@ -15520,7 +14435,6 @@
               <w:t xml:space="preserve">using </w:t>
             </w:r>
             <w:proofErr w:type="spellStart"/>
-            <w:proofErr w:type="gramStart"/>
             <w:r>
               <w:rPr>
                 <w:rFonts w:ascii="Courier New" w:hAnsi="Courier New" w:cs="Courier New"/>
@@ -15531,7 +14445,6 @@
               <w:t>System.Management.Automation</w:t>
             </w:r>
             <w:proofErr w:type="spellEnd"/>
-            <w:proofErr w:type="gramEnd"/>
             <w:r>
               <w:rPr>
                 <w:rFonts w:ascii="Courier New" w:hAnsi="Courier New" w:cs="Courier New"/>
@@ -15616,7 +14529,6 @@
               <w:t xml:space="preserve">namespace </w:t>
             </w:r>
             <w:proofErr w:type="spellStart"/>
-            <w:proofErr w:type="gramStart"/>
             <w:r>
               <w:rPr>
                 <w:rFonts w:ascii="Courier New" w:hAnsi="Courier New" w:cs="Courier New"/>
@@ -15627,7 +14539,6 @@
               <w:t>Microsoft.PowerShell.Commands</w:t>
             </w:r>
             <w:proofErr w:type="spellEnd"/>
-            <w:proofErr w:type="gramEnd"/>
           </w:p>
           <w:p>
             <w:pPr>
@@ -15731,20 +14642,9 @@
                 <w:szCs w:val="24"/>
                 <w:lang w:val="en-US"/>
               </w:rPr>
-              <w:t xml:space="preserve">    [</w:t>
-            </w:r>
-            <w:proofErr w:type="gramStart"/>
-            <w:r>
-              <w:rPr>
-                <w:rFonts w:ascii="Courier New" w:hAnsi="Courier New" w:cs="Courier New"/>
-                <w:sz w:val="24"/>
-                <w:szCs w:val="24"/>
-                <w:lang w:val="en-US"/>
-              </w:rPr>
-              <w:t>Cmdlet(</w:t>
+              <w:t xml:space="preserve">    [Cmdlet(</w:t>
             </w:r>
             <w:proofErr w:type="spellStart"/>
-            <w:proofErr w:type="gramEnd"/>
             <w:r>
               <w:rPr>
                 <w:rFonts w:ascii="Courier New" w:hAnsi="Courier New" w:cs="Courier New"/>
@@ -15813,17 +14713,7 @@
                 <w:szCs w:val="24"/>
                 <w:lang w:val="en-US"/>
               </w:rPr>
-              <w:t>Print_</w:t>
-            </w:r>
-            <w:proofErr w:type="gramStart"/>
-            <w:r>
-              <w:rPr>
-                <w:rFonts w:ascii="Courier New" w:hAnsi="Courier New" w:cs="Courier New"/>
-                <w:sz w:val="24"/>
-                <w:szCs w:val="24"/>
-                <w:lang w:val="en-US"/>
-              </w:rPr>
-              <w:t>OsUser</w:t>
+              <w:t>Print_OsUser</w:t>
             </w:r>
             <w:proofErr w:type="spellEnd"/>
             <w:r>
@@ -15833,17 +14723,7 @@
                 <w:szCs w:val="24"/>
                 <w:lang w:val="en-US"/>
               </w:rPr>
-              <w:t xml:space="preserve"> :</w:t>
-            </w:r>
-            <w:proofErr w:type="gramEnd"/>
-            <w:r>
-              <w:rPr>
-                <w:rFonts w:ascii="Courier New" w:hAnsi="Courier New" w:cs="Courier New"/>
-                <w:sz w:val="24"/>
-                <w:szCs w:val="24"/>
-                <w:lang w:val="en-US"/>
-              </w:rPr>
-              <w:t xml:space="preserve"> Cmdlet</w:t>
+              <w:t xml:space="preserve"> : Cmdlet</w:t>
             </w:r>
           </w:p>
           <w:p>
@@ -15948,27 +14828,7 @@
                 <w:szCs w:val="24"/>
                 <w:lang w:val="en-US"/>
               </w:rPr>
-              <w:t xml:space="preserve">        [</w:t>
-            </w:r>
-            <w:proofErr w:type="gramStart"/>
-            <w:r>
-              <w:rPr>
-                <w:rFonts w:ascii="Courier New" w:hAnsi="Courier New" w:cs="Courier New"/>
-                <w:sz w:val="24"/>
-                <w:szCs w:val="24"/>
-                <w:lang w:val="en-US"/>
-              </w:rPr>
-              <w:t>Parameter(</w:t>
-            </w:r>
-            <w:proofErr w:type="gramEnd"/>
-            <w:r>
-              <w:rPr>
-                <w:rFonts w:ascii="Courier New" w:hAnsi="Courier New" w:cs="Courier New"/>
-                <w:sz w:val="24"/>
-                <w:szCs w:val="24"/>
-                <w:lang w:val="en-US"/>
-              </w:rPr>
-              <w:t>Mandatory = false)]</w:t>
+              <w:t xml:space="preserve">        [Parameter(Mandatory = false)]</w:t>
             </w:r>
           </w:p>
           <w:p>
@@ -16009,39 +14869,8 @@
                 <w:szCs w:val="24"/>
                 <w:lang w:val="en-US"/>
               </w:rPr>
-              <w:t xml:space="preserve"> Full </w:t>
-            </w:r>
-            <w:proofErr w:type="gramStart"/>
-            <w:r>
-              <w:rPr>
-                <w:rFonts w:ascii="Courier New" w:hAnsi="Courier New" w:cs="Courier New"/>
-                <w:sz w:val="24"/>
-                <w:szCs w:val="24"/>
-                <w:lang w:val="en-US"/>
-              </w:rPr>
-              <w:t>{ get</w:t>
-            </w:r>
-            <w:proofErr w:type="gramEnd"/>
-            <w:r>
-              <w:rPr>
-                <w:rFonts w:ascii="Courier New" w:hAnsi="Courier New" w:cs="Courier New"/>
-                <w:sz w:val="24"/>
-                <w:szCs w:val="24"/>
-                <w:lang w:val="en-US"/>
-              </w:rPr>
-              <w:t>; set</w:t>
-            </w:r>
-            <w:proofErr w:type="gramStart"/>
-            <w:r>
-              <w:rPr>
-                <w:rFonts w:ascii="Courier New" w:hAnsi="Courier New" w:cs="Courier New"/>
-                <w:sz w:val="24"/>
-                <w:szCs w:val="24"/>
-                <w:lang w:val="en-US"/>
-              </w:rPr>
-              <w:t>; }</w:t>
-            </w:r>
-            <w:proofErr w:type="gramEnd"/>
+              <w:t xml:space="preserve"> Full { get; set; }</w:t>
+            </w:r>
           </w:p>
           <w:p>
             <w:pPr>
@@ -16159,7 +14988,6 @@
               <w:t xml:space="preserve">        protected override void </w:t>
             </w:r>
             <w:proofErr w:type="spellStart"/>
-            <w:proofErr w:type="gramStart"/>
             <w:r>
               <w:rPr>
                 <w:rFonts w:ascii="Courier New" w:hAnsi="Courier New" w:cs="Courier New"/>
@@ -16177,17 +15005,7 @@
                 <w:szCs w:val="24"/>
                 <w:lang w:val="en-US"/>
               </w:rPr>
-              <w:t>(</w:t>
-            </w:r>
-            <w:proofErr w:type="gramEnd"/>
-            <w:r>
-              <w:rPr>
-                <w:rFonts w:ascii="Courier New" w:hAnsi="Courier New" w:cs="Courier New"/>
-                <w:sz w:val="24"/>
-                <w:szCs w:val="24"/>
-                <w:lang w:val="en-US"/>
-              </w:rPr>
-              <w:t>)</w:t>
+              <w:t>()</w:t>
             </w:r>
           </w:p>
           <w:p>
@@ -16974,7 +15792,7 @@
                     <pic:cNvPicPr/>
                   </pic:nvPicPr>
                   <pic:blipFill>
-                    <a:blip r:embed="rId34"/>
+                    <a:blip r:embed="rId32"/>
                     <a:stretch>
                       <a:fillRect/>
                     </a:stretch>
@@ -18477,25 +17295,14 @@
                 <w:lang w:val="en-US"/>
               </w:rPr>
             </w:pPr>
-            <w:proofErr w:type="gramStart"/>
-            <w:r>
-              <w:rPr>
-                <w:rFonts w:ascii="Courier New" w:hAnsi="Courier New" w:cs="Courier New"/>
-                <w:sz w:val="24"/>
-                <w:szCs w:val="24"/>
-                <w:lang w:val="en-US"/>
-              </w:rPr>
-              <w:t>#!/</w:t>
-            </w:r>
-            <w:proofErr w:type="gramEnd"/>
-            <w:r>
-              <w:rPr>
-                <w:rFonts w:ascii="Courier New" w:hAnsi="Courier New" w:cs="Courier New"/>
-                <w:sz w:val="24"/>
-                <w:szCs w:val="24"/>
-                <w:lang w:val="en-US"/>
-              </w:rPr>
-              <w:t>bin/bash</w:t>
+            <w:r>
+              <w:rPr>
+                <w:rFonts w:ascii="Courier New" w:hAnsi="Courier New" w:cs="Courier New"/>
+                <w:sz w:val="24"/>
+                <w:szCs w:val="24"/>
+                <w:lang w:val="en-US"/>
+              </w:rPr>
+              <w:t>#!/bin/bash</w:t>
             </w:r>
           </w:p>
           <w:p>
@@ -18629,25 +17436,14 @@
                 <w:lang w:val="en-US"/>
               </w:rPr>
             </w:pPr>
-            <w:proofErr w:type="gramStart"/>
-            <w:r>
-              <w:rPr>
-                <w:rFonts w:ascii="Courier New" w:hAnsi="Courier New" w:cs="Courier New"/>
-                <w:sz w:val="24"/>
-                <w:szCs w:val="24"/>
-                <w:lang w:val="en-US"/>
-              </w:rPr>
-              <w:t>#!/</w:t>
-            </w:r>
-            <w:proofErr w:type="gramEnd"/>
-            <w:r>
-              <w:rPr>
-                <w:rFonts w:ascii="Courier New" w:hAnsi="Courier New" w:cs="Courier New"/>
-                <w:sz w:val="24"/>
-                <w:szCs w:val="24"/>
-                <w:lang w:val="en-US"/>
-              </w:rPr>
-              <w:t>bin/bash</w:t>
+            <w:r>
+              <w:rPr>
+                <w:rFonts w:ascii="Courier New" w:hAnsi="Courier New" w:cs="Courier New"/>
+                <w:sz w:val="24"/>
+                <w:szCs w:val="24"/>
+                <w:lang w:val="en-US"/>
+              </w:rPr>
+              <w:t>#!/bin/bash</w:t>
             </w:r>
           </w:p>
           <w:p>
@@ -18889,27 +17685,7 @@
                 <w:szCs w:val="24"/>
                 <w:lang w:val="en-US"/>
               </w:rPr>
-              <w:t xml:space="preserve">echo "Last mod time </w:t>
-            </w:r>
-            <w:proofErr w:type="gramStart"/>
-            <w:r>
-              <w:rPr>
-                <w:rFonts w:ascii="Courier New" w:hAnsi="Courier New" w:cs="Courier New"/>
-                <w:sz w:val="24"/>
-                <w:szCs w:val="24"/>
-                <w:lang w:val="en-US"/>
-              </w:rPr>
-              <w:t>:) :</w:t>
-            </w:r>
-            <w:proofErr w:type="gramEnd"/>
-            <w:r>
-              <w:rPr>
-                <w:rFonts w:ascii="Courier New" w:hAnsi="Courier New" w:cs="Courier New"/>
-                <w:sz w:val="24"/>
-                <w:szCs w:val="24"/>
-                <w:lang w:val="en-US"/>
-              </w:rPr>
-              <w:t xml:space="preserve"> $time"</w:t>
+              <w:t>echo "Last mod time :) : $time"</w:t>
             </w:r>
           </w:p>
           <w:p>
@@ -18968,25 +17744,14 @@
                 <w:lang w:val="en-US"/>
               </w:rPr>
             </w:pPr>
-            <w:proofErr w:type="gramStart"/>
-            <w:r>
-              <w:rPr>
-                <w:rFonts w:ascii="Courier New" w:hAnsi="Courier New" w:cs="Courier New"/>
-                <w:sz w:val="24"/>
-                <w:szCs w:val="24"/>
-                <w:lang w:val="en-US"/>
-              </w:rPr>
-              <w:t>#!/</w:t>
-            </w:r>
-            <w:proofErr w:type="gramEnd"/>
-            <w:r>
-              <w:rPr>
-                <w:rFonts w:ascii="Courier New" w:hAnsi="Courier New" w:cs="Courier New"/>
-                <w:sz w:val="24"/>
-                <w:szCs w:val="24"/>
-                <w:lang w:val="en-US"/>
-              </w:rPr>
-              <w:t>bin/bash</w:t>
+            <w:r>
+              <w:rPr>
+                <w:rFonts w:ascii="Courier New" w:hAnsi="Courier New" w:cs="Courier New"/>
+                <w:sz w:val="24"/>
+                <w:szCs w:val="24"/>
+                <w:lang w:val="en-US"/>
+              </w:rPr>
+              <w:t>#!/bin/bash</w:t>
             </w:r>
           </w:p>
           <w:p>
@@ -19162,25 +17927,14 @@
                 <w:lang w:val="en-US"/>
               </w:rPr>
             </w:pPr>
-            <w:proofErr w:type="gramStart"/>
-            <w:r>
-              <w:rPr>
-                <w:rFonts w:ascii="Courier New" w:hAnsi="Courier New" w:cs="Courier New"/>
-                <w:sz w:val="24"/>
-                <w:szCs w:val="24"/>
-                <w:lang w:val="en-US"/>
-              </w:rPr>
-              <w:t>#!/</w:t>
-            </w:r>
-            <w:proofErr w:type="gramEnd"/>
-            <w:r>
-              <w:rPr>
-                <w:rFonts w:ascii="Courier New" w:hAnsi="Courier New" w:cs="Courier New"/>
-                <w:sz w:val="24"/>
-                <w:szCs w:val="24"/>
-                <w:lang w:val="en-US"/>
-              </w:rPr>
-              <w:t>bin/bash</w:t>
+            <w:r>
+              <w:rPr>
+                <w:rFonts w:ascii="Courier New" w:hAnsi="Courier New" w:cs="Courier New"/>
+                <w:sz w:val="24"/>
+                <w:szCs w:val="24"/>
+                <w:lang w:val="en-US"/>
+              </w:rPr>
+              <w:t>#!/bin/bash</w:t>
             </w:r>
           </w:p>
           <w:p>
@@ -19433,47 +18187,7 @@
                 <w:szCs w:val="24"/>
                 <w:lang w:val="en-US"/>
               </w:rPr>
-              <w:t>echo "(a-</w:t>
-            </w:r>
-            <w:proofErr w:type="gramStart"/>
-            <w:r>
-              <w:rPr>
-                <w:rFonts w:ascii="Courier New" w:hAnsi="Courier New" w:cs="Courier New"/>
-                <w:sz w:val="24"/>
-                <w:szCs w:val="24"/>
-                <w:lang w:val="en-US"/>
-              </w:rPr>
-              <w:t>b)*</w:t>
-            </w:r>
-            <w:proofErr w:type="gramEnd"/>
-            <w:r>
-              <w:rPr>
-                <w:rFonts w:ascii="Courier New" w:hAnsi="Courier New" w:cs="Courier New"/>
-                <w:sz w:val="24"/>
-                <w:szCs w:val="24"/>
-                <w:lang w:val="en-US"/>
-              </w:rPr>
-              <w:t>(b-</w:t>
-            </w:r>
-            <w:proofErr w:type="gramStart"/>
-            <w:r>
-              <w:rPr>
-                <w:rFonts w:ascii="Courier New" w:hAnsi="Courier New" w:cs="Courier New"/>
-                <w:sz w:val="24"/>
-                <w:szCs w:val="24"/>
-                <w:lang w:val="en-US"/>
-              </w:rPr>
-              <w:t>a)=</w:t>
-            </w:r>
-            <w:proofErr w:type="gramEnd"/>
-            <w:r>
-              <w:rPr>
-                <w:rFonts w:ascii="Courier New" w:hAnsi="Courier New" w:cs="Courier New"/>
-                <w:sz w:val="24"/>
-                <w:szCs w:val="24"/>
-                <w:lang w:val="en-US"/>
-              </w:rPr>
-              <w:t>$(((a-b) * (b-a)))"</w:t>
+              <w:t>echo "(a-b)*(b-a)=$(((a-b) * (b-a)))"</w:t>
             </w:r>
           </w:p>
           <w:p>
@@ -19532,25 +18246,14 @@
                 <w:lang w:val="en-US"/>
               </w:rPr>
             </w:pPr>
-            <w:proofErr w:type="gramStart"/>
-            <w:r>
-              <w:rPr>
-                <w:rFonts w:ascii="Courier New" w:hAnsi="Courier New" w:cs="Courier New"/>
-                <w:sz w:val="24"/>
-                <w:szCs w:val="24"/>
-                <w:lang w:val="en-US"/>
-              </w:rPr>
-              <w:t>#!/</w:t>
-            </w:r>
-            <w:proofErr w:type="gramEnd"/>
-            <w:r>
-              <w:rPr>
-                <w:rFonts w:ascii="Courier New" w:hAnsi="Courier New" w:cs="Courier New"/>
-                <w:sz w:val="24"/>
-                <w:szCs w:val="24"/>
-                <w:lang w:val="en-US"/>
-              </w:rPr>
-              <w:t>bin/bash</w:t>
+            <w:r>
+              <w:rPr>
+                <w:rFonts w:ascii="Courier New" w:hAnsi="Courier New" w:cs="Courier New"/>
+                <w:sz w:val="24"/>
+                <w:szCs w:val="24"/>
+                <w:lang w:val="en-US"/>
+              </w:rPr>
+              <w:t>#!/bin/bash</w:t>
             </w:r>
           </w:p>
           <w:p>
@@ -19637,47 +18340,7 @@
                 <w:szCs w:val="24"/>
                 <w:lang w:val="en-US"/>
               </w:rPr>
-              <w:t>if [ -z "$mode</w:t>
-            </w:r>
-            <w:proofErr w:type="gramStart"/>
-            <w:r>
-              <w:rPr>
-                <w:rFonts w:ascii="Courier New" w:hAnsi="Courier New" w:cs="Courier New"/>
-                <w:sz w:val="24"/>
-                <w:szCs w:val="24"/>
-                <w:lang w:val="en-US"/>
-              </w:rPr>
-              <w:t>" ]</w:t>
-            </w:r>
-            <w:proofErr w:type="gramEnd"/>
-            <w:r>
-              <w:rPr>
-                <w:rFonts w:ascii="Courier New" w:hAnsi="Courier New" w:cs="Courier New"/>
-                <w:sz w:val="24"/>
-                <w:szCs w:val="24"/>
-                <w:lang w:val="en-US"/>
-              </w:rPr>
-              <w:t xml:space="preserve"> &amp;&amp; [ -z "$filename</w:t>
-            </w:r>
-            <w:proofErr w:type="gramStart"/>
-            <w:r>
-              <w:rPr>
-                <w:rFonts w:ascii="Courier New" w:hAnsi="Courier New" w:cs="Courier New"/>
-                <w:sz w:val="24"/>
-                <w:szCs w:val="24"/>
-                <w:lang w:val="en-US"/>
-              </w:rPr>
-              <w:t>" ]</w:t>
-            </w:r>
-            <w:proofErr w:type="gramEnd"/>
-            <w:r>
-              <w:rPr>
-                <w:rFonts w:ascii="Courier New" w:hAnsi="Courier New" w:cs="Courier New"/>
-                <w:sz w:val="24"/>
-                <w:szCs w:val="24"/>
-                <w:lang w:val="en-US"/>
-              </w:rPr>
-              <w:t>; then</w:t>
+              <w:t>if [ -z "$mode" ] &amp;&amp; [ -z "$filename" ]; then</w:t>
             </w:r>
           </w:p>
           <w:p>
@@ -19793,27 +18456,7 @@
                 <w:szCs w:val="24"/>
                 <w:lang w:val="en-US"/>
               </w:rPr>
-              <w:t>if [ -z "$filename</w:t>
-            </w:r>
-            <w:proofErr w:type="gramStart"/>
-            <w:r>
-              <w:rPr>
-                <w:rFonts w:ascii="Courier New" w:hAnsi="Courier New" w:cs="Courier New"/>
-                <w:sz w:val="24"/>
-                <w:szCs w:val="24"/>
-                <w:lang w:val="en-US"/>
-              </w:rPr>
-              <w:t>" ]</w:t>
-            </w:r>
-            <w:proofErr w:type="gramEnd"/>
-            <w:r>
-              <w:rPr>
-                <w:rFonts w:ascii="Courier New" w:hAnsi="Courier New" w:cs="Courier New"/>
-                <w:sz w:val="24"/>
-                <w:szCs w:val="24"/>
-                <w:lang w:val="en-US"/>
-              </w:rPr>
-              <w:t>; then</w:t>
+              <w:t>if [ -z "$filename" ]; then</w:t>
             </w:r>
           </w:p>
           <w:p>
@@ -19993,27 +18636,7 @@
                 <w:lang w:val="en-US"/>
               </w:rPr>
               <w:lastRenderedPageBreak/>
-              <w:t xml:space="preserve">        if [ -e "$filename</w:t>
-            </w:r>
-            <w:proofErr w:type="gramStart"/>
-            <w:r>
-              <w:rPr>
-                <w:rFonts w:ascii="Courier New" w:hAnsi="Courier New" w:cs="Courier New"/>
-                <w:sz w:val="24"/>
-                <w:szCs w:val="24"/>
-                <w:lang w:val="en-US"/>
-              </w:rPr>
-              <w:t>" ]</w:t>
-            </w:r>
-            <w:proofErr w:type="gramEnd"/>
-            <w:r>
-              <w:rPr>
-                <w:rFonts w:ascii="Courier New" w:hAnsi="Courier New" w:cs="Courier New"/>
-                <w:sz w:val="24"/>
-                <w:szCs w:val="24"/>
-                <w:lang w:val="en-US"/>
-              </w:rPr>
-              <w:t>; then</w:t>
+              <w:t xml:space="preserve">        if [ -e "$filename" ]; then</w:t>
             </w:r>
           </w:p>
           <w:p>
@@ -20181,27 +18804,7 @@
                 <w:szCs w:val="24"/>
                 <w:lang w:val="en-US"/>
               </w:rPr>
-              <w:t xml:space="preserve">        if [ -e "$filename</w:t>
-            </w:r>
-            <w:proofErr w:type="gramStart"/>
-            <w:r>
-              <w:rPr>
-                <w:rFonts w:ascii="Courier New" w:hAnsi="Courier New" w:cs="Courier New"/>
-                <w:sz w:val="24"/>
-                <w:szCs w:val="24"/>
-                <w:lang w:val="en-US"/>
-              </w:rPr>
-              <w:t>" ]</w:t>
-            </w:r>
-            <w:proofErr w:type="gramEnd"/>
-            <w:r>
-              <w:rPr>
-                <w:rFonts w:ascii="Courier New" w:hAnsi="Courier New" w:cs="Courier New"/>
-                <w:sz w:val="24"/>
-                <w:szCs w:val="24"/>
-                <w:lang w:val="en-US"/>
-              </w:rPr>
-              <w:t>; then</w:t>
+              <w:t xml:space="preserve">        if [ -e "$filename" ]; then</w:t>
             </w:r>
           </w:p>
           <w:p>
@@ -20663,7 +19266,7 @@
                     <pic:cNvPicPr/>
                   </pic:nvPicPr>
                   <pic:blipFill>
-                    <a:blip r:embed="rId35"/>
+                    <a:blip r:embed="rId33"/>
                     <a:stretch>
                       <a:fillRect/>
                     </a:stretch>
@@ -20757,7 +19360,7 @@
                     <pic:cNvPicPr/>
                   </pic:nvPicPr>
                   <pic:blipFill>
-                    <a:blip r:embed="rId36"/>
+                    <a:blip r:embed="rId34"/>
                     <a:stretch>
                       <a:fillRect/>
                     </a:stretch>
@@ -20877,16 +19480,7 @@
           <w:sz w:val="28"/>
           <w:szCs w:val="28"/>
         </w:rPr>
-        <w:t xml:space="preserve">Переменные окружения – динамические значения, оказывающие существенное влияние на поведение программ и процессов в ОС посредством передачи какой-либо информации, содержащейся в ней, например, путь или конфигурация. В Linux, переменные окружения – часть процесса, и хранятся они в файлах </w:t>
-      </w:r>
-      <w:proofErr w:type="gramStart"/>
-      <w:r>
-        <w:rPr>
-          <w:rFonts w:ascii="Times New Roman" w:hAnsi="Times New Roman" w:cs="Times New Roman"/>
-          <w:sz w:val="28"/>
-          <w:szCs w:val="28"/>
-        </w:rPr>
-        <w:t>конфигурации .</w:t>
+        <w:t>Переменные окружения – динамические значения, оказывающие существенное влияние на поведение программ и процессов в ОС посредством передачи какой-либо информации, содержащейся в ней, например, путь или конфигурация. В Linux, переменные окружения – часть процесса, и хранятся они в файлах конфигурации .</w:t>
       </w:r>
       <w:proofErr w:type="spellStart"/>
       <w:r>
@@ -20898,7 +19492,6 @@
         <w:t>bashrc</w:t>
       </w:r>
       <w:proofErr w:type="spellEnd"/>
-      <w:proofErr w:type="gramEnd"/>
       <w:r>
         <w:rPr>
           <w:rFonts w:ascii="Times New Roman" w:hAnsi="Times New Roman" w:cs="Times New Roman"/>
@@ -20967,7 +19560,7 @@
                     <pic:cNvPicPr/>
                   </pic:nvPicPr>
                   <pic:blipFill>
-                    <a:blip r:embed="rId37"/>
+                    <a:blip r:embed="rId35"/>
                     <a:stretch>
                       <a:fillRect/>
                     </a:stretch>
@@ -21105,16 +19698,7 @@
           <w:sz w:val="28"/>
           <w:szCs w:val="28"/>
         </w:rPr>
-        <w:t xml:space="preserve">. Сохраняются переменные в Linux </w:t>
-      </w:r>
-      <w:proofErr w:type="gramStart"/>
-      <w:r>
-        <w:rPr>
-          <w:rFonts w:ascii="Times New Roman" w:hAnsi="Times New Roman" w:cs="Times New Roman"/>
-          <w:sz w:val="28"/>
-          <w:szCs w:val="28"/>
-        </w:rPr>
-        <w:t>в .</w:t>
+        <w:t>. Сохраняются переменные в Linux в .</w:t>
       </w:r>
       <w:proofErr w:type="spellStart"/>
       <w:r>
@@ -21126,7 +19710,6 @@
         <w:t>bashrc</w:t>
       </w:r>
       <w:proofErr w:type="spellEnd"/>
-      <w:proofErr w:type="gramEnd"/>
       <w:r>
         <w:rPr>
           <w:rFonts w:ascii="Times New Roman" w:hAnsi="Times New Roman" w:cs="Times New Roman"/>
@@ -21235,25 +19818,14 @@
                 <w:lang w:val="en-US"/>
               </w:rPr>
             </w:pPr>
-            <w:proofErr w:type="gramStart"/>
-            <w:r>
-              <w:rPr>
-                <w:rFonts w:ascii="Courier New" w:hAnsi="Courier New" w:cs="Courier New"/>
-                <w:sz w:val="24"/>
-                <w:szCs w:val="24"/>
-                <w:lang w:val="en-US"/>
-              </w:rPr>
-              <w:t>#!/</w:t>
-            </w:r>
-            <w:proofErr w:type="gramEnd"/>
-            <w:r>
-              <w:rPr>
-                <w:rFonts w:ascii="Courier New" w:hAnsi="Courier New" w:cs="Courier New"/>
-                <w:sz w:val="24"/>
-                <w:szCs w:val="24"/>
-                <w:lang w:val="en-US"/>
-              </w:rPr>
-              <w:t>bin/bash</w:t>
+            <w:r>
+              <w:rPr>
+                <w:rFonts w:ascii="Courier New" w:hAnsi="Courier New" w:cs="Courier New"/>
+                <w:sz w:val="24"/>
+                <w:szCs w:val="24"/>
+                <w:lang w:val="en-US"/>
+              </w:rPr>
+              <w:t>#!/bin/bash</w:t>
             </w:r>
           </w:p>
           <w:p>
@@ -21458,7 +20030,6 @@
               <w:t xml:space="preserve"> in "${</w:t>
             </w:r>
             <w:proofErr w:type="spellStart"/>
-            <w:proofErr w:type="gramStart"/>
             <w:r>
               <w:rPr>
                 <w:rFonts w:ascii="Courier New" w:hAnsi="Courier New" w:cs="Courier New"/>
@@ -21476,17 +20047,7 @@
                 <w:szCs w:val="24"/>
                 <w:lang w:val="en-US"/>
               </w:rPr>
-              <w:t>[</w:t>
-            </w:r>
-            <w:proofErr w:type="gramEnd"/>
-            <w:r>
-              <w:rPr>
-                <w:rFonts w:ascii="Courier New" w:hAnsi="Courier New" w:cs="Courier New"/>
-                <w:sz w:val="24"/>
-                <w:szCs w:val="24"/>
-                <w:lang w:val="en-US"/>
-              </w:rPr>
-              <w:t>@]}"; do</w:t>
+              <w:t>[@]}"; do</w:t>
             </w:r>
           </w:p>
           <w:p>
@@ -21520,25 +20081,14 @@
               <w:t>dir</w:t>
             </w:r>
             <w:proofErr w:type="spellEnd"/>
-            <w:proofErr w:type="gramStart"/>
-            <w:r>
-              <w:rPr>
-                <w:rFonts w:ascii="Courier New" w:hAnsi="Courier New" w:cs="Courier New"/>
-                <w:sz w:val="24"/>
-                <w:szCs w:val="24"/>
-                <w:lang w:val="en-US"/>
-              </w:rPr>
-              <w:t>" ]</w:t>
-            </w:r>
-            <w:proofErr w:type="gramEnd"/>
-            <w:r>
-              <w:rPr>
-                <w:rFonts w:ascii="Courier New" w:hAnsi="Courier New" w:cs="Courier New"/>
-                <w:sz w:val="24"/>
-                <w:szCs w:val="24"/>
-                <w:lang w:val="en-US"/>
-              </w:rPr>
-              <w:t>; then</w:t>
+            <w:r>
+              <w:rPr>
+                <w:rFonts w:ascii="Courier New" w:hAnsi="Courier New" w:cs="Courier New"/>
+                <w:sz w:val="24"/>
+                <w:szCs w:val="24"/>
+                <w:lang w:val="en-US"/>
+              </w:rPr>
+              <w:t>" ]; then</w:t>
             </w:r>
           </w:p>
           <w:p>
@@ -21600,68 +20150,28 @@
                 <w:szCs w:val="24"/>
                 <w:lang w:val="en-US"/>
               </w:rPr>
-              <w:t xml:space="preserve">   [ -f "$file</w:t>
-            </w:r>
-            <w:proofErr w:type="gramStart"/>
-            <w:r>
-              <w:rPr>
-                <w:rFonts w:ascii="Courier New" w:hAnsi="Courier New" w:cs="Courier New"/>
-                <w:sz w:val="24"/>
-                <w:szCs w:val="24"/>
-                <w:lang w:val="en-US"/>
-              </w:rPr>
-              <w:t>" ]</w:t>
-            </w:r>
-            <w:proofErr w:type="gramEnd"/>
-            <w:r>
-              <w:rPr>
-                <w:rFonts w:ascii="Courier New" w:hAnsi="Courier New" w:cs="Courier New"/>
-                <w:sz w:val="24"/>
-                <w:szCs w:val="24"/>
-                <w:lang w:val="en-US"/>
-              </w:rPr>
-              <w:t xml:space="preserve"> || continue</w:t>
-            </w:r>
-          </w:p>
-          <w:p>
-            <w:pPr>
-              <w:spacing w:after="0" w:line="240" w:lineRule="auto"/>
-              <w:jc w:val="both"/>
-              <w:rPr>
-                <w:rFonts w:ascii="Courier New" w:hAnsi="Courier New" w:cs="Courier New"/>
-                <w:sz w:val="24"/>
-                <w:szCs w:val="24"/>
-                <w:lang w:val="en-US"/>
-              </w:rPr>
-            </w:pPr>
-            <w:r>
-              <w:rPr>
-                <w:rFonts w:ascii="Courier New" w:hAnsi="Courier New" w:cs="Courier New"/>
-                <w:sz w:val="24"/>
-                <w:szCs w:val="24"/>
-                <w:lang w:val="en-US"/>
-              </w:rPr>
-              <w:t xml:space="preserve">   if [ -x "$file</w:t>
-            </w:r>
-            <w:proofErr w:type="gramStart"/>
-            <w:r>
-              <w:rPr>
-                <w:rFonts w:ascii="Courier New" w:hAnsi="Courier New" w:cs="Courier New"/>
-                <w:sz w:val="24"/>
-                <w:szCs w:val="24"/>
-                <w:lang w:val="en-US"/>
-              </w:rPr>
-              <w:t>" ]</w:t>
-            </w:r>
-            <w:proofErr w:type="gramEnd"/>
-            <w:r>
-              <w:rPr>
-                <w:rFonts w:ascii="Courier New" w:hAnsi="Courier New" w:cs="Courier New"/>
-                <w:sz w:val="24"/>
-                <w:szCs w:val="24"/>
-                <w:lang w:val="en-US"/>
-              </w:rPr>
-              <w:t>; then</w:t>
+              <w:t xml:space="preserve">   [ -f "$file" ] || continue</w:t>
+            </w:r>
+          </w:p>
+          <w:p>
+            <w:pPr>
+              <w:spacing w:after="0" w:line="240" w:lineRule="auto"/>
+              <w:jc w:val="both"/>
+              <w:rPr>
+                <w:rFonts w:ascii="Courier New" w:hAnsi="Courier New" w:cs="Courier New"/>
+                <w:sz w:val="24"/>
+                <w:szCs w:val="24"/>
+                <w:lang w:val="en-US"/>
+              </w:rPr>
+            </w:pPr>
+            <w:r>
+              <w:rPr>
+                <w:rFonts w:ascii="Courier New" w:hAnsi="Courier New" w:cs="Courier New"/>
+                <w:sz w:val="24"/>
+                <w:szCs w:val="24"/>
+                <w:lang w:val="en-US"/>
+              </w:rPr>
+              <w:t xml:space="preserve">   if [ -x "$file" ]; then</w:t>
             </w:r>
           </w:p>
           <w:p>
@@ -21923,27 +20433,7 @@
                 <w:szCs w:val="24"/>
                 <w:lang w:val="en-US"/>
               </w:rPr>
-              <w:t>echo "</w:t>
-            </w:r>
-            <w:proofErr w:type="gramStart"/>
-            <w:r>
-              <w:rPr>
-                <w:rFonts w:ascii="Courier New" w:hAnsi="Courier New" w:cs="Courier New"/>
-                <w:sz w:val="24"/>
-                <w:szCs w:val="24"/>
-                <w:lang w:val="en-US"/>
-              </w:rPr>
-              <w:t>Non-exec</w:t>
-            </w:r>
-            <w:proofErr w:type="gramEnd"/>
-            <w:r>
-              <w:rPr>
-                <w:rFonts w:ascii="Courier New" w:hAnsi="Courier New" w:cs="Courier New"/>
-                <w:sz w:val="24"/>
-                <w:szCs w:val="24"/>
-                <w:lang w:val="en-US"/>
-              </w:rPr>
-              <w:t>: $</w:t>
+              <w:t>echo "Non-exec: $</w:t>
             </w:r>
             <w:proofErr w:type="spellStart"/>
             <w:r>
@@ -22022,7 +20512,7 @@
                     <pic:cNvPicPr/>
                   </pic:nvPicPr>
                   <pic:blipFill>
-                    <a:blip r:embed="rId38"/>
+                    <a:blip r:embed="rId36"/>
                     <a:stretch>
                       <a:fillRect/>
                     </a:stretch>
@@ -22215,25 +20705,14 @@
                 <w:lang w:val="en-US"/>
               </w:rPr>
             </w:pPr>
-            <w:proofErr w:type="gramStart"/>
-            <w:r>
-              <w:rPr>
-                <w:rFonts w:ascii="Courier New" w:hAnsi="Courier New" w:cs="Courier New"/>
-                <w:sz w:val="24"/>
-                <w:szCs w:val="24"/>
-                <w:lang w:val="en-US"/>
-              </w:rPr>
-              <w:t>#!/</w:t>
-            </w:r>
-            <w:proofErr w:type="gramEnd"/>
-            <w:r>
-              <w:rPr>
-                <w:rFonts w:ascii="Courier New" w:hAnsi="Courier New" w:cs="Courier New"/>
-                <w:sz w:val="24"/>
-                <w:szCs w:val="24"/>
-                <w:lang w:val="en-US"/>
-              </w:rPr>
-              <w:t>bin/bash</w:t>
+            <w:r>
+              <w:rPr>
+                <w:rFonts w:ascii="Courier New" w:hAnsi="Courier New" w:cs="Courier New"/>
+                <w:sz w:val="24"/>
+                <w:szCs w:val="24"/>
+                <w:lang w:val="en-US"/>
+              </w:rPr>
+              <w:t>#!/bin/bash</w:t>
             </w:r>
           </w:p>
           <w:p>
@@ -22323,25 +20802,14 @@
               <w:t>dir</w:t>
             </w:r>
             <w:proofErr w:type="spellEnd"/>
-            <w:proofErr w:type="gramStart"/>
-            <w:r>
-              <w:rPr>
-                <w:rFonts w:ascii="Courier New" w:hAnsi="Courier New" w:cs="Courier New"/>
-                <w:sz w:val="24"/>
-                <w:szCs w:val="24"/>
-                <w:lang w:val="en-US"/>
-              </w:rPr>
-              <w:t>" ]</w:t>
-            </w:r>
-            <w:proofErr w:type="gramEnd"/>
-            <w:r>
-              <w:rPr>
-                <w:rFonts w:ascii="Courier New" w:hAnsi="Courier New" w:cs="Courier New"/>
-                <w:sz w:val="24"/>
-                <w:szCs w:val="24"/>
-                <w:lang w:val="en-US"/>
-              </w:rPr>
-              <w:t>; then</w:t>
+            <w:r>
+              <w:rPr>
+                <w:rFonts w:ascii="Courier New" w:hAnsi="Courier New" w:cs="Courier New"/>
+                <w:sz w:val="24"/>
+                <w:szCs w:val="24"/>
+                <w:lang w:val="en-US"/>
+              </w:rPr>
+              <w:t>" ]; then</w:t>
             </w:r>
           </w:p>
           <w:p>
@@ -22457,27 +20925,7 @@
                 <w:szCs w:val="24"/>
                 <w:lang w:val="en-US"/>
               </w:rPr>
-              <w:t xml:space="preserve">if </w:t>
-            </w:r>
-            <w:proofErr w:type="gramStart"/>
-            <w:r>
-              <w:rPr>
-                <w:rFonts w:ascii="Courier New" w:hAnsi="Courier New" w:cs="Courier New"/>
-                <w:sz w:val="24"/>
-                <w:szCs w:val="24"/>
-                <w:lang w:val="en-US"/>
-              </w:rPr>
-              <w:t>[ !</w:t>
-            </w:r>
-            <w:proofErr w:type="gramEnd"/>
-            <w:r>
-              <w:rPr>
-                <w:rFonts w:ascii="Courier New" w:hAnsi="Courier New" w:cs="Courier New"/>
-                <w:sz w:val="24"/>
-                <w:szCs w:val="24"/>
-                <w:lang w:val="en-US"/>
-              </w:rPr>
-              <w:t xml:space="preserve"> -d "$</w:t>
+              <w:t>if [ ! -d "$</w:t>
             </w:r>
             <w:proofErr w:type="spellStart"/>
             <w:r>
@@ -22490,25 +20938,14 @@
               <w:t>dir</w:t>
             </w:r>
             <w:proofErr w:type="spellEnd"/>
-            <w:proofErr w:type="gramStart"/>
-            <w:r>
-              <w:rPr>
-                <w:rFonts w:ascii="Courier New" w:hAnsi="Courier New" w:cs="Courier New"/>
-                <w:sz w:val="24"/>
-                <w:szCs w:val="24"/>
-                <w:lang w:val="en-US"/>
-              </w:rPr>
-              <w:t>" ]</w:t>
-            </w:r>
-            <w:proofErr w:type="gramEnd"/>
-            <w:r>
-              <w:rPr>
-                <w:rFonts w:ascii="Courier New" w:hAnsi="Courier New" w:cs="Courier New"/>
-                <w:sz w:val="24"/>
-                <w:szCs w:val="24"/>
-                <w:lang w:val="en-US"/>
-              </w:rPr>
-              <w:t>; then</w:t>
+            <w:r>
+              <w:rPr>
+                <w:rFonts w:ascii="Courier New" w:hAnsi="Courier New" w:cs="Courier New"/>
+                <w:sz w:val="24"/>
+                <w:szCs w:val="24"/>
+                <w:lang w:val="en-US"/>
+              </w:rPr>
+              <w:t>" ]; then</w:t>
             </w:r>
           </w:p>
           <w:p>
@@ -22665,27 +21102,7 @@
                 <w:szCs w:val="24"/>
                 <w:lang w:val="en-US"/>
               </w:rPr>
-              <w:t xml:space="preserve">    if [ -d "$item</w:t>
-            </w:r>
-            <w:proofErr w:type="gramStart"/>
-            <w:r>
-              <w:rPr>
-                <w:rFonts w:ascii="Courier New" w:hAnsi="Courier New" w:cs="Courier New"/>
-                <w:sz w:val="24"/>
-                <w:szCs w:val="24"/>
-                <w:lang w:val="en-US"/>
-              </w:rPr>
-              <w:t>" ]</w:t>
-            </w:r>
-            <w:proofErr w:type="gramEnd"/>
-            <w:r>
-              <w:rPr>
-                <w:rFonts w:ascii="Courier New" w:hAnsi="Courier New" w:cs="Courier New"/>
-                <w:sz w:val="24"/>
-                <w:szCs w:val="24"/>
-                <w:lang w:val="en-US"/>
-              </w:rPr>
-              <w:t>; then</w:t>
+              <w:t xml:space="preserve">    if [ -d "$item" ]; then</w:t>
             </w:r>
           </w:p>
           <w:p>
@@ -22808,27 +21225,7 @@
                 <w:szCs w:val="24"/>
                 <w:lang w:val="en-US"/>
               </w:rPr>
-              <w:t xml:space="preserve"> [ -f "$item</w:t>
-            </w:r>
-            <w:proofErr w:type="gramStart"/>
-            <w:r>
-              <w:rPr>
-                <w:rFonts w:ascii="Courier New" w:hAnsi="Courier New" w:cs="Courier New"/>
-                <w:sz w:val="24"/>
-                <w:szCs w:val="24"/>
-                <w:lang w:val="en-US"/>
-              </w:rPr>
-              <w:t>" ]</w:t>
-            </w:r>
-            <w:proofErr w:type="gramEnd"/>
-            <w:r>
-              <w:rPr>
-                <w:rFonts w:ascii="Courier New" w:hAnsi="Courier New" w:cs="Courier New"/>
-                <w:sz w:val="24"/>
-                <w:szCs w:val="24"/>
-                <w:lang w:val="en-US"/>
-              </w:rPr>
-              <w:t>; then</w:t>
+              <w:t xml:space="preserve"> [ -f "$item" ]; then</w:t>
             </w:r>
           </w:p>
           <w:p>
@@ -23003,27 +21400,7 @@
                 <w:szCs w:val="24"/>
                 <w:lang w:val="en-US"/>
               </w:rPr>
-              <w:t xml:space="preserve">        if </w:t>
-            </w:r>
-            <w:proofErr w:type="gramStart"/>
-            <w:r>
-              <w:rPr>
-                <w:rFonts w:ascii="Courier New" w:hAnsi="Courier New" w:cs="Courier New"/>
-                <w:sz w:val="24"/>
-                <w:szCs w:val="24"/>
-                <w:lang w:val="en-US"/>
-              </w:rPr>
-              <w:t>(( $</w:t>
-            </w:r>
-            <w:proofErr w:type="gramEnd"/>
-            <w:r>
-              <w:rPr>
-                <w:rFonts w:ascii="Courier New" w:hAnsi="Courier New" w:cs="Courier New"/>
-                <w:sz w:val="24"/>
-                <w:szCs w:val="24"/>
-                <w:lang w:val="en-US"/>
-              </w:rPr>
-              <w:t>(echo "$</w:t>
+              <w:t xml:space="preserve">        if (( $(echo "$</w:t>
             </w:r>
             <w:proofErr w:type="spellStart"/>
             <w:r>
@@ -23063,27 +21440,7 @@
                 <w:szCs w:val="24"/>
                 <w:lang w:val="en-US"/>
               </w:rPr>
-              <w:t xml:space="preserve"> -l</w:t>
-            </w:r>
-            <w:proofErr w:type="gramStart"/>
-            <w:r>
-              <w:rPr>
-                <w:rFonts w:ascii="Courier New" w:hAnsi="Courier New" w:cs="Courier New"/>
-                <w:sz w:val="24"/>
-                <w:szCs w:val="24"/>
-                <w:lang w:val="en-US"/>
-              </w:rPr>
-              <w:t>) )</w:t>
-            </w:r>
-            <w:proofErr w:type="gramEnd"/>
-            <w:r>
-              <w:rPr>
-                <w:rFonts w:ascii="Courier New" w:hAnsi="Courier New" w:cs="Courier New"/>
-                <w:sz w:val="24"/>
-                <w:szCs w:val="24"/>
-                <w:lang w:val="en-US"/>
-              </w:rPr>
-              <w:t>); then</w:t>
+              <w:t xml:space="preserve"> -l) )); then</w:t>
             </w:r>
           </w:p>
           <w:p>
@@ -23267,27 +21624,7 @@
                 <w:szCs w:val="24"/>
                 <w:lang w:val="en-US"/>
               </w:rPr>
-              <w:t xml:space="preserve">            if </w:t>
-            </w:r>
-            <w:proofErr w:type="gramStart"/>
-            <w:r>
-              <w:rPr>
-                <w:rFonts w:ascii="Courier New" w:hAnsi="Courier New" w:cs="Courier New"/>
-                <w:sz w:val="24"/>
-                <w:szCs w:val="24"/>
-                <w:lang w:val="en-US"/>
-              </w:rPr>
-              <w:t>(( $</w:t>
-            </w:r>
-            <w:proofErr w:type="gramEnd"/>
-            <w:r>
-              <w:rPr>
-                <w:rFonts w:ascii="Courier New" w:hAnsi="Courier New" w:cs="Courier New"/>
-                <w:sz w:val="24"/>
-                <w:szCs w:val="24"/>
-                <w:lang w:val="en-US"/>
-              </w:rPr>
-              <w:t>(echo "$</w:t>
+              <w:t xml:space="preserve">            if (( $(echo "$</w:t>
             </w:r>
             <w:proofErr w:type="spellStart"/>
             <w:r>
@@ -23327,27 +21664,7 @@
                 <w:szCs w:val="24"/>
                 <w:lang w:val="en-US"/>
               </w:rPr>
-              <w:t xml:space="preserve"> -l</w:t>
-            </w:r>
-            <w:proofErr w:type="gramStart"/>
-            <w:r>
-              <w:rPr>
-                <w:rFonts w:ascii="Courier New" w:hAnsi="Courier New" w:cs="Courier New"/>
-                <w:sz w:val="24"/>
-                <w:szCs w:val="24"/>
-                <w:lang w:val="en-US"/>
-              </w:rPr>
-              <w:t>) )</w:t>
-            </w:r>
-            <w:proofErr w:type="gramEnd"/>
-            <w:r>
-              <w:rPr>
-                <w:rFonts w:ascii="Courier New" w:hAnsi="Courier New" w:cs="Courier New"/>
-                <w:sz w:val="24"/>
-                <w:szCs w:val="24"/>
-                <w:lang w:val="en-US"/>
-              </w:rPr>
-              <w:t>); then</w:t>
+              <w:t xml:space="preserve"> -l) )); then</w:t>
             </w:r>
           </w:p>
           <w:p>
@@ -23740,7 +22057,7 @@
                     <pic:cNvPicPr/>
                   </pic:nvPicPr>
                   <pic:blipFill>
-                    <a:blip r:embed="rId39"/>
+                    <a:blip r:embed="rId37"/>
                     <a:stretch>
                       <a:fillRect/>
                     </a:stretch>
@@ -24326,27 +22643,7 @@
                 <w:szCs w:val="24"/>
                 <w:lang w:val="en-US"/>
               </w:rPr>
-              <w:t xml:space="preserve">#include </w:t>
-            </w:r>
-            <w:proofErr w:type="gramStart"/>
-            <w:r>
-              <w:rPr>
-                <w:rFonts w:ascii="Courier New" w:hAnsi="Courier New" w:cs="Courier New"/>
-                <w:sz w:val="24"/>
-                <w:szCs w:val="24"/>
-                <w:lang w:val="en-US"/>
-              </w:rPr>
-              <w:t>"..</w:t>
-            </w:r>
-            <w:proofErr w:type="gramEnd"/>
-            <w:r>
-              <w:rPr>
-                <w:rFonts w:ascii="Courier New" w:hAnsi="Courier New" w:cs="Courier New"/>
-                <w:sz w:val="24"/>
-                <w:szCs w:val="24"/>
-                <w:lang w:val="en-US"/>
-              </w:rPr>
-              <w:t>/</w:t>
+              <w:t>#include "../</w:t>
             </w:r>
             <w:proofErr w:type="spellStart"/>
             <w:r>
@@ -24510,27 +22807,7 @@
                 <w:szCs w:val="24"/>
                 <w:lang w:val="en-US"/>
               </w:rPr>
-              <w:t xml:space="preserve">#include </w:t>
-            </w:r>
-            <w:proofErr w:type="gramStart"/>
-            <w:r>
-              <w:rPr>
-                <w:rFonts w:ascii="Courier New" w:hAnsi="Courier New" w:cs="Courier New"/>
-                <w:sz w:val="24"/>
-                <w:szCs w:val="24"/>
-                <w:lang w:val="en-US"/>
-              </w:rPr>
-              <w:t>"..</w:t>
-            </w:r>
-            <w:proofErr w:type="gramEnd"/>
-            <w:r>
-              <w:rPr>
-                <w:rFonts w:ascii="Courier New" w:hAnsi="Courier New" w:cs="Courier New"/>
-                <w:sz w:val="24"/>
-                <w:szCs w:val="24"/>
-                <w:lang w:val="en-US"/>
-              </w:rPr>
-              <w:t>/</w:t>
+              <w:t>#include "../</w:t>
             </w:r>
             <w:proofErr w:type="spellStart"/>
             <w:r>
@@ -24571,27 +22848,7 @@
                 <w:szCs w:val="24"/>
                 <w:lang w:val="en-US"/>
               </w:rPr>
-              <w:t xml:space="preserve">#include </w:t>
-            </w:r>
-            <w:proofErr w:type="gramStart"/>
-            <w:r>
-              <w:rPr>
-                <w:rFonts w:ascii="Courier New" w:hAnsi="Courier New" w:cs="Courier New"/>
-                <w:sz w:val="24"/>
-                <w:szCs w:val="24"/>
-                <w:lang w:val="en-US"/>
-              </w:rPr>
-              <w:t>"..</w:t>
-            </w:r>
-            <w:proofErr w:type="gramEnd"/>
-            <w:r>
-              <w:rPr>
-                <w:rFonts w:ascii="Courier New" w:hAnsi="Courier New" w:cs="Courier New"/>
-                <w:sz w:val="24"/>
-                <w:szCs w:val="24"/>
-                <w:lang w:val="en-US"/>
-              </w:rPr>
-              <w:t>/</w:t>
+              <w:t>#include "../</w:t>
             </w:r>
             <w:proofErr w:type="spellStart"/>
             <w:r>
@@ -24866,7 +23123,6 @@
               <w:t xml:space="preserve">  </w:t>
             </w:r>
             <w:proofErr w:type="spellStart"/>
-            <w:proofErr w:type="gramStart"/>
             <w:r>
               <w:rPr>
                 <w:rFonts w:ascii="Courier New" w:hAnsi="Courier New" w:cs="Courier New"/>
@@ -24884,17 +23140,7 @@
                 <w:szCs w:val="24"/>
                 <w:lang w:val="en-US"/>
               </w:rPr>
-              <w:t>(</w:t>
-            </w:r>
-            <w:proofErr w:type="gramEnd"/>
-            <w:r>
-              <w:rPr>
-                <w:rFonts w:ascii="Courier New" w:hAnsi="Courier New" w:cs="Courier New"/>
-                <w:sz w:val="24"/>
-                <w:szCs w:val="24"/>
-                <w:lang w:val="en-US"/>
-              </w:rPr>
-              <w:t xml:space="preserve">"user-748c2f75 - </w:t>
+              <w:t xml:space="preserve">("user-748c2f75 - </w:t>
             </w:r>
             <w:proofErr w:type="spellStart"/>
             <w:r>
@@ -25389,7 +23635,7 @@
                     <pic:cNvPicPr/>
                   </pic:nvPicPr>
                   <pic:blipFill>
-                    <a:blip r:embed="rId40"/>
+                    <a:blip r:embed="rId38"/>
                     <a:stretch>
                       <a:fillRect/>
                     </a:stretch>
@@ -25505,7 +23751,6 @@
         <w:t>при сборке компилировал объектный файл (</w:t>
       </w:r>
       <w:proofErr w:type="spellStart"/>
-      <w:proofErr w:type="gramStart"/>
       <w:r>
         <w:rPr>
           <w:rFonts w:ascii="Times New Roman" w:hAnsi="Times New Roman" w:cs="Times New Roman"/>
@@ -25533,7 +23778,6 @@
         </w:rPr>
         <w:t>o</w:t>
       </w:r>
-      <w:proofErr w:type="gramEnd"/>
       <w:r>
         <w:rPr>
           <w:rFonts w:ascii="Times New Roman" w:hAnsi="Times New Roman" w:cs="Times New Roman"/>
@@ -25609,7 +23853,7 @@
                     <pic:cNvPicPr/>
                   </pic:nvPicPr>
                   <pic:blipFill>
-                    <a:blip r:embed="rId41"/>
+                    <a:blip r:embed="rId39"/>
                     <a:stretch>
                       <a:fillRect/>
                     </a:stretch>
@@ -25743,7 +23987,6 @@
         <w:t>ш</w:t>
       </w:r>
       <w:proofErr w:type="spellStart"/>
-      <w:proofErr w:type="gramStart"/>
       <w:r>
         <w:rPr>
           <w:rFonts w:ascii="Times New Roman" w:hAnsi="Times New Roman" w:cs="Times New Roman"/>
@@ -25771,7 +24014,6 @@
         </w:rPr>
         <w:t>o</w:t>
       </w:r>
-      <w:proofErr w:type="gramEnd"/>
       <w:r>
         <w:rPr>
           <w:rFonts w:ascii="Times New Roman" w:hAnsi="Times New Roman" w:cs="Times New Roman"/>
@@ -25874,7 +24116,7 @@
                     <pic:cNvPicPr/>
                   </pic:nvPicPr>
                   <pic:blipFill>
-                    <a:blip r:embed="rId42"/>
+                    <a:blip r:embed="rId40"/>
                     <a:stretch>
                       <a:fillRect/>
                     </a:stretch>
@@ -25999,7 +24241,7 @@
                     <pic:cNvPicPr/>
                   </pic:nvPicPr>
                   <pic:blipFill>
-                    <a:blip r:embed="rId43"/>
+                    <a:blip r:embed="rId41"/>
                     <a:stretch>
                       <a:fillRect/>
                     </a:stretch>
@@ -26304,7 +24546,7 @@
                     <pic:cNvPicPr/>
                   </pic:nvPicPr>
                   <pic:blipFill>
-                    <a:blip r:embed="rId44"/>
+                    <a:blip r:embed="rId42"/>
                     <a:stretch>
                       <a:fillRect/>
                     </a:stretch>
@@ -26415,7 +24657,7 @@
       </w:pPr>
     </w:p>
     <w:sectPr>
-      <w:headerReference w:type="default" r:id="rId45"/>
+      <w:headerReference w:type="default" r:id="rId43"/>
       <w:pgSz w:w="11906" w:h="16838"/>
       <w:pgMar w:top="1134" w:right="851" w:bottom="1134" w:left="1560" w:header="709" w:footer="709" w:gutter="0"/>
       <w:cols w:space="708"/>
